--- a/11-变流电路/02-逆变电路/飞跨电容逆变电路/飞跨电容逆变电路.docx
+++ b/11-变流电路/02-逆变电路/飞跨电容逆变电路/飞跨电容逆变电路.docx
@@ -3161,6 +3161,20 @@
     </w:p>
     <w:bookmarkEnd w:id="26"/>
     <w:bookmarkEnd w:id="27"/>
+    <w:p>
+      <w:pPr>
+        <w:spacing w:before="360"/>
+        <w:jc w:val="center"/>
+      </w:pPr>
+      <w:r>
+        <w:rPr>
+          <w:rFonts w:ascii="Times New Roman" w:hAnsi="Times New Roman"/>
+          <w:color w:val="555555"/>
+          <w:sz w:val="21"/>
+        </w:rPr>
+        <w:t>材料收集者：杜文杰</w:t>
+      </w:r>
+    </w:p>
     <w:sectPr>
       <w:headerReference r:id="rId9" w:type="default"/>
       <w:footerReference r:id="rId10" w:type="default"/>

--- a/11-变流电路/02-逆变电路/飞跨电容逆变电路/飞跨电容逆变电路.docx
+++ b/11-变流电路/02-逆变电路/飞跨电容逆变电路/飞跨电容逆变电路.docx
@@ -1,6 +1,6 @@
 
 <file path=word/document.xml><?xml version="1.0" encoding="utf-8"?>
-<w:document xmlns:w="http://schemas.openxmlformats.org/wordprocessingml/2006/main" xmlns:m="http://schemas.openxmlformats.org/officeDocument/2006/math" xmlns:r="http://schemas.openxmlformats.org/officeDocument/2006/relationships" xmlns:o="urn:schemas-microsoft-com:office:office" xmlns:v="urn:schemas-microsoft-com:vml" xmlns:w10="urn:schemas-microsoft-com:office:word" xmlns:a="http://schemas.openxmlformats.org/drawingml/2006/main" xmlns:pic="http://schemas.openxmlformats.org/drawingml/2006/picture" xmlns:wp="http://schemas.openxmlformats.org/drawingml/2006/wordprocessingDrawing">
+<w:document xmlns:m="http://schemas.openxmlformats.org/officeDocument/2006/math" xmlns:r="http://schemas.openxmlformats.org/officeDocument/2006/relationships" xmlns:w="http://schemas.openxmlformats.org/wordprocessingml/2006/main" xmlns:o="urn:schemas-microsoft-com:office:office" xmlns:v="urn:schemas-microsoft-com:vml" xmlns:w10="urn:schemas-microsoft-com:office:word" xmlns:a="http://schemas.openxmlformats.org/drawingml/2006/main" xmlns:pic="http://schemas.openxmlformats.org/drawingml/2006/picture" xmlns:wp="http://schemas.openxmlformats.org/drawingml/2006/wordprocessingDrawing">
   <w:body>
     <w:bookmarkStart w:id="27" w:name="飞跨电容逆变电路"/>
     <w:p>
@@ -9,7 +9,7 @@
       </w:pPr>
       <w:r>
         <w:rPr>
-          <w:rFonts w:hint="eastAsia"/>
+          <w:rFonts w:hint="eastAsia" w:eastAsia="黑体"/>
         </w:rPr>
         <w:t xml:space="preserve">飞跨电容逆变电路</w:t>
       </w:r>
@@ -21,7 +21,7 @@
       </w:pPr>
       <w:r>
         <w:rPr>
-          <w:rFonts w:hint="eastAsia"/>
+          <w:rFonts w:hint="eastAsia" w:eastAsia="黑体"/>
         </w:rPr>
         <w:t xml:space="preserve">拓扑描述</w:t>
       </w:r>
@@ -32,11 +32,14 @@
       </w:pPr>
       <w:r>
         <w:rPr>
-          <w:rFonts w:hint="eastAsia"/>
+          <w:rFonts w:hint="eastAsia" w:eastAsia="黑体"/>
         </w:rPr>
         <w:t xml:space="preserve">该电路由直流母线、每相多只串联功率开关管</w:t>
       </w:r>
       <w:r>
+        <w:rPr>
+          <w:rFonts w:eastAsia="黑体"/>
+        </w:rPr>
         <w:t xml:space="preserve"> </w:t>
       </w:r>
       <m:oMath>
@@ -54,6 +57,9 @@
         </m:sSub>
       </m:oMath>
       <w:r>
+        <w:rPr>
+          <w:rFonts w:eastAsia="黑体"/>
+        </w:rPr>
         <w:t xml:space="preserve">~</w:t>
       </w:r>
       <m:oMath>
@@ -72,20 +78,26 @@
       </m:oMath>
       <w:r>
         <w:rPr>
-          <w:rFonts w:hint="eastAsia"/>
+          <w:rFonts w:hint="eastAsia" w:eastAsia="黑体"/>
         </w:rPr>
         <w:t xml:space="preserve">（编号</w:t>
       </w:r>
       <w:r>
+        <w:rPr>
+          <w:rFonts w:eastAsia="黑体"/>
+        </w:rPr>
         <w:t xml:space="preserve"> </w:t>
       </w:r>
       <w:r>
         <w:rPr>
-          <w:rFonts w:hint="eastAsia"/>
+          <w:rFonts w:hint="eastAsia" w:eastAsia="黑体"/>
         </w:rPr>
         <w:t xml:space="preserve">T1~T4，IGBT/MOSFET）、跨接在开关节点间的飞跨电容</w:t>
       </w:r>
       <w:r>
+        <w:rPr>
+          <w:rFonts w:eastAsia="黑体"/>
+        </w:rPr>
         <w:t xml:space="preserve"> </w:t>
       </w:r>
       <m:oMath>
@@ -107,29 +119,38 @@
       </m:oMath>
       <w:r>
         <w:rPr>
-          <w:rFonts w:hint="eastAsia"/>
+          <w:rFonts w:hint="eastAsia" w:eastAsia="黑体"/>
         </w:rPr>
         <w:t xml:space="preserve">（编号</w:t>
       </w:r>
       <w:r>
+        <w:rPr>
+          <w:rFonts w:eastAsia="黑体"/>
+        </w:rPr>
         <w:t xml:space="preserve"> </w:t>
       </w:r>
       <w:r>
         <w:rPr>
-          <w:rFonts w:hint="eastAsia"/>
+          <w:rFonts w:hint="eastAsia" w:eastAsia="黑体"/>
         </w:rPr>
         <w:t xml:space="preserve">C1）及驱动与控制器</w:t>
       </w:r>
       <w:r>
+        <w:rPr>
+          <w:rFonts w:eastAsia="黑体"/>
+        </w:rPr>
         <w:t xml:space="preserve"> IC1 </w:t>
       </w:r>
       <w:r>
         <w:rPr>
-          <w:rFonts w:hint="eastAsia"/>
+          <w:rFonts w:hint="eastAsia" w:eastAsia="黑体"/>
         </w:rPr>
         <w:t xml:space="preserve">组成。关键节点定义如下：直流母线正节点</w:t>
       </w:r>
       <w:r>
+        <w:rPr>
+          <w:rFonts w:eastAsia="黑体"/>
+        </w:rPr>
         <w:t xml:space="preserve"> </w:t>
       </w:r>
       <m:oMath>
@@ -138,15 +159,21 @@
         </m:r>
       </m:oMath>
       <w:r>
+        <w:rPr>
+          <w:rFonts w:eastAsia="黑体"/>
+        </w:rPr>
         <w:t xml:space="preserve"> </w:t>
       </w:r>
       <w:r>
         <w:rPr>
-          <w:rFonts w:hint="eastAsia"/>
+          <w:rFonts w:hint="eastAsia" w:eastAsia="黑体"/>
         </w:rPr>
         <w:t xml:space="preserve">接最上端开关管</w:t>
       </w:r>
       <w:r>
+        <w:rPr>
+          <w:rFonts w:eastAsia="黑体"/>
+        </w:rPr>
         <w:t xml:space="preserve"> </w:t>
       </w:r>
       <m:oMath>
@@ -164,33 +191,45 @@
         </m:sSub>
       </m:oMath>
       <w:r>
+        <w:rPr>
+          <w:rFonts w:eastAsia="黑体"/>
+        </w:rPr>
         <w:t xml:space="preserve"> </w:t>
       </w:r>
       <w:r>
         <w:rPr>
-          <w:rFonts w:hint="eastAsia"/>
+          <w:rFonts w:hint="eastAsia" w:eastAsia="黑体"/>
         </w:rPr>
         <w:t xml:space="preserve">的集电极</w:t>
       </w:r>
       <w:r>
+        <w:rPr>
+          <w:rFonts w:eastAsia="黑体"/>
+        </w:rPr>
         <w:t xml:space="preserve"> </w:t>
       </w:r>
       <w:r>
         <w:rPr>
-          <w:rFonts w:hint="eastAsia"/>
+          <w:rFonts w:hint="eastAsia" w:eastAsia="黑体"/>
         </w:rPr>
         <w:t xml:space="preserve">C/漏极</w:t>
       </w:r>
       <w:r>
+        <w:rPr>
+          <w:rFonts w:eastAsia="黑体"/>
+        </w:rPr>
         <w:t xml:space="preserve"> </w:t>
       </w:r>
       <w:r>
         <w:rPr>
-          <w:rFonts w:hint="eastAsia"/>
+          <w:rFonts w:hint="eastAsia" w:eastAsia="黑体"/>
         </w:rPr>
         <w:t xml:space="preserve">D；直流母线负节点</w:t>
       </w:r>
       <w:r>
+        <w:rPr>
+          <w:rFonts w:eastAsia="黑体"/>
+        </w:rPr>
         <w:t xml:space="preserve"> </w:t>
       </w:r>
       <m:oMath>
@@ -199,15 +238,21 @@
         </m:r>
       </m:oMath>
       <w:r>
+        <w:rPr>
+          <w:rFonts w:eastAsia="黑体"/>
+        </w:rPr>
         <w:t xml:space="preserve"> </w:t>
       </w:r>
       <w:r>
         <w:rPr>
-          <w:rFonts w:hint="eastAsia"/>
+          <w:rFonts w:hint="eastAsia" w:eastAsia="黑体"/>
         </w:rPr>
         <w:t xml:space="preserve">接最下端开关管</w:t>
       </w:r>
       <w:r>
+        <w:rPr>
+          <w:rFonts w:eastAsia="黑体"/>
+        </w:rPr>
         <w:t xml:space="preserve"> </w:t>
       </w:r>
       <m:oMath>
@@ -225,33 +270,45 @@
         </m:sSub>
       </m:oMath>
       <w:r>
+        <w:rPr>
+          <w:rFonts w:eastAsia="黑体"/>
+        </w:rPr>
         <w:t xml:space="preserve"> </w:t>
       </w:r>
       <w:r>
         <w:rPr>
-          <w:rFonts w:hint="eastAsia"/>
+          <w:rFonts w:hint="eastAsia" w:eastAsia="黑体"/>
         </w:rPr>
         <w:t xml:space="preserve">的发射极</w:t>
       </w:r>
       <w:r>
+        <w:rPr>
+          <w:rFonts w:eastAsia="黑体"/>
+        </w:rPr>
         <w:t xml:space="preserve"> </w:t>
       </w:r>
       <w:r>
         <w:rPr>
-          <w:rFonts w:hint="eastAsia"/>
+          <w:rFonts w:hint="eastAsia" w:eastAsia="黑体"/>
         </w:rPr>
         <w:t xml:space="preserve">E/源极</w:t>
       </w:r>
       <w:r>
+        <w:rPr>
+          <w:rFonts w:eastAsia="黑体"/>
+        </w:rPr>
         <w:t xml:space="preserve"> </w:t>
       </w:r>
       <w:r>
         <w:rPr>
-          <w:rFonts w:hint="eastAsia"/>
+          <w:rFonts w:hint="eastAsia" w:eastAsia="黑体"/>
         </w:rPr>
         <w:t xml:space="preserve">S；上、下桥臂中点节点</w:t>
       </w:r>
       <w:r>
+        <w:rPr>
+          <w:rFonts w:eastAsia="黑体"/>
+        </w:rPr>
         <w:t xml:space="preserve"> </w:t>
       </w:r>
       <m:oMath>
@@ -269,6 +326,9 @@
         </m:sSub>
       </m:oMath>
       <w:r>
+        <w:rPr>
+          <w:rFonts w:eastAsia="黑体"/>
+        </w:rPr>
         <w:t xml:space="preserve">、</w:t>
       </w:r>
       <m:oMath>
@@ -286,15 +346,21 @@
         </m:sSub>
       </m:oMath>
       <w:r>
+        <w:rPr>
+          <w:rFonts w:eastAsia="黑体"/>
+        </w:rPr>
         <w:t xml:space="preserve"> </w:t>
       </w:r>
       <w:r>
         <w:rPr>
-          <w:rFonts w:hint="eastAsia"/>
+          <w:rFonts w:hint="eastAsia" w:eastAsia="黑体"/>
         </w:rPr>
         <w:t xml:space="preserve">是串联开关管</w:t>
       </w:r>
       <w:r>
+        <w:rPr>
+          <w:rFonts w:eastAsia="黑体"/>
+        </w:rPr>
         <w:t xml:space="preserve"> </w:t>
       </w:r>
       <m:oMath>
@@ -312,15 +378,21 @@
         </m:sSub>
       </m:oMath>
       <w:r>
+        <w:rPr>
+          <w:rFonts w:eastAsia="黑体"/>
+        </w:rPr>
         <w:t xml:space="preserve"> </w:t>
       </w:r>
       <w:r>
         <w:rPr>
-          <w:rFonts w:hint="eastAsia"/>
+          <w:rFonts w:hint="eastAsia" w:eastAsia="黑体"/>
         </w:rPr>
         <w:t xml:space="preserve">与</w:t>
       </w:r>
       <w:r>
+        <w:rPr>
+          <w:rFonts w:eastAsia="黑体"/>
+        </w:rPr>
         <w:t xml:space="preserve"> </w:t>
       </w:r>
       <m:oMath>
@@ -338,6 +410,9 @@
         </m:sSub>
       </m:oMath>
       <w:r>
+        <w:rPr>
+          <w:rFonts w:eastAsia="黑体"/>
+        </w:rPr>
         <w:t xml:space="preserve">、</w:t>
       </w:r>
       <m:oMath>
@@ -355,15 +430,21 @@
         </m:sSub>
       </m:oMath>
       <w:r>
+        <w:rPr>
+          <w:rFonts w:eastAsia="黑体"/>
+        </w:rPr>
         <w:t xml:space="preserve"> </w:t>
       </w:r>
       <w:r>
         <w:rPr>
-          <w:rFonts w:hint="eastAsia"/>
+          <w:rFonts w:hint="eastAsia" w:eastAsia="黑体"/>
         </w:rPr>
         <w:t xml:space="preserve">与</w:t>
       </w:r>
       <w:r>
+        <w:rPr>
+          <w:rFonts w:eastAsia="黑体"/>
+        </w:rPr>
         <w:t xml:space="preserve"> </w:t>
       </w:r>
       <m:oMath>
@@ -381,15 +462,21 @@
         </m:sSub>
       </m:oMath>
       <w:r>
+        <w:rPr>
+          <w:rFonts w:eastAsia="黑体"/>
+        </w:rPr>
         <w:t xml:space="preserve"> </w:t>
       </w:r>
       <w:r>
         <w:rPr>
-          <w:rFonts w:hint="eastAsia"/>
+          <w:rFonts w:hint="eastAsia" w:eastAsia="黑体"/>
         </w:rPr>
         <w:t xml:space="preserve">的连接点，飞跨电容</w:t>
       </w:r>
       <w:r>
+        <w:rPr>
+          <w:rFonts w:eastAsia="黑体"/>
+        </w:rPr>
         <w:t xml:space="preserve"> </w:t>
       </w:r>
       <m:oMath>
@@ -410,15 +497,21 @@
         </m:sSub>
       </m:oMath>
       <w:r>
+        <w:rPr>
+          <w:rFonts w:eastAsia="黑体"/>
+        </w:rPr>
         <w:t xml:space="preserve"> </w:t>
       </w:r>
       <w:r>
         <w:rPr>
-          <w:rFonts w:hint="eastAsia"/>
+          <w:rFonts w:hint="eastAsia" w:eastAsia="黑体"/>
         </w:rPr>
         <w:t xml:space="preserve">跨接在这两个开关节点之间；输出节点</w:t>
       </w:r>
       <w:r>
+        <w:rPr>
+          <w:rFonts w:eastAsia="黑体"/>
+        </w:rPr>
         <w:t xml:space="preserve"> </w:t>
       </w:r>
       <m:oMath>
@@ -442,15 +535,21 @@
         </m:sSub>
       </m:oMath>
       <w:r>
+        <w:rPr>
+          <w:rFonts w:eastAsia="黑体"/>
+        </w:rPr>
         <w:t xml:space="preserve"> </w:t>
       </w:r>
       <w:r>
         <w:rPr>
-          <w:rFonts w:hint="eastAsia"/>
+          <w:rFonts w:hint="eastAsia" w:eastAsia="黑体"/>
         </w:rPr>
         <w:t xml:space="preserve">是中间两管</w:t>
       </w:r>
       <w:r>
+        <w:rPr>
+          <w:rFonts w:eastAsia="黑体"/>
+        </w:rPr>
         <w:t xml:space="preserve"> </w:t>
       </w:r>
       <m:oMath>
@@ -468,15 +567,21 @@
         </m:sSub>
       </m:oMath>
       <w:r>
+        <w:rPr>
+          <w:rFonts w:eastAsia="黑体"/>
+        </w:rPr>
         <w:t xml:space="preserve"> </w:t>
       </w:r>
       <w:r>
         <w:rPr>
-          <w:rFonts w:hint="eastAsia"/>
+          <w:rFonts w:hint="eastAsia" w:eastAsia="黑体"/>
         </w:rPr>
         <w:t xml:space="preserve">与</w:t>
       </w:r>
       <w:r>
+        <w:rPr>
+          <w:rFonts w:eastAsia="黑体"/>
+        </w:rPr>
         <w:t xml:space="preserve"> </w:t>
       </w:r>
       <m:oMath>
@@ -494,11 +599,14 @@
         </m:sSub>
       </m:oMath>
       <w:r>
+        <w:rPr>
+          <w:rFonts w:eastAsia="黑体"/>
+        </w:rPr>
         <w:t xml:space="preserve"> </w:t>
       </w:r>
       <w:r>
         <w:rPr>
-          <w:rFonts w:hint="eastAsia"/>
+          <w:rFonts w:hint="eastAsia" w:eastAsia="黑体"/>
         </w:rPr>
         <w:t xml:space="preserve">的公共点，作为相输出端接负载。</w:t>
       </w:r>
@@ -507,11 +615,14 @@
       <w:pPr/>
       <w:r>
         <w:rPr>
-          <w:rFonts w:hint="eastAsia"/>
+          <w:rFonts w:hint="eastAsia" w:eastAsia="黑体"/>
         </w:rPr>
         <w:t xml:space="preserve">各元件管脚连接（以三电平单相为例，IGBT）：上管</w:t>
       </w:r>
       <w:r>
+        <w:rPr>
+          <w:rFonts w:eastAsia="黑体"/>
+        </w:rPr>
         <w:t xml:space="preserve"> </w:t>
       </w:r>
       <m:oMath>
@@ -529,24 +640,33 @@
         </m:sSub>
       </m:oMath>
       <w:r>
+        <w:rPr>
+          <w:rFonts w:eastAsia="黑体"/>
+        </w:rPr>
         <w:t xml:space="preserve"> </w:t>
       </w:r>
       <w:r>
         <w:rPr>
-          <w:rFonts w:hint="eastAsia"/>
+          <w:rFonts w:hint="eastAsia" w:eastAsia="黑体"/>
         </w:rPr>
         <w:t xml:space="preserve">的集电极</w:t>
       </w:r>
       <w:r>
+        <w:rPr>
+          <w:rFonts w:eastAsia="黑体"/>
+        </w:rPr>
         <w:t xml:space="preserve"> C </w:t>
       </w:r>
       <w:r>
         <w:rPr>
-          <w:rFonts w:hint="eastAsia"/>
+          <w:rFonts w:hint="eastAsia" w:eastAsia="黑体"/>
         </w:rPr>
         <w:t xml:space="preserve">接正节点</w:t>
       </w:r>
       <w:r>
+        <w:rPr>
+          <w:rFonts w:eastAsia="黑体"/>
+        </w:rPr>
         <w:t xml:space="preserve"> </w:t>
       </w:r>
       <m:oMath>
@@ -556,20 +676,26 @@
       </m:oMath>
       <w:r>
         <w:rPr>
-          <w:rFonts w:hint="eastAsia"/>
+          <w:rFonts w:hint="eastAsia" w:eastAsia="黑体"/>
         </w:rPr>
         <w:t xml:space="preserve">、发射极</w:t>
       </w:r>
       <w:r>
+        <w:rPr>
+          <w:rFonts w:eastAsia="黑体"/>
+        </w:rPr>
         <w:t xml:space="preserve"> E </w:t>
       </w:r>
       <w:r>
         <w:rPr>
-          <w:rFonts w:hint="eastAsia"/>
+          <w:rFonts w:hint="eastAsia" w:eastAsia="黑体"/>
         </w:rPr>
         <w:t xml:space="preserve">接开关节点</w:t>
       </w:r>
       <w:r>
+        <w:rPr>
+          <w:rFonts w:eastAsia="黑体"/>
+        </w:rPr>
         <w:t xml:space="preserve"> </w:t>
       </w:r>
       <m:oMath>
@@ -588,11 +714,14 @@
       </m:oMath>
       <w:r>
         <w:rPr>
-          <w:rFonts w:hint="eastAsia"/>
+          <w:rFonts w:hint="eastAsia" w:eastAsia="黑体"/>
         </w:rPr>
         <w:t xml:space="preserve">；管</w:t>
       </w:r>
       <w:r>
+        <w:rPr>
+          <w:rFonts w:eastAsia="黑体"/>
+        </w:rPr>
         <w:t xml:space="preserve"> </w:t>
       </w:r>
       <m:oMath>
@@ -610,24 +739,33 @@
         </m:sSub>
       </m:oMath>
       <w:r>
+        <w:rPr>
+          <w:rFonts w:eastAsia="黑体"/>
+        </w:rPr>
         <w:t xml:space="preserve"> </w:t>
       </w:r>
       <w:r>
         <w:rPr>
-          <w:rFonts w:hint="eastAsia"/>
+          <w:rFonts w:hint="eastAsia" w:eastAsia="黑体"/>
         </w:rPr>
         <w:t xml:space="preserve">的集电极</w:t>
       </w:r>
       <w:r>
+        <w:rPr>
+          <w:rFonts w:eastAsia="黑体"/>
+        </w:rPr>
         <w:t xml:space="preserve"> C </w:t>
       </w:r>
       <w:r>
         <w:rPr>
-          <w:rFonts w:hint="eastAsia"/>
+          <w:rFonts w:hint="eastAsia" w:eastAsia="黑体"/>
         </w:rPr>
         <w:t xml:space="preserve">接</w:t>
       </w:r>
       <w:r>
+        <w:rPr>
+          <w:rFonts w:eastAsia="黑体"/>
+        </w:rPr>
         <w:t xml:space="preserve"> </w:t>
       </w:r>
       <m:oMath>
@@ -646,20 +784,26 @@
       </m:oMath>
       <w:r>
         <w:rPr>
-          <w:rFonts w:hint="eastAsia"/>
+          <w:rFonts w:hint="eastAsia" w:eastAsia="黑体"/>
         </w:rPr>
         <w:t xml:space="preserve">、发射极</w:t>
       </w:r>
       <w:r>
+        <w:rPr>
+          <w:rFonts w:eastAsia="黑体"/>
+        </w:rPr>
         <w:t xml:space="preserve"> E </w:t>
       </w:r>
       <w:r>
         <w:rPr>
-          <w:rFonts w:hint="eastAsia"/>
+          <w:rFonts w:hint="eastAsia" w:eastAsia="黑体"/>
         </w:rPr>
         <w:t xml:space="preserve">接输出节点</w:t>
       </w:r>
       <w:r>
+        <w:rPr>
+          <w:rFonts w:eastAsia="黑体"/>
+        </w:rPr>
         <w:t xml:space="preserve"> </w:t>
       </w:r>
       <m:oMath>
@@ -684,11 +828,14 @@
       </m:oMath>
       <w:r>
         <w:rPr>
-          <w:rFonts w:hint="eastAsia"/>
+          <w:rFonts w:hint="eastAsia" w:eastAsia="黑体"/>
         </w:rPr>
         <w:t xml:space="preserve">；管</w:t>
       </w:r>
       <w:r>
+        <w:rPr>
+          <w:rFonts w:eastAsia="黑体"/>
+        </w:rPr>
         <w:t xml:space="preserve"> </w:t>
       </w:r>
       <m:oMath>
@@ -706,24 +853,33 @@
         </m:sSub>
       </m:oMath>
       <w:r>
+        <w:rPr>
+          <w:rFonts w:eastAsia="黑体"/>
+        </w:rPr>
         <w:t xml:space="preserve"> </w:t>
       </w:r>
       <w:r>
         <w:rPr>
-          <w:rFonts w:hint="eastAsia"/>
+          <w:rFonts w:hint="eastAsia" w:eastAsia="黑体"/>
         </w:rPr>
         <w:t xml:space="preserve">的集电极</w:t>
       </w:r>
       <w:r>
+        <w:rPr>
+          <w:rFonts w:eastAsia="黑体"/>
+        </w:rPr>
         <w:t xml:space="preserve"> C </w:t>
       </w:r>
       <w:r>
         <w:rPr>
-          <w:rFonts w:hint="eastAsia"/>
+          <w:rFonts w:hint="eastAsia" w:eastAsia="黑体"/>
         </w:rPr>
         <w:t xml:space="preserve">接</w:t>
       </w:r>
       <w:r>
+        <w:rPr>
+          <w:rFonts w:eastAsia="黑体"/>
+        </w:rPr>
         <w:t xml:space="preserve"> </w:t>
       </w:r>
       <m:oMath>
@@ -748,20 +904,26 @@
       </m:oMath>
       <w:r>
         <w:rPr>
-          <w:rFonts w:hint="eastAsia"/>
+          <w:rFonts w:hint="eastAsia" w:eastAsia="黑体"/>
         </w:rPr>
         <w:t xml:space="preserve">、发射极</w:t>
       </w:r>
       <w:r>
+        <w:rPr>
+          <w:rFonts w:eastAsia="黑体"/>
+        </w:rPr>
         <w:t xml:space="preserve"> E </w:t>
       </w:r>
       <w:r>
         <w:rPr>
-          <w:rFonts w:hint="eastAsia"/>
+          <w:rFonts w:hint="eastAsia" w:eastAsia="黑体"/>
         </w:rPr>
         <w:t xml:space="preserve">接开关节点</w:t>
       </w:r>
       <w:r>
+        <w:rPr>
+          <w:rFonts w:eastAsia="黑体"/>
+        </w:rPr>
         <w:t xml:space="preserve"> </w:t>
       </w:r>
       <m:oMath>
@@ -780,11 +942,14 @@
       </m:oMath>
       <w:r>
         <w:rPr>
-          <w:rFonts w:hint="eastAsia"/>
+          <w:rFonts w:hint="eastAsia" w:eastAsia="黑体"/>
         </w:rPr>
         <w:t xml:space="preserve">；下管</w:t>
       </w:r>
       <w:r>
+        <w:rPr>
+          <w:rFonts w:eastAsia="黑体"/>
+        </w:rPr>
         <w:t xml:space="preserve"> </w:t>
       </w:r>
       <m:oMath>
@@ -802,24 +967,33 @@
         </m:sSub>
       </m:oMath>
       <w:r>
+        <w:rPr>
+          <w:rFonts w:eastAsia="黑体"/>
+        </w:rPr>
         <w:t xml:space="preserve"> </w:t>
       </w:r>
       <w:r>
         <w:rPr>
-          <w:rFonts w:hint="eastAsia"/>
+          <w:rFonts w:hint="eastAsia" w:eastAsia="黑体"/>
         </w:rPr>
         <w:t xml:space="preserve">的集电极</w:t>
       </w:r>
       <w:r>
+        <w:rPr>
+          <w:rFonts w:eastAsia="黑体"/>
+        </w:rPr>
         <w:t xml:space="preserve"> C </w:t>
       </w:r>
       <w:r>
         <w:rPr>
-          <w:rFonts w:hint="eastAsia"/>
+          <w:rFonts w:hint="eastAsia" w:eastAsia="黑体"/>
         </w:rPr>
         <w:t xml:space="preserve">接</w:t>
       </w:r>
       <w:r>
+        <w:rPr>
+          <w:rFonts w:eastAsia="黑体"/>
+        </w:rPr>
         <w:t xml:space="preserve"> </w:t>
       </w:r>
       <m:oMath>
@@ -838,20 +1012,26 @@
       </m:oMath>
       <w:r>
         <w:rPr>
-          <w:rFonts w:hint="eastAsia"/>
+          <w:rFonts w:hint="eastAsia" w:eastAsia="黑体"/>
         </w:rPr>
         <w:t xml:space="preserve">、发射极</w:t>
       </w:r>
       <w:r>
+        <w:rPr>
+          <w:rFonts w:eastAsia="黑体"/>
+        </w:rPr>
         <w:t xml:space="preserve"> E </w:t>
       </w:r>
       <w:r>
         <w:rPr>
-          <w:rFonts w:hint="eastAsia"/>
+          <w:rFonts w:hint="eastAsia" w:eastAsia="黑体"/>
         </w:rPr>
         <w:t xml:space="preserve">接负节点</w:t>
       </w:r>
       <w:r>
+        <w:rPr>
+          <w:rFonts w:eastAsia="黑体"/>
+        </w:rPr>
         <w:t xml:space="preserve"> </w:t>
       </w:r>
       <m:oMath>
@@ -861,29 +1041,38 @@
       </m:oMath>
       <w:r>
         <w:rPr>
-          <w:rFonts w:hint="eastAsia"/>
+          <w:rFonts w:hint="eastAsia" w:eastAsia="黑体"/>
         </w:rPr>
         <w:t xml:space="preserve">；各管栅极</w:t>
       </w:r>
       <w:r>
+        <w:rPr>
+          <w:rFonts w:eastAsia="黑体"/>
+        </w:rPr>
         <w:t xml:space="preserve"> G </w:t>
       </w:r>
       <w:r>
         <w:rPr>
-          <w:rFonts w:hint="eastAsia"/>
+          <w:rFonts w:hint="eastAsia" w:eastAsia="黑体"/>
         </w:rPr>
         <w:t xml:space="preserve">分别接控制器</w:t>
       </w:r>
       <w:r>
+        <w:rPr>
+          <w:rFonts w:eastAsia="黑体"/>
+        </w:rPr>
         <w:t xml:space="preserve"> IC1 </w:t>
       </w:r>
       <w:r>
         <w:rPr>
-          <w:rFonts w:hint="eastAsia"/>
+          <w:rFonts w:hint="eastAsia" w:eastAsia="黑体"/>
         </w:rPr>
         <w:t xml:space="preserve">的对应驱动输出；飞跨电容</w:t>
       </w:r>
       <w:r>
+        <w:rPr>
+          <w:rFonts w:eastAsia="黑体"/>
+        </w:rPr>
         <w:t xml:space="preserve"> </w:t>
       </w:r>
       <m:oMath>
@@ -904,15 +1093,21 @@
         </m:sSub>
       </m:oMath>
       <w:r>
+        <w:rPr>
+          <w:rFonts w:eastAsia="黑体"/>
+        </w:rPr>
         <w:t xml:space="preserve"> </w:t>
       </w:r>
       <w:r>
         <w:rPr>
-          <w:rFonts w:hint="eastAsia"/>
+          <w:rFonts w:hint="eastAsia" w:eastAsia="黑体"/>
         </w:rPr>
         <w:t xml:space="preserve">一端接开关节点</w:t>
       </w:r>
       <w:r>
+        <w:rPr>
+          <w:rFonts w:eastAsia="黑体"/>
+        </w:rPr>
         <w:t xml:space="preserve"> </w:t>
       </w:r>
       <m:oMath>
@@ -931,11 +1126,14 @@
       </m:oMath>
       <w:r>
         <w:rPr>
-          <w:rFonts w:hint="eastAsia"/>
+          <w:rFonts w:hint="eastAsia" w:eastAsia="黑体"/>
         </w:rPr>
         <w:t xml:space="preserve">、另一端接开关节点</w:t>
       </w:r>
       <w:r>
+        <w:rPr>
+          <w:rFonts w:eastAsia="黑体"/>
+        </w:rPr>
         <w:t xml:space="preserve"> </w:t>
       </w:r>
       <m:oMath>
@@ -954,11 +1152,14 @@
       </m:oMath>
       <w:r>
         <w:rPr>
-          <w:rFonts w:hint="eastAsia"/>
+          <w:rFonts w:hint="eastAsia" w:eastAsia="黑体"/>
         </w:rPr>
         <w:t xml:space="preserve">；负载/后级滤波一端接输出节点</w:t>
       </w:r>
       <w:r>
+        <w:rPr>
+          <w:rFonts w:eastAsia="黑体"/>
+        </w:rPr>
         <w:t xml:space="preserve"> </w:t>
       </w:r>
       <m:oMath>
@@ -983,11 +1184,14 @@
       </m:oMath>
       <w:r>
         <w:rPr>
-          <w:rFonts w:hint="eastAsia"/>
+          <w:rFonts w:hint="eastAsia" w:eastAsia="黑体"/>
         </w:rPr>
         <w:t xml:space="preserve">、另一端接母线中性点或负节点</w:t>
       </w:r>
       <w:r>
+        <w:rPr>
+          <w:rFonts w:eastAsia="黑体"/>
+        </w:rPr>
         <w:t xml:space="preserve"> </w:t>
       </w:r>
       <m:oMath>
@@ -996,6 +1200,9 @@
         </m:r>
       </m:oMath>
       <w:r>
+        <w:rPr>
+          <w:rFonts w:eastAsia="黑体"/>
+        </w:rPr>
         <w:t xml:space="preserve">。</w:t>
       </w:r>
     </w:p>
@@ -1003,16 +1210,19 @@
       <w:pPr/>
       <w:r>
         <w:rPr>
-          <w:rFonts w:hint="eastAsia"/>
+          <w:rFonts w:hint="eastAsia" w:eastAsia="黑体"/>
         </w:rPr>
         <w:t xml:space="preserve">由此构成”多管串联</w:t>
       </w:r>
       <w:r>
+        <w:rPr>
+          <w:rFonts w:eastAsia="黑体"/>
+        </w:rPr>
         <w:t xml:space="preserve"> + </w:t>
       </w:r>
       <w:r>
         <w:rPr>
-          <w:rFonts w:hint="eastAsia"/>
+          <w:rFonts w:hint="eastAsia" w:eastAsia="黑体"/>
         </w:rPr>
         <w:t xml:space="preserve">飞跨电容分压”的多电平逆变组态，飞跨电容作为浮动电压源把母线电压分为多个中间电位，使输出在多个电平间切换，同时降低各开关管的电压应力。</w:t>
       </w:r>
@@ -1025,7 +1235,7 @@
       </w:pPr>
       <w:r>
         <w:rPr>
-          <w:rFonts w:hint="eastAsia"/>
+          <w:rFonts w:hint="eastAsia" w:eastAsia="黑体"/>
         </w:rPr>
         <w:t xml:space="preserve">工作原理</w:t>
       </w:r>
@@ -1036,11 +1246,14 @@
       </w:pPr>
       <w:r>
         <w:rPr>
-          <w:rFonts w:hint="eastAsia"/>
+          <w:rFonts w:hint="eastAsia" w:eastAsia="黑体"/>
         </w:rPr>
         <w:t xml:space="preserve">飞跨电容被周期性充放电，维持在母线电压的某个分数值（如</w:t>
       </w:r>
       <w:r>
+        <w:rPr>
+          <w:rFonts w:eastAsia="黑体"/>
+        </w:rPr>
         <w:t xml:space="preserve"> </w:t>
       </w:r>
       <m:oMath>
@@ -1071,7 +1284,7 @@
       </m:oMath>
       <w:r>
         <w:rPr>
-          <w:rFonts w:hint="eastAsia"/>
+          <w:rFonts w:hint="eastAsia" w:eastAsia="黑体"/>
         </w:rPr>
         <w:t xml:space="preserve">），作为中间电平供开关节点接入。配合各开关管开合，输出得到三电平或多电平阶梯电压，开关管电压应力被降低。</w:t>
       </w:r>
@@ -1084,7 +1297,7 @@
       </w:pPr>
       <w:r>
         <w:rPr>
-          <w:rFonts w:hint="eastAsia"/>
+          <w:rFonts w:hint="eastAsia" w:eastAsia="黑体"/>
         </w:rPr>
         <w:t xml:space="preserve">关键计算公式</w:t>
       </w:r>
@@ -1098,16 +1311,19 @@
       </w:pPr>
       <w:r>
         <w:rPr>
-          <w:rFonts w:hint="eastAsia"/>
+          <w:rFonts w:hint="eastAsia" w:eastAsia="黑体"/>
         </w:rPr>
         <w:t xml:space="preserve">飞跨电容稳态电压（三电平</w:t>
       </w:r>
       <w:r>
+        <w:rPr>
+          <w:rFonts w:eastAsia="黑体"/>
+        </w:rPr>
         <w:t xml:space="preserve"> </w:t>
       </w:r>
       <w:r>
         <w:rPr>
-          <w:rFonts w:hint="eastAsia"/>
+          <w:rFonts w:hint="eastAsia" w:eastAsia="黑体"/>
         </w:rPr>
         <w:t xml:space="preserve">FC）：</w:t>
       </w:r>
@@ -1182,7 +1398,7 @@
       </w:pPr>
       <w:r>
         <w:rPr>
-          <w:rFonts w:hint="eastAsia"/>
+          <w:rFonts w:hint="eastAsia" w:eastAsia="黑体"/>
         </w:rPr>
         <w:t xml:space="preserve">每只开关管承受电压：</w:t>
       </w:r>
@@ -1257,7 +1473,7 @@
       </w:pPr>
       <w:r>
         <w:rPr>
-          <w:rFonts w:hint="eastAsia"/>
+          <w:rFonts w:hint="eastAsia" w:eastAsia="黑体"/>
         </w:rPr>
         <w:t xml:space="preserve">飞跨电容纹波电压（近似）：</w:t>
       </w:r>
@@ -1362,7 +1578,7 @@
       </w:pPr>
       <w:r>
         <w:rPr>
-          <w:rFonts w:hint="eastAsia"/>
+          <w:rFonts w:hint="eastAsia" w:eastAsia="黑体"/>
         </w:rPr>
         <w:t xml:space="preserve">输出电平数：</w:t>
       </w:r>
@@ -1413,16 +1629,19 @@
       </w:pPr>
       <w:r>
         <w:rPr>
-          <w:rFonts w:hint="eastAsia"/>
+          <w:rFonts w:hint="eastAsia" w:eastAsia="黑体"/>
         </w:rPr>
         <w:t xml:space="preserve">开关管数量（每相，k</w:t>
       </w:r>
       <w:r>
+        <w:rPr>
+          <w:rFonts w:eastAsia="黑体"/>
+        </w:rPr>
         <w:t xml:space="preserve"> </w:t>
       </w:r>
       <w:r>
         <w:rPr>
-          <w:rFonts w:hint="eastAsia"/>
+          <w:rFonts w:hint="eastAsia" w:eastAsia="黑体"/>
         </w:rPr>
         <w:t xml:space="preserve">级）：</w:t>
       </w:r>
@@ -1495,7 +1714,7 @@
             </w:pPr>
             <w:r>
               <w:rPr>
-                <w:rFonts w:hint="eastAsia"/>
+                <w:rFonts w:hint="eastAsia" w:eastAsia="黑体"/>
               </w:rPr>
               <w:t xml:space="preserve">符号</w:t>
             </w:r>
@@ -1509,7 +1728,7 @@
             </w:pPr>
             <w:r>
               <w:rPr>
-                <w:rFonts w:hint="eastAsia"/>
+                <w:rFonts w:hint="eastAsia" w:eastAsia="黑体"/>
               </w:rPr>
               <w:t xml:space="preserve">含义</w:t>
             </w:r>
@@ -1523,7 +1742,7 @@
             </w:pPr>
             <w:r>
               <w:rPr>
-                <w:rFonts w:hint="eastAsia"/>
+                <w:rFonts w:hint="eastAsia" w:eastAsia="黑体"/>
               </w:rPr>
               <w:t xml:space="preserve">单位</w:t>
             </w:r>
@@ -1555,6 +1774,9 @@
               </m:sSub>
             </m:oMath>
             <w:r>
+              <w:rPr>
+                <w:rFonts w:eastAsia="黑体"/>
+              </w:rPr>
               <w:t xml:space="preserve">​</w:t>
             </w:r>
           </w:p>
@@ -1567,7 +1789,7 @@
             </w:pPr>
             <w:r>
               <w:rPr>
-                <w:rFonts w:hint="eastAsia"/>
+                <w:rFonts w:hint="eastAsia" w:eastAsia="黑体"/>
               </w:rPr>
               <w:t xml:space="preserve">飞跨电容稳态电压</w:t>
             </w:r>
@@ -1580,6 +1802,9 @@
               <w:pStyle w:val="Compact"/>
             </w:pPr>
             <w:r>
+              <w:rPr>
+                <w:rFonts w:eastAsia="黑体"/>
+              </w:rPr>
               <w:t xml:space="preserve">V</w:t>
             </w:r>
           </w:p>
@@ -1610,6 +1835,9 @@
               </m:sSub>
             </m:oMath>
             <w:r>
+              <w:rPr>
+                <w:rFonts w:eastAsia="黑体"/>
+              </w:rPr>
               <w:t xml:space="preserve">​</w:t>
             </w:r>
           </w:p>
@@ -1622,7 +1850,7 @@
             </w:pPr>
             <w:r>
               <w:rPr>
-                <w:rFonts w:hint="eastAsia"/>
+                <w:rFonts w:hint="eastAsia" w:eastAsia="黑体"/>
               </w:rPr>
               <w:t xml:space="preserve">直流母线电压</w:t>
             </w:r>
@@ -1635,6 +1863,9 @@
               <w:pStyle w:val="Compact"/>
             </w:pPr>
             <w:r>
+              <w:rPr>
+                <w:rFonts w:eastAsia="黑体"/>
+              </w:rPr>
               <w:t xml:space="preserve">V</w:t>
             </w:r>
           </w:p>
@@ -1671,6 +1902,9 @@
               </m:sSub>
             </m:oMath>
             <w:r>
+              <w:rPr>
+                <w:rFonts w:eastAsia="黑体"/>
+              </w:rPr>
               <w:t xml:space="preserve">​</w:t>
             </w:r>
           </w:p>
@@ -1683,7 +1917,7 @@
             </w:pPr>
             <w:r>
               <w:rPr>
-                <w:rFonts w:hint="eastAsia"/>
+                <w:rFonts w:hint="eastAsia" w:eastAsia="黑体"/>
               </w:rPr>
               <w:t xml:space="preserve">飞跨电容电压纹波</w:t>
             </w:r>
@@ -1696,6 +1930,9 @@
               <w:pStyle w:val="Compact"/>
             </w:pPr>
             <w:r>
+              <w:rPr>
+                <w:rFonts w:eastAsia="黑体"/>
+              </w:rPr>
               <w:t xml:space="preserve">V</w:t>
             </w:r>
           </w:p>
@@ -1723,6 +1960,9 @@
               </m:sSub>
             </m:oMath>
             <w:r>
+              <w:rPr>
+                <w:rFonts w:eastAsia="黑体"/>
+              </w:rPr>
               <w:t xml:space="preserve">​</w:t>
             </w:r>
           </w:p>
@@ -1735,7 +1975,7 @@
             </w:pPr>
             <w:r>
               <w:rPr>
-                <w:rFonts w:hint="eastAsia"/>
+                <w:rFonts w:hint="eastAsia" w:eastAsia="黑体"/>
               </w:rPr>
               <w:t xml:space="preserve">输出电流</w:t>
             </w:r>
@@ -1748,6 +1988,9 @@
               <w:pStyle w:val="Compact"/>
             </w:pPr>
             <w:r>
+              <w:rPr>
+                <w:rFonts w:eastAsia="黑体"/>
+              </w:rPr>
               <w:t xml:space="preserve">A</w:t>
             </w:r>
           </w:p>
@@ -1778,6 +2021,9 @@
               </m:sSub>
             </m:oMath>
             <w:r>
+              <w:rPr>
+                <w:rFonts w:eastAsia="黑体"/>
+              </w:rPr>
               <w:t xml:space="preserve">​</w:t>
             </w:r>
           </w:p>
@@ -1790,7 +2036,7 @@
             </w:pPr>
             <w:r>
               <w:rPr>
-                <w:rFonts w:hint="eastAsia"/>
+                <w:rFonts w:hint="eastAsia" w:eastAsia="黑体"/>
               </w:rPr>
               <w:t xml:space="preserve">飞跨电容容值</w:t>
             </w:r>
@@ -1803,6 +2049,9 @@
               <w:pStyle w:val="Compact"/>
             </w:pPr>
             <w:r>
+              <w:rPr>
+                <w:rFonts w:eastAsia="黑体"/>
+              </w:rPr>
               <w:t xml:space="preserve">F</w:t>
             </w:r>
           </w:p>
@@ -1833,6 +2082,9 @@
               </m:sSub>
             </m:oMath>
             <w:r>
+              <w:rPr>
+                <w:rFonts w:eastAsia="黑体"/>
+              </w:rPr>
               <w:t xml:space="preserve">​</w:t>
             </w:r>
           </w:p>
@@ -1845,7 +2097,7 @@
             </w:pPr>
             <w:r>
               <w:rPr>
-                <w:rFonts w:hint="eastAsia"/>
+                <w:rFonts w:hint="eastAsia" w:eastAsia="黑体"/>
               </w:rPr>
               <w:t xml:space="preserve">开关频率</w:t>
             </w:r>
@@ -1858,6 +2110,9 @@
               <w:pStyle w:val="Compact"/>
             </w:pPr>
             <w:r>
+              <w:rPr>
+                <w:rFonts w:eastAsia="黑体"/>
+              </w:rPr>
               <w:t xml:space="preserve">Hz</w:t>
             </w:r>
           </w:p>
@@ -1876,6 +2131,9 @@
               </m:r>
             </m:oMath>
             <w:r>
+              <w:rPr>
+                <w:rFonts w:eastAsia="黑体"/>
+              </w:rPr>
               <w:t xml:space="preserve">​</w:t>
             </w:r>
           </w:p>
@@ -1888,7 +2146,7 @@
             </w:pPr>
             <w:r>
               <w:rPr>
-                <w:rFonts w:hint="eastAsia"/>
+                <w:rFonts w:hint="eastAsia" w:eastAsia="黑体"/>
               </w:rPr>
               <w:t xml:space="preserve">输出电平数</w:t>
             </w:r>
@@ -1901,6 +2159,9 @@
               <w:pStyle w:val="Compact"/>
             </w:pPr>
             <w:r>
+              <w:rPr>
+                <w:rFonts w:eastAsia="黑体"/>
+              </w:rPr>
               <w:t xml:space="preserve">—</w:t>
             </w:r>
           </w:p>
@@ -1915,7 +2176,7 @@
       </w:pPr>
       <w:r>
         <w:rPr>
-          <w:rFonts w:hint="eastAsia"/>
+          <w:rFonts w:hint="eastAsia" w:eastAsia="黑体"/>
         </w:rPr>
         <w:t xml:space="preserve">元件调整影响</w:t>
       </w:r>
@@ -1930,7 +2191,7 @@
       </w:pPr>
       <w:r>
         <w:rPr>
-          <w:rFonts w:hint="eastAsia"/>
+          <w:rFonts w:hint="eastAsia" w:eastAsia="黑体"/>
           <w:b/>
           <w:bCs/>
         </w:rPr>
@@ -1938,6 +2199,7 @@
       </w:r>
       <w:r>
         <w:rPr>
+          <w:rFonts w:eastAsia="黑体"/>
           <w:b/>
           <w:bCs/>
         </w:rPr>
@@ -1962,6 +2224,7 @@
       </m:oMath>
       <w:r>
         <w:rPr>
+          <w:rFonts w:eastAsia="黑体"/>
           <w:b/>
           <w:bCs/>
         </w:rPr>
@@ -1969,25 +2232,34 @@
       </w:r>
       <w:r>
         <w:rPr>
-          <w:rFonts w:hint="eastAsia"/>
+          <w:rFonts w:hint="eastAsia" w:eastAsia="黑体"/>
           <w:b/>
           <w:bCs/>
         </w:rPr>
         <w:t xml:space="preserve">增大</w:t>
       </w:r>
       <w:r>
+        <w:rPr>
+          <w:rFonts w:eastAsia="黑体"/>
+        </w:rPr>
         <w:t xml:space="preserve"> </w:t>
       </w:r>
       <w:r>
+        <w:rPr>
+          <w:rFonts w:eastAsia="黑体"/>
+        </w:rPr>
         <w:t xml:space="preserve">→ </w:t>
       </w:r>
       <w:r>
         <w:rPr>
-          <w:rFonts w:hint="eastAsia"/>
+          <w:rFonts w:hint="eastAsia" w:eastAsia="黑体"/>
         </w:rPr>
         <w:t xml:space="preserve">纹波</w:t>
       </w:r>
       <w:r>
+        <w:rPr>
+          <w:rFonts w:eastAsia="黑体"/>
+        </w:rPr>
         <w:t xml:space="preserve"> </w:t>
       </w:r>
       <m:oMath>
@@ -2080,11 +2352,14 @@
         </m:r>
       </m:oMath>
       <w:r>
+        <w:rPr>
+          <w:rFonts w:eastAsia="黑体"/>
+        </w:rPr>
         <w:t xml:space="preserve"> </w:t>
       </w:r>
       <w:r>
         <w:rPr>
-          <w:rFonts w:hint="eastAsia"/>
+          <w:rFonts w:hint="eastAsia" w:eastAsia="黑体"/>
         </w:rPr>
         <w:t xml:space="preserve">减小、中间电平更稳，但电容体积与成本上升。</w:t>
       </w:r>
@@ -2099,7 +2374,7 @@
       </w:pPr>
       <w:r>
         <w:rPr>
-          <w:rFonts w:hint="eastAsia"/>
+          <w:rFonts w:hint="eastAsia" w:eastAsia="黑体"/>
           <w:b/>
           <w:bCs/>
         </w:rPr>
@@ -2107,6 +2382,7 @@
       </w:r>
       <w:r>
         <w:rPr>
+          <w:rFonts w:eastAsia="黑体"/>
           <w:b/>
           <w:bCs/>
         </w:rPr>
@@ -2131,6 +2407,7 @@
       </m:oMath>
       <w:r>
         <w:rPr>
+          <w:rFonts w:eastAsia="黑体"/>
           <w:b/>
           <w:bCs/>
         </w:rPr>
@@ -2138,21 +2415,27 @@
       </w:r>
       <w:r>
         <w:rPr>
-          <w:rFonts w:hint="eastAsia"/>
+          <w:rFonts w:hint="eastAsia" w:eastAsia="黑体"/>
           <w:b/>
           <w:bCs/>
         </w:rPr>
         <w:t xml:space="preserve">减小</w:t>
       </w:r>
       <w:r>
+        <w:rPr>
+          <w:rFonts w:eastAsia="黑体"/>
+        </w:rPr>
         <w:t xml:space="preserve"> </w:t>
       </w:r>
       <w:r>
+        <w:rPr>
+          <w:rFonts w:eastAsia="黑体"/>
+        </w:rPr>
         <w:t xml:space="preserve">→ </w:t>
       </w:r>
       <w:r>
         <w:rPr>
-          <w:rFonts w:hint="eastAsia"/>
+          <w:rFonts w:hint="eastAsia" w:eastAsia="黑体"/>
         </w:rPr>
         <w:t xml:space="preserve">中间电平波动加大，输出波形畸变、器件应力不稳。</w:t>
       </w:r>
@@ -2167,7 +2450,7 @@
       </w:pPr>
       <w:r>
         <w:rPr>
-          <w:rFonts w:hint="eastAsia"/>
+          <w:rFonts w:hint="eastAsia" w:eastAsia="黑体"/>
           <w:b/>
           <w:bCs/>
         </w:rPr>
@@ -2175,6 +2458,7 @@
       </w:r>
       <w:r>
         <w:rPr>
+          <w:rFonts w:eastAsia="黑体"/>
           <w:b/>
           <w:bCs/>
         </w:rPr>
@@ -2199,6 +2483,7 @@
       </m:oMath>
       <w:r>
         <w:rPr>
+          <w:rFonts w:eastAsia="黑体"/>
           <w:b/>
           <w:bCs/>
         </w:rPr>
@@ -2206,21 +2491,27 @@
       </w:r>
       <w:r>
         <w:rPr>
-          <w:rFonts w:hint="eastAsia"/>
+          <w:rFonts w:hint="eastAsia" w:eastAsia="黑体"/>
           <w:b/>
           <w:bCs/>
         </w:rPr>
         <w:t xml:space="preserve">增大</w:t>
       </w:r>
       <w:r>
+        <w:rPr>
+          <w:rFonts w:eastAsia="黑体"/>
+        </w:rPr>
         <w:t xml:space="preserve"> </w:t>
       </w:r>
       <w:r>
+        <w:rPr>
+          <w:rFonts w:eastAsia="黑体"/>
+        </w:rPr>
         <w:t xml:space="preserve">→ </w:t>
       </w:r>
       <w:r>
         <w:rPr>
-          <w:rFonts w:hint="eastAsia"/>
+          <w:rFonts w:hint="eastAsia" w:eastAsia="黑体"/>
         </w:rPr>
         <w:t xml:space="preserve">飞跨电容纹波减小，可用更小电容，但开关损耗上升。</w:t>
       </w:r>
@@ -2235,7 +2526,7 @@
       </w:pPr>
       <w:r>
         <w:rPr>
-          <w:rFonts w:hint="eastAsia"/>
+          <w:rFonts w:hint="eastAsia" w:eastAsia="黑体"/>
           <w:b/>
           <w:bCs/>
         </w:rPr>
@@ -2243,6 +2534,7 @@
       </w:r>
       <w:r>
         <w:rPr>
+          <w:rFonts w:eastAsia="黑体"/>
           <w:b/>
           <w:bCs/>
         </w:rPr>
@@ -2264,6 +2556,7 @@
       </m:oMath>
       <w:r>
         <w:rPr>
+          <w:rFonts w:eastAsia="黑体"/>
           <w:b/>
           <w:bCs/>
         </w:rPr>
@@ -2271,21 +2564,27 @@
       </w:r>
       <w:r>
         <w:rPr>
-          <w:rFonts w:hint="eastAsia"/>
+          <w:rFonts w:hint="eastAsia" w:eastAsia="黑体"/>
           <w:b/>
           <w:bCs/>
         </w:rPr>
         <w:t xml:space="preserve">增大</w:t>
       </w:r>
       <w:r>
+        <w:rPr>
+          <w:rFonts w:eastAsia="黑体"/>
+        </w:rPr>
         <w:t xml:space="preserve"> </w:t>
       </w:r>
       <w:r>
+        <w:rPr>
+          <w:rFonts w:eastAsia="黑体"/>
+        </w:rPr>
         <w:t xml:space="preserve">→ </w:t>
       </w:r>
       <w:r>
         <w:rPr>
-          <w:rFonts w:hint="eastAsia"/>
+          <w:rFonts w:hint="eastAsia" w:eastAsia="黑体"/>
         </w:rPr>
         <w:t xml:space="preserve">飞跨电容纹波线性增大，需加大电容或提高开关频率。</w:t>
       </w:r>
@@ -2300,25 +2599,34 @@
       </w:pPr>
       <w:r>
         <w:rPr>
-          <w:rFonts w:hint="eastAsia"/>
+          <w:rFonts w:hint="eastAsia" w:eastAsia="黑体"/>
           <w:b/>
           <w:bCs/>
         </w:rPr>
         <w:t xml:space="preserve">串联级数增多</w:t>
       </w:r>
       <w:r>
+        <w:rPr>
+          <w:rFonts w:eastAsia="黑体"/>
+        </w:rPr>
         <w:t xml:space="preserve"> </w:t>
       </w:r>
       <w:r>
+        <w:rPr>
+          <w:rFonts w:eastAsia="黑体"/>
+        </w:rPr>
         <w:t xml:space="preserve">→ </w:t>
       </w:r>
       <w:r>
         <w:rPr>
-          <w:rFonts w:hint="eastAsia"/>
+          <w:rFonts w:hint="eastAsia" w:eastAsia="黑体"/>
         </w:rPr>
         <w:t xml:space="preserve">电平数</w:t>
       </w:r>
       <w:r>
+        <w:rPr>
+          <w:rFonts w:eastAsia="黑体"/>
+        </w:rPr>
         <w:t xml:space="preserve"> </w:t>
       </w:r>
       <m:oMath>
@@ -2348,11 +2656,14 @@
         </m:r>
       </m:oMath>
       <w:r>
+        <w:rPr>
+          <w:rFonts w:eastAsia="黑体"/>
+        </w:rPr>
         <w:t xml:space="preserve"> </w:t>
       </w:r>
       <w:r>
         <w:rPr>
-          <w:rFonts w:hint="eastAsia"/>
+          <w:rFonts w:hint="eastAsia" w:eastAsia="黑体"/>
         </w:rPr>
         <w:t xml:space="preserve">增多、波形更好，但飞跨电容数量与电压平衡控制复杂度显著上升。</w:t>
       </w:r>
@@ -2365,7 +2676,7 @@
       </w:pPr>
       <w:r>
         <w:rPr>
-          <w:rFonts w:hint="eastAsia"/>
+          <w:rFonts w:hint="eastAsia" w:eastAsia="黑体"/>
         </w:rPr>
         <w:t xml:space="preserve">典型参数示例</w:t>
       </w:r>
@@ -2380,20 +2691,26 @@
       </w:pPr>
       <w:r>
         <w:rPr>
-          <w:rFonts w:hint="eastAsia"/>
+          <w:rFonts w:hint="eastAsia" w:eastAsia="黑体"/>
         </w:rPr>
         <w:t xml:space="preserve">三电平</w:t>
       </w:r>
       <w:r>
+        <w:rPr>
+          <w:rFonts w:eastAsia="黑体"/>
+        </w:rPr>
         <w:t xml:space="preserve"> FC </w:t>
       </w:r>
       <w:r>
         <w:rPr>
-          <w:rFonts w:hint="eastAsia"/>
+          <w:rFonts w:hint="eastAsia" w:eastAsia="黑体"/>
         </w:rPr>
         <w:t xml:space="preserve">取</w:t>
       </w:r>
       <w:r>
+        <w:rPr>
+          <w:rFonts w:eastAsia="黑体"/>
+        </w:rPr>
         <w:t xml:space="preserve"> </w:t>
       </w:r>
       <m:oMath>
@@ -2434,7 +2751,7 @@
       </m:oMath>
       <w:r>
         <w:rPr>
-          <w:rFonts w:hint="eastAsia"/>
+          <w:rFonts w:hint="eastAsia" w:eastAsia="黑体"/>
         </w:rPr>
         <w:t xml:space="preserve">：</w:t>
       </w:r>
@@ -2494,11 +2811,14 @@
       </m:oMath>
       <w:r>
         <w:rPr>
-          <w:rFonts w:hint="eastAsia"/>
+          <w:rFonts w:hint="eastAsia" w:eastAsia="黑体"/>
         </w:rPr>
         <w:t xml:space="preserve">，每管</w:t>
       </w:r>
       <w:r>
+        <w:rPr>
+          <w:rFonts w:eastAsia="黑体"/>
+        </w:rPr>
         <w:t xml:space="preserve"> </w:t>
       </w:r>
       <m:oMath>
@@ -2538,6 +2858,9 @@
         </m:r>
       </m:oMath>
       <w:r>
+        <w:rPr>
+          <w:rFonts w:eastAsia="黑体"/>
+        </w:rPr>
         <w:t xml:space="preserve">。</w:t>
       </w:r>
     </w:p>
@@ -2551,11 +2874,14 @@
       </w:pPr>
       <w:r>
         <w:rPr>
-          <w:rFonts w:hint="eastAsia"/>
+          <w:rFonts w:hint="eastAsia" w:eastAsia="黑体"/>
         </w:rPr>
         <w:t xml:space="preserve">取</w:t>
       </w:r>
       <w:r>
+        <w:rPr>
+          <w:rFonts w:eastAsia="黑体"/>
+        </w:rPr>
         <w:t xml:space="preserve"> </w:t>
       </w:r>
       <m:oMath>
@@ -2592,6 +2918,9 @@
         </m:r>
       </m:oMath>
       <w:r>
+        <w:rPr>
+          <w:rFonts w:eastAsia="黑体"/>
+        </w:rPr>
         <w:t xml:space="preserve">、</w:t>
       </w:r>
       <m:oMath>
@@ -2634,6 +2963,9 @@
         </m:r>
       </m:oMath>
       <w:r>
+        <w:rPr>
+          <w:rFonts w:eastAsia="黑体"/>
+        </w:rPr>
         <w:t xml:space="preserve">、</w:t>
       </w:r>
       <m:oMath>
@@ -2674,11 +3006,14 @@
       </m:oMath>
       <w:r>
         <w:rPr>
-          <w:rFonts w:hint="eastAsia"/>
+          <w:rFonts w:hint="eastAsia" w:eastAsia="黑体"/>
         </w:rPr>
         <w:t xml:space="preserve">：</w:t>
       </w:r>
       <w:r>
+        <w:rPr>
+          <w:rFonts w:eastAsia="黑体"/>
+        </w:rPr>
         <w:t xml:space="preserve"> </w:t>
       </w:r>
       <m:oMath>
@@ -2805,6 +3140,9 @@
         </m:r>
       </m:oMath>
       <w:r>
+        <w:rPr>
+          <w:rFonts w:eastAsia="黑体"/>
+        </w:rPr>
         <w:t xml:space="preserve">。</w:t>
       </w:r>
     </w:p>
@@ -2818,11 +3156,14 @@
       </w:pPr>
       <w:r>
         <w:rPr>
-          <w:rFonts w:hint="eastAsia"/>
+          <w:rFonts w:hint="eastAsia" w:eastAsia="黑体"/>
         </w:rPr>
         <w:t xml:space="preserve">取</w:t>
       </w:r>
       <w:r>
+        <w:rPr>
+          <w:rFonts w:eastAsia="黑体"/>
+        </w:rPr>
         <w:t xml:space="preserve"> </w:t>
       </w:r>
       <m:oMath>
@@ -2841,11 +3182,14 @@
       </m:oMath>
       <w:r>
         <w:rPr>
-          <w:rFonts w:hint="eastAsia"/>
+          <w:rFonts w:hint="eastAsia" w:eastAsia="黑体"/>
         </w:rPr>
         <w:t xml:space="preserve">：电平数</w:t>
       </w:r>
       <w:r>
+        <w:rPr>
+          <w:rFonts w:eastAsia="黑体"/>
+        </w:rPr>
         <w:t xml:space="preserve"> </w:t>
       </w:r>
       <m:oMath>
@@ -2891,11 +3235,14 @@
       </m:oMath>
       <w:r>
         <w:rPr>
-          <w:rFonts w:hint="eastAsia"/>
+          <w:rFonts w:hint="eastAsia" w:eastAsia="黑体"/>
         </w:rPr>
         <w:t xml:space="preserve">，每相开关管数</w:t>
       </w:r>
       <w:r>
+        <w:rPr>
+          <w:rFonts w:eastAsia="黑体"/>
+        </w:rPr>
         <w:t xml:space="preserve"> </w:t>
       </w:r>
       <m:oMath>
@@ -2940,6 +3287,9 @@
         </m:r>
       </m:oMath>
       <w:r>
+        <w:rPr>
+          <w:rFonts w:eastAsia="黑体"/>
+        </w:rPr>
         <w:t xml:space="preserve">。</w:t>
       </w:r>
     </w:p>
@@ -2951,7 +3301,7 @@
       </w:pPr>
       <w:r>
         <w:rPr>
-          <w:rFonts w:hint="eastAsia"/>
+          <w:rFonts w:hint="eastAsia" w:eastAsia="黑体"/>
         </w:rPr>
         <w:t xml:space="preserve">常见器件型号</w:t>
       </w:r>
@@ -2966,7 +3316,7 @@
       </w:pPr>
       <w:r>
         <w:rPr>
-          <w:rFonts w:hint="eastAsia"/>
+          <w:rFonts w:hint="eastAsia" w:eastAsia="黑体"/>
         </w:rPr>
         <w:t xml:space="preserve">功率开关管：IRF540N、IRF840、IPD60R360P7。</w:t>
       </w:r>
@@ -2981,25 +3331,31 @@
       </w:pPr>
       <w:r>
         <w:rPr>
-          <w:rFonts w:hint="eastAsia"/>
+          <w:rFonts w:hint="eastAsia" w:eastAsia="黑体"/>
         </w:rPr>
         <w:t xml:space="preserve">飞跨电容：薄膜电容（低</w:t>
       </w:r>
       <w:r>
+        <w:rPr>
+          <w:rFonts w:eastAsia="黑体"/>
+        </w:rPr>
         <w:t xml:space="preserve"> </w:t>
       </w:r>
       <w:r>
         <w:rPr>
-          <w:rFonts w:hint="eastAsia"/>
+          <w:rFonts w:hint="eastAsia" w:eastAsia="黑体"/>
         </w:rPr>
         <w:t xml:space="preserve">ESR），如</w:t>
       </w:r>
       <w:r>
+        <w:rPr>
+          <w:rFonts w:eastAsia="黑体"/>
+        </w:rPr>
         <w:t xml:space="preserve"> EPCOS/TDK </w:t>
       </w:r>
       <w:r>
         <w:rPr>
-          <w:rFonts w:hint="eastAsia"/>
+          <w:rFonts w:hint="eastAsia" w:eastAsia="黑体"/>
         </w:rPr>
         <w:t xml:space="preserve">薄膜系列、MLCC（小功率）。</w:t>
       </w:r>
@@ -3014,7 +3370,7 @@
       </w:pPr>
       <w:r>
         <w:rPr>
-          <w:rFonts w:hint="eastAsia"/>
+          <w:rFonts w:hint="eastAsia" w:eastAsia="黑体"/>
         </w:rPr>
         <w:t xml:space="preserve">栅极驱动：IR2110、UCC21520。</w:t>
       </w:r>
@@ -3027,7 +3383,7 @@
       </w:pPr>
       <w:r>
         <w:rPr>
-          <w:rFonts w:hint="eastAsia"/>
+          <w:rFonts w:hint="eastAsia" w:eastAsia="黑体"/>
         </w:rPr>
         <w:t xml:space="preserve">注意事项</w:t>
       </w:r>
@@ -3042,7 +3398,7 @@
       </w:pPr>
       <w:r>
         <w:rPr>
-          <w:rFonts w:hint="eastAsia"/>
+          <w:rFonts w:hint="eastAsia" w:eastAsia="黑体"/>
         </w:rPr>
         <w:t xml:space="preserve">必须对飞跨电容电压做主动平衡控制，否则中间电平漂移导致输出畸变与器件过压。</w:t>
       </w:r>
@@ -3057,7 +3413,7 @@
       </w:pPr>
       <w:r>
         <w:rPr>
-          <w:rFonts w:hint="eastAsia"/>
+          <w:rFonts w:hint="eastAsia" w:eastAsia="黑体"/>
         </w:rPr>
         <w:t xml:space="preserve">飞跨电容在启动/预充电阶段需先把电容充到稳定电平，防止初始冲击电流。</w:t>
       </w:r>
@@ -3072,7 +3428,7 @@
       </w:pPr>
       <w:r>
         <w:rPr>
-          <w:rFonts w:hint="eastAsia"/>
+          <w:rFonts w:hint="eastAsia" w:eastAsia="黑体"/>
         </w:rPr>
         <w:t xml:space="preserve">开关状态组合要避免飞跨电容被短接或过度放电，需严格的开关序列约束。</w:t>
       </w:r>
@@ -3087,16 +3443,19 @@
       </w:pPr>
       <w:r>
         <w:rPr>
-          <w:rFonts w:hint="eastAsia"/>
+          <w:rFonts w:hint="eastAsia" w:eastAsia="黑体"/>
         </w:rPr>
         <w:t xml:space="preserve">飞跨电容</w:t>
       </w:r>
       <w:r>
+        <w:rPr>
+          <w:rFonts w:eastAsia="黑体"/>
+        </w:rPr>
         <w:t xml:space="preserve"> ESR </w:t>
       </w:r>
       <w:r>
         <w:rPr>
-          <w:rFonts w:hint="eastAsia"/>
+          <w:rFonts w:hint="eastAsia" w:eastAsia="黑体"/>
         </w:rPr>
         <w:t xml:space="preserve">与充放电环路寄生电感影响高频纹波，布局要短而紧凑。</w:t>
       </w:r>
@@ -3109,7 +3468,7 @@
       </w:pPr>
       <w:r>
         <w:rPr>
-          <w:rFonts w:hint="eastAsia"/>
+          <w:rFonts w:hint="eastAsia" w:eastAsia="黑体"/>
         </w:rPr>
         <w:t xml:space="preserve">参考资料</w:t>
       </w:r>
@@ -3123,6 +3482,9 @@
         </w:numPr>
       </w:pPr>
       <w:r>
+        <w:rPr>
+          <w:rFonts w:eastAsia="黑体"/>
+        </w:rPr>
         <w:t xml:space="preserve">Wikipedia: Flying capacitor / Multilevel inverter。</w:t>
       </w:r>
     </w:p>
@@ -3136,7 +3498,7 @@
       </w:pPr>
       <w:r>
         <w:rPr>
-          <w:rFonts w:hint="eastAsia"/>
+          <w:rFonts w:hint="eastAsia" w:eastAsia="黑体"/>
         </w:rPr>
         <w:t xml:space="preserve">《电力电子学》（王兆安、刘进军）。</w:t>
       </w:r>
@@ -3150,11 +3512,14 @@
         </w:numPr>
       </w:pPr>
       <w:r>
+        <w:rPr>
+          <w:rFonts w:eastAsia="黑体"/>
+        </w:rPr>
         <w:t xml:space="preserve">IEEE </w:t>
       </w:r>
       <w:r>
         <w:rPr>
-          <w:rFonts w:hint="eastAsia"/>
+          <w:rFonts w:hint="eastAsia" w:eastAsia="黑体"/>
         </w:rPr>
         <w:t xml:space="preserve">飞跨电容多电平逆变技术文献。</w:t>
       </w:r>
@@ -3168,11 +3533,11 @@
       </w:pPr>
       <w:r>
         <w:rPr>
-          <w:rFonts w:ascii="Times New Roman" w:hAnsi="Times New Roman"/>
+          <w:rFonts w:ascii="Times New Roman" w:hAnsi="Times New Roman" w:eastAsia="黑体"/>
           <w:color w:val="555555"/>
           <w:sz w:val="21"/>
         </w:rPr>
-        <w:t>材料收集者：杜文杰</w:t>
+        <w:t>材料收集者：杜文杰，WX手机：19519196569，QQ:3478827729</w:t>
       </w:r>
     </w:p>
     <w:sectPr>
@@ -3192,7 +3557,7 @@
 </file>
 
 <file path=word/footer1.xml><?xml version="1.0" encoding="utf-8"?>
-<w:ftr xmlns:m="http://schemas.openxmlformats.org/officeDocument/2006/math" xmlns:mc="http://schemas.openxmlformats.org/markup-compatibility/2006" xmlns:mo="http://schemas.microsoft.com/office/mac/office/2008/main" xmlns:mv="urn:schemas-microsoft-com:mac:vml" xmlns:o="urn:schemas-microsoft-com:office:office" xmlns:r="http://schemas.openxmlformats.org/officeDocument/2006/relationships" xmlns:v="urn:schemas-microsoft-com:vml" xmlns:w10="urn:schemas-microsoft-com:office:word" xmlns:w14="http://schemas.microsoft.com/office/word/2010/wordml" xmlns:w="http://schemas.openxmlformats.org/wordprocessingml/2006/main" xmlns:wne="http://schemas.microsoft.com/office/word/2006/wordml" xmlns:wp14="http://schemas.microsoft.com/office/word/2010/wordprocessingDrawing" xmlns:wp="http://schemas.openxmlformats.org/drawingml/2006/wordprocessingDrawing" xmlns:wpc="http://schemas.microsoft.com/office/word/2010/wordprocessingCanvas" xmlns:wpg="http://schemas.microsoft.com/office/word/2010/wordprocessingGroup" xmlns:wpi="http://schemas.microsoft.com/office/word/2010/wordprocessingInk" xmlns:wps="http://schemas.microsoft.com/office/word/2010/wordprocessingShape" mc:Ignorable="w14 wp14">
+<w:ftr xmlns:mc="http://schemas.openxmlformats.org/markup-compatibility/2006" xmlns:w="http://schemas.openxmlformats.org/wordprocessingml/2006/main" xmlns:m="http://schemas.openxmlformats.org/officeDocument/2006/math" xmlns:mo="http://schemas.microsoft.com/office/mac/office/2008/main" xmlns:mv="urn:schemas-microsoft-com:mac:vml" xmlns:o="urn:schemas-microsoft-com:office:office" xmlns:r="http://schemas.openxmlformats.org/officeDocument/2006/relationships" xmlns:v="urn:schemas-microsoft-com:vml" xmlns:w10="urn:schemas-microsoft-com:office:word" xmlns:w14="http://schemas.microsoft.com/office/word/2010/wordml" xmlns:wne="http://schemas.microsoft.com/office/word/2006/wordml" xmlns:wp14="http://schemas.microsoft.com/office/word/2010/wordprocessingDrawing" xmlns:wp="http://schemas.openxmlformats.org/drawingml/2006/wordprocessingDrawing" xmlns:wpc="http://schemas.microsoft.com/office/word/2010/wordprocessingCanvas" xmlns:wpg="http://schemas.microsoft.com/office/word/2010/wordprocessingGroup" xmlns:wpi="http://schemas.microsoft.com/office/word/2010/wordprocessingInk" xmlns:wps="http://schemas.microsoft.com/office/word/2010/wordprocessingShape" mc:Ignorable="w14 wp14">
   <w:p>
     <w:pPr>
       <w:pStyle w:val="Footer"/>
@@ -3200,12 +3565,14 @@
     </w:pPr>
     <w:r>
       <w:rPr>
+        <w:rFonts w:eastAsia="黑体"/>
         <w:sz w:val="18"/>
       </w:rPr>
       <w:t xml:space="preserve">第 </w:t>
     </w:r>
     <w:r>
       <w:rPr>
+        <w:rFonts w:eastAsia="黑体"/>
         <w:sz w:val="18"/>
       </w:rPr>
       <w:fldChar w:fldCharType="begin"/>
@@ -3214,6 +3581,7 @@
     </w:r>
     <w:r>
       <w:rPr>
+        <w:rFonts w:eastAsia="黑体"/>
         <w:sz w:val="18"/>
       </w:rPr>
       <w:t xml:space="preserve"> 页</w:t>
@@ -3227,6 +3595,9 @@
   <w:footnote w:type="continuationSeparator" w:id="0">
     <w:p>
       <w:r>
+        <w:rPr>
+          <w:rFonts w:eastAsia="黑体"/>
+        </w:rPr>
         <w:continuationSeparator/>
       </w:r>
     </w:p>
@@ -3234,6 +3605,9 @@
   <w:footnote w:type="separator" w:id="-1">
     <w:p>
       <w:r>
+        <w:rPr>
+          <w:rFonts w:eastAsia="黑体"/>
+        </w:rPr>
         <w:separator/>
       </w:r>
     </w:p>
@@ -3242,7 +3616,7 @@
 </file>
 
 <file path=word/header1.xml><?xml version="1.0" encoding="utf-8"?>
-<w:hdr xmlns:m="http://schemas.openxmlformats.org/officeDocument/2006/math" xmlns:mc="http://schemas.openxmlformats.org/markup-compatibility/2006" xmlns:mo="http://schemas.microsoft.com/office/mac/office/2008/main" xmlns:mv="urn:schemas-microsoft-com:mac:vml" xmlns:o="urn:schemas-microsoft-com:office:office" xmlns:r="http://schemas.openxmlformats.org/officeDocument/2006/relationships" xmlns:v="urn:schemas-microsoft-com:vml" xmlns:w10="urn:schemas-microsoft-com:office:word" xmlns:w14="http://schemas.microsoft.com/office/word/2010/wordml" xmlns:w="http://schemas.openxmlformats.org/wordprocessingml/2006/main" xmlns:wne="http://schemas.microsoft.com/office/word/2006/wordml" xmlns:wp14="http://schemas.microsoft.com/office/word/2010/wordprocessingDrawing" xmlns:wp="http://schemas.openxmlformats.org/drawingml/2006/wordprocessingDrawing" xmlns:wpc="http://schemas.microsoft.com/office/word/2010/wordprocessingCanvas" xmlns:wpg="http://schemas.microsoft.com/office/word/2010/wordprocessingGroup" xmlns:wpi="http://schemas.microsoft.com/office/word/2010/wordprocessingInk" xmlns:wps="http://schemas.microsoft.com/office/word/2010/wordprocessingShape" mc:Ignorable="w14 wp14">
+<w:hdr xmlns:mc="http://schemas.openxmlformats.org/markup-compatibility/2006" xmlns:w="http://schemas.openxmlformats.org/wordprocessingml/2006/main" xmlns:m="http://schemas.openxmlformats.org/officeDocument/2006/math" xmlns:mo="http://schemas.microsoft.com/office/mac/office/2008/main" xmlns:mv="urn:schemas-microsoft-com:mac:vml" xmlns:o="urn:schemas-microsoft-com:office:office" xmlns:r="http://schemas.openxmlformats.org/officeDocument/2006/relationships" xmlns:v="urn:schemas-microsoft-com:vml" xmlns:w10="urn:schemas-microsoft-com:office:word" xmlns:w14="http://schemas.microsoft.com/office/word/2010/wordml" xmlns:wne="http://schemas.microsoft.com/office/word/2006/wordml" xmlns:wp14="http://schemas.microsoft.com/office/word/2010/wordprocessingDrawing" xmlns:wp="http://schemas.openxmlformats.org/drawingml/2006/wordprocessingDrawing" xmlns:wpc="http://schemas.microsoft.com/office/word/2010/wordprocessingCanvas" xmlns:wpg="http://schemas.microsoft.com/office/word/2010/wordprocessingGroup" xmlns:wpi="http://schemas.microsoft.com/office/word/2010/wordprocessingInk" xmlns:wps="http://schemas.microsoft.com/office/word/2010/wordprocessingShape" mc:Ignorable="w14 wp14">
   <w:p>
     <w:pPr>
       <w:pStyle w:val="Header"/>
@@ -3250,7 +3624,7 @@
     </w:pPr>
     <w:r>
       <w:rPr>
-        <w:rFonts w:ascii="Times New Roman" w:hAnsi="Times New Roman"/>
+        <w:rFonts w:ascii="Times New Roman" w:hAnsi="Times New Roman" w:eastAsia="黑体"/>
         <w:sz w:val="18"/>
         <w:rFonts w:eastAsia="黑体"/>
         <w:rFonts w:eastAsia="黑体"/>
@@ -3262,7 +3636,7 @@
 </file>
 
 <file path=word/numbering.xml><?xml version="1.0" encoding="utf-8"?>
-<w:numbering xmlns:m="http://schemas.openxmlformats.org/officeDocument/2006/math" xmlns:mc="http://schemas.openxmlformats.org/markup-compatibility/2006" xmlns:mo="http://schemas.microsoft.com/office/mac/office/2008/main" xmlns:mv="urn:schemas-microsoft-com:mac:vml" xmlns:o="urn:schemas-microsoft-com:office:office" xmlns:r="http://schemas.openxmlformats.org/officeDocument/2006/relationships" xmlns:v="urn:schemas-microsoft-com:vml" xmlns:w="http://schemas.openxmlformats.org/wordprocessingml/2006/main" xmlns:w10="urn:schemas-microsoft-com:office:word" xmlns:w14="http://schemas.microsoft.com/office/word/2010/wordml" xmlns:wne="http://schemas.microsoft.com/office/word/2006/wordml" xmlns:wp="http://schemas.openxmlformats.org/drawingml/2006/wordprocessingDrawing" xmlns:wp14="http://schemas.microsoft.com/office/word/2010/wordprocessingDrawing" xmlns:wpc="http://schemas.microsoft.com/office/word/2010/wordprocessingCanvas" xmlns:wpg="http://schemas.microsoft.com/office/word/2010/wordprocessingGroup" xmlns:wpi="http://schemas.microsoft.com/office/word/2010/wordprocessingInk" xmlns:wps="http://schemas.microsoft.com/office/word/2010/wordprocessingShape" mc:Ignorable="w14 wp14">
+<w:numbering xmlns:mc="http://schemas.openxmlformats.org/markup-compatibility/2006" xmlns:w="http://schemas.openxmlformats.org/wordprocessingml/2006/main" xmlns:m="http://schemas.openxmlformats.org/officeDocument/2006/math" xmlns:mo="http://schemas.microsoft.com/office/mac/office/2008/main" xmlns:mv="urn:schemas-microsoft-com:mac:vml" xmlns:o="urn:schemas-microsoft-com:office:office" xmlns:r="http://schemas.openxmlformats.org/officeDocument/2006/relationships" xmlns:v="urn:schemas-microsoft-com:vml" xmlns:w10="urn:schemas-microsoft-com:office:word" xmlns:w14="http://schemas.microsoft.com/office/word/2010/wordml" xmlns:wne="http://schemas.microsoft.com/office/word/2006/wordml" xmlns:wp="http://schemas.openxmlformats.org/drawingml/2006/wordprocessingDrawing" xmlns:wp14="http://schemas.microsoft.com/office/word/2010/wordprocessingDrawing" xmlns:wpc="http://schemas.microsoft.com/office/word/2010/wordprocessingCanvas" xmlns:wpg="http://schemas.microsoft.com/office/word/2010/wordprocessingGroup" xmlns:wpi="http://schemas.microsoft.com/office/word/2010/wordprocessingInk" xmlns:wps="http://schemas.microsoft.com/office/word/2010/wordprocessingShape" mc:Ignorable="w14 wp14">
   <w:abstractNum w:abstractNumId="0">
     <w:nsid w:val="FFFFFF7C"/>
     <w:multiLevelType w:val="singleLevel"/>
@@ -3349,7 +3723,7 @@
         <w:ind w:hanging="360" w:left="1440"/>
       </w:pPr>
       <w:rPr>
-        <w:rFonts w:ascii="Symbol" w:hAnsi="Symbol" w:hint="default"/>
+        <w:rFonts w:ascii="Symbol" w:hAnsi="Symbol" w:hint="default" w:eastAsia="黑体"/>
       </w:rPr>
     </w:lvl>
   </w:abstractNum>
@@ -3370,7 +3744,7 @@
         <w:ind w:hanging="360" w:left="1080"/>
       </w:pPr>
       <w:rPr>
-        <w:rFonts w:ascii="Symbol" w:hAnsi="Symbol" w:hint="default"/>
+        <w:rFonts w:ascii="Symbol" w:hAnsi="Symbol" w:hint="default" w:eastAsia="黑体"/>
       </w:rPr>
     </w:lvl>
   </w:abstractNum>
@@ -3391,7 +3765,7 @@
         <w:ind w:hanging="360" w:left="720"/>
       </w:pPr>
       <w:rPr>
-        <w:rFonts w:ascii="Symbol" w:hAnsi="Symbol" w:hint="default"/>
+        <w:rFonts w:ascii="Symbol" w:hAnsi="Symbol" w:hint="default" w:eastAsia="黑体"/>
       </w:rPr>
     </w:lvl>
   </w:abstractNum>
@@ -3430,7 +3804,7 @@
         <w:ind w:hanging="360" w:left="360"/>
       </w:pPr>
       <w:rPr>
-        <w:rFonts w:ascii="Symbol" w:hAnsi="Symbol" w:hint="default"/>
+        <w:rFonts w:ascii="Symbol" w:hAnsi="Symbol" w:hint="default" w:eastAsia="黑体"/>
       </w:rPr>
     </w:lvl>
   </w:abstractNum>
@@ -3521,7 +3895,7 @@
         <w:ind w:left="720" w:hanging="360"/>
       </w:pPr>
       <w:rPr>
-        <w:rFonts w:ascii="Symbol" w:hAnsi="Symbol" w:cs="Symbol" w:hint="default"/>
+        <w:rFonts w:ascii="Symbol" w:hAnsi="Symbol" w:cs="Symbol" w:hint="default" w:eastAsia="黑体"/>
       </w:rPr>
     </w:lvl>
     <w:lvl w:ilvl="1">
@@ -3532,7 +3906,7 @@
         <w:ind w:left="1440" w:hanging="360"/>
       </w:pPr>
       <w:rPr>
-        <w:rFonts w:ascii="Courier New" w:hAnsi="Courier New" w:cs="Courier New" w:hint="default"/>
+        <w:rFonts w:ascii="Courier New" w:hAnsi="Courier New" w:cs="Courier New" w:hint="default" w:eastAsia="黑体"/>
       </w:rPr>
     </w:lvl>
     <w:lvl w:ilvl="2">
@@ -3543,7 +3917,7 @@
         <w:ind w:left="2160" w:hanging="360"/>
       </w:pPr>
       <w:rPr>
-        <w:rFonts w:ascii="Wingdings" w:hAnsi="Wingdings" w:cs="Wingdings" w:hint="default"/>
+        <w:rFonts w:ascii="Wingdings" w:hAnsi="Wingdings" w:cs="Wingdings" w:hint="default" w:eastAsia="黑体"/>
       </w:rPr>
     </w:lvl>
     <w:lvl w:ilvl="3">
@@ -3554,7 +3928,7 @@
         <w:ind w:left="2880" w:hanging="360"/>
       </w:pPr>
       <w:rPr>
-        <w:rFonts w:ascii="Symbol" w:hAnsi="Symbol" w:cs="Symbol" w:hint="default"/>
+        <w:rFonts w:ascii="Symbol" w:hAnsi="Symbol" w:cs="Symbol" w:hint="default" w:eastAsia="黑体"/>
       </w:rPr>
     </w:lvl>
     <w:lvl w:ilvl="4">
@@ -3565,7 +3939,7 @@
         <w:ind w:left="3600" w:hanging="360"/>
       </w:pPr>
       <w:rPr>
-        <w:rFonts w:ascii="Courier New" w:hAnsi="Courier New" w:cs="Courier New" w:hint="default"/>
+        <w:rFonts w:ascii="Courier New" w:hAnsi="Courier New" w:cs="Courier New" w:hint="default" w:eastAsia="黑体"/>
       </w:rPr>
     </w:lvl>
     <w:lvl w:ilvl="5">
@@ -3576,7 +3950,7 @@
         <w:ind w:left="4320" w:hanging="360"/>
       </w:pPr>
       <w:rPr>
-        <w:rFonts w:ascii="Wingdings" w:hAnsi="Wingdings" w:cs="Wingdings" w:hint="default"/>
+        <w:rFonts w:ascii="Wingdings" w:hAnsi="Wingdings" w:cs="Wingdings" w:hint="default" w:eastAsia="黑体"/>
       </w:rPr>
     </w:lvl>
     <w:lvl w:ilvl="6">
@@ -3587,7 +3961,7 @@
         <w:ind w:left="5040" w:hanging="360"/>
       </w:pPr>
       <w:rPr>
-        <w:rFonts w:ascii="Symbol" w:hAnsi="Symbol" w:cs="Symbol" w:hint="default"/>
+        <w:rFonts w:ascii="Symbol" w:hAnsi="Symbol" w:cs="Symbol" w:hint="default" w:eastAsia="黑体"/>
       </w:rPr>
     </w:lvl>
     <w:lvl w:ilvl="7">
@@ -3598,7 +3972,7 @@
         <w:ind w:left="5760" w:hanging="360"/>
       </w:pPr>
       <w:rPr>
-        <w:rFonts w:ascii="Courier New" w:hAnsi="Courier New" w:cs="Courier New" w:hint="default"/>
+        <w:rFonts w:ascii="Courier New" w:hAnsi="Courier New" w:cs="Courier New" w:hint="default" w:eastAsia="黑体"/>
       </w:rPr>
     </w:lvl>
     <w:lvl w:ilvl="8">
@@ -3609,7 +3983,7 @@
         <w:ind w:left="6480" w:hanging="360"/>
       </w:pPr>
       <w:rPr>
-        <w:rFonts w:ascii="Wingdings" w:hAnsi="Wingdings" w:cs="Wingdings" w:hint="default"/>
+        <w:rFonts w:ascii="Wingdings" w:hAnsi="Wingdings" w:cs="Wingdings" w:hint="default" w:eastAsia="黑体"/>
       </w:rPr>
     </w:lvl>
   </w:abstractNum>
@@ -3665,11 +4039,11 @@
 </file>
 
 <file path=word/styles.xml><?xml version="1.0" encoding="utf-8"?>
-<w:styles xmlns:mc="http://schemas.openxmlformats.org/markup-compatibility/2006" xmlns:r="http://schemas.openxmlformats.org/officeDocument/2006/relationships" xmlns:w="http://schemas.openxmlformats.org/wordprocessingml/2006/main" xmlns:w14="http://schemas.microsoft.com/office/word/2010/wordml" mc:Ignorable="w14">
+<w:styles xmlns:mc="http://schemas.openxmlformats.org/markup-compatibility/2006" xmlns:w="http://schemas.openxmlformats.org/wordprocessingml/2006/main" xmlns:r="http://schemas.openxmlformats.org/officeDocument/2006/relationships" xmlns:w14="http://schemas.microsoft.com/office/word/2010/wordml" mc:Ignorable="w14">
   <w:docDefaults>
     <w:rPrDefault>
       <w:rPr>
-        <w:rFonts w:asciiTheme="minorHAnsi" w:cstheme="minorBidi" w:eastAsiaTheme="minorEastAsia" w:hAnsiTheme="minorHAnsi"/>
+        <w:rFonts w:asciiTheme="minorHAnsi" w:cstheme="minorBidi" w:hAnsiTheme="minorHAnsi" w:eastAsia="黑体"/>
         <w:sz w:val="22"/>
         <w:szCs w:val="22"/>
         <w:lang w:bidi="ar-SA" w:eastAsia="en-US" w:val="en-US"/>
@@ -3891,7 +4265,7 @@
       <w:outlineLvl w:val="0"/>
     </w:pPr>
     <w:rPr>
-      <w:rFonts w:ascii="Times New Roman" w:asciiTheme="majorHAnsi" w:cstheme="majorBidi" w:eastAsia="黑体" w:eastAsiaTheme="majorEastAsia" w:hAnsi="Times New Roman" w:hAnsiTheme="majorHAnsi"/>
+      <w:rFonts w:ascii="Times New Roman" w:asciiTheme="majorHAnsi" w:cstheme="majorBidi" w:eastAsia="黑体" w:hAnsi="Times New Roman" w:hAnsiTheme="majorHAnsi"/>
       <w:b/>
       <w:bCs/>
       <w:color w:val="1F3864"/>
@@ -3915,7 +4289,7 @@
       <w:outlineLvl w:val="1"/>
     </w:pPr>
     <w:rPr>
-      <w:rFonts w:ascii="Times New Roman" w:asciiTheme="majorHAnsi" w:cstheme="majorBidi" w:eastAsia="黑体" w:eastAsiaTheme="majorEastAsia" w:hAnsi="Times New Roman" w:hAnsiTheme="majorHAnsi"/>
+      <w:rFonts w:ascii="Times New Roman" w:asciiTheme="majorHAnsi" w:cstheme="majorBidi" w:eastAsia="黑体" w:hAnsi="Times New Roman" w:hAnsiTheme="majorHAnsi"/>
       <w:b/>
       <w:bCs/>
       <w:color w:val="2E4E7E"/>
@@ -3939,7 +4313,7 @@
       <w:outlineLvl w:val="2"/>
     </w:pPr>
     <w:rPr>
-      <w:rFonts w:ascii="Times New Roman" w:asciiTheme="majorHAnsi" w:cstheme="majorBidi" w:eastAsia="黑体" w:eastAsiaTheme="majorEastAsia" w:hAnsi="Times New Roman" w:hAnsiTheme="majorHAnsi"/>
+      <w:rFonts w:ascii="Times New Roman" w:asciiTheme="majorHAnsi" w:cstheme="majorBidi" w:eastAsia="黑体" w:hAnsi="Times New Roman" w:hAnsiTheme="majorHAnsi"/>
       <w:b/>
       <w:bCs/>
       <w:color w:val="2E4E7E"/>
@@ -3963,7 +4337,7 @@
       <w:outlineLvl w:val="3"/>
     </w:pPr>
     <w:rPr>
-      <w:rFonts w:ascii="Times New Roman" w:asciiTheme="majorHAnsi" w:cstheme="majorBidi" w:eastAsia="黑体" w:eastAsiaTheme="majorEastAsia" w:hAnsi="Times New Roman" w:hAnsiTheme="majorHAnsi"/>
+      <w:rFonts w:ascii="Times New Roman" w:asciiTheme="majorHAnsi" w:cstheme="majorBidi" w:eastAsia="黑体" w:hAnsi="Times New Roman" w:hAnsiTheme="majorHAnsi"/>
       <w:b/>
       <w:bCs/>
       <w:i/>
@@ -3989,7 +4363,7 @@
       <w:outlineLvl w:val="4"/>
     </w:pPr>
     <w:rPr>
-      <w:rFonts w:ascii="Times New Roman" w:asciiTheme="majorHAnsi" w:cstheme="majorBidi" w:eastAsia="黑体" w:eastAsiaTheme="majorEastAsia" w:hAnsi="Times New Roman" w:hAnsiTheme="majorHAnsi"/>
+      <w:rFonts w:ascii="Times New Roman" w:asciiTheme="majorHAnsi" w:cstheme="majorBidi" w:eastAsia="黑体" w:hAnsi="Times New Roman" w:hAnsiTheme="majorHAnsi"/>
       <w:b/>
       <w:color w:val="333333"/>
       <w:sz w:val="22"/>
@@ -4012,7 +4386,7 @@
       <w:outlineLvl w:val="5"/>
     </w:pPr>
     <w:rPr>
-      <w:rFonts w:asciiTheme="majorHAnsi" w:cstheme="majorBidi" w:eastAsiaTheme="majorEastAsia" w:hAnsiTheme="majorHAnsi"/>
+      <w:rFonts w:asciiTheme="majorHAnsi" w:cstheme="majorBidi" w:hAnsiTheme="majorHAnsi" w:eastAsia="黑体"/>
       <w:i/>
       <w:iCs/>
       <w:color w:themeColor="accent1" w:themeShade="7F" w:val="243F60"/>
@@ -4035,7 +4409,7 @@
       <w:outlineLvl w:val="6"/>
     </w:pPr>
     <w:rPr>
-      <w:rFonts w:asciiTheme="majorHAnsi" w:cstheme="majorBidi" w:eastAsiaTheme="majorEastAsia" w:hAnsiTheme="majorHAnsi"/>
+      <w:rFonts w:asciiTheme="majorHAnsi" w:cstheme="majorBidi" w:hAnsiTheme="majorHAnsi" w:eastAsia="黑体"/>
       <w:i/>
       <w:iCs/>
       <w:color w:themeColor="text1" w:themeTint="BF" w:val="404040"/>
@@ -4058,7 +4432,7 @@
       <w:outlineLvl w:val="7"/>
     </w:pPr>
     <w:rPr>
-      <w:rFonts w:asciiTheme="majorHAnsi" w:cstheme="majorBidi" w:eastAsiaTheme="majorEastAsia" w:hAnsiTheme="majorHAnsi"/>
+      <w:rFonts w:asciiTheme="majorHAnsi" w:cstheme="majorBidi" w:hAnsiTheme="majorHAnsi" w:eastAsia="黑体"/>
       <w:color w:themeColor="accent1" w:val="4F81BD"/>
       <w:sz w:val="20"/>
       <w:szCs w:val="20"/>
@@ -4081,7 +4455,7 @@
       <w:outlineLvl w:val="8"/>
     </w:pPr>
     <w:rPr>
-      <w:rFonts w:asciiTheme="majorHAnsi" w:cstheme="majorBidi" w:eastAsiaTheme="majorEastAsia" w:hAnsiTheme="majorHAnsi"/>
+      <w:rFonts w:asciiTheme="majorHAnsi" w:cstheme="majorBidi" w:hAnsiTheme="majorHAnsi" w:eastAsia="黑体"/>
       <w:i/>
       <w:iCs/>
       <w:color w:themeColor="text1" w:themeTint="BF" w:val="404040"/>
@@ -4132,7 +4506,7 @@
     <w:uiPriority w:val="9"/>
     <w:rsid w:val="00FC693F"/>
     <w:rPr>
-      <w:rFonts w:asciiTheme="majorHAnsi" w:cstheme="majorBidi" w:eastAsiaTheme="majorEastAsia" w:hAnsiTheme="majorHAnsi"/>
+      <w:rFonts w:asciiTheme="majorHAnsi" w:cstheme="majorBidi" w:hAnsiTheme="majorHAnsi" w:eastAsia="黑体"/>
       <w:b/>
       <w:bCs/>
       <w:color w:themeColor="accent1" w:themeShade="BF" w:val="365F91"/>
@@ -4147,7 +4521,7 @@
     <w:uiPriority w:val="9"/>
     <w:rsid w:val="00FC693F"/>
     <w:rPr>
-      <w:rFonts w:asciiTheme="majorHAnsi" w:cstheme="majorBidi" w:eastAsiaTheme="majorEastAsia" w:hAnsiTheme="majorHAnsi"/>
+      <w:rFonts w:asciiTheme="majorHAnsi" w:cstheme="majorBidi" w:hAnsiTheme="majorHAnsi" w:eastAsia="黑体"/>
       <w:b/>
       <w:bCs/>
       <w:color w:themeColor="accent1" w:val="4F81BD"/>
@@ -4162,7 +4536,7 @@
     <w:uiPriority w:val="9"/>
     <w:rsid w:val="00FC693F"/>
     <w:rPr>
-      <w:rFonts w:asciiTheme="majorHAnsi" w:cstheme="majorBidi" w:eastAsiaTheme="majorEastAsia" w:hAnsiTheme="majorHAnsi"/>
+      <w:rFonts w:asciiTheme="majorHAnsi" w:cstheme="majorBidi" w:hAnsiTheme="majorHAnsi" w:eastAsia="黑体"/>
       <w:b/>
       <w:bCs/>
       <w:color w:themeColor="accent1" w:val="4F81BD"/>
@@ -4185,7 +4559,7 @@
       <w:contextualSpacing/>
     </w:pPr>
     <w:rPr>
-      <w:rFonts w:ascii="Times New Roman" w:asciiTheme="majorHAnsi" w:cstheme="majorBidi" w:eastAsia="黑体" w:eastAsiaTheme="majorEastAsia" w:hAnsi="Times New Roman" w:hAnsiTheme="majorHAnsi"/>
+      <w:rFonts w:ascii="Times New Roman" w:asciiTheme="majorHAnsi" w:cstheme="majorBidi" w:eastAsia="黑体" w:hAnsi="Times New Roman" w:hAnsiTheme="majorHAnsi"/>
       <w:b/>
       <w:color w:val="1F3864"/>
       <w:spacing w:val="5"/>
@@ -4201,7 +4575,7 @@
     <w:uiPriority w:val="10"/>
     <w:rsid w:val="00FC693F"/>
     <w:rPr>
-      <w:rFonts w:asciiTheme="majorHAnsi" w:cstheme="majorBidi" w:eastAsiaTheme="majorEastAsia" w:hAnsiTheme="majorHAnsi"/>
+      <w:rFonts w:asciiTheme="majorHAnsi" w:cstheme="majorBidi" w:hAnsiTheme="majorHAnsi" w:eastAsia="黑体"/>
       <w:color w:themeColor="text2" w:themeShade="BF" w:val="17365D"/>
       <w:spacing w:val="5"/>
       <w:kern w:val="28"/>
@@ -4223,7 +4597,7 @@
       </w:numPr>
     </w:pPr>
     <w:rPr>
-      <w:rFonts w:asciiTheme="majorHAnsi" w:cstheme="majorBidi" w:eastAsiaTheme="majorEastAsia" w:hAnsiTheme="majorHAnsi"/>
+      <w:rFonts w:asciiTheme="majorHAnsi" w:cstheme="majorBidi" w:hAnsiTheme="majorHAnsi" w:eastAsia="黑体"/>
       <w:i/>
       <w:iCs/>
       <w:color w:themeColor="accent1" w:val="4F81BD"/>
@@ -4239,7 +4613,7 @@
     <w:uiPriority w:val="11"/>
     <w:rsid w:val="00FC693F"/>
     <w:rPr>
-      <w:rFonts w:asciiTheme="majorHAnsi" w:cstheme="majorBidi" w:eastAsiaTheme="majorEastAsia" w:hAnsiTheme="majorHAnsi"/>
+      <w:rFonts w:asciiTheme="majorHAnsi" w:cstheme="majorBidi" w:hAnsiTheme="majorHAnsi" w:eastAsia="黑体"/>
       <w:i/>
       <w:iCs/>
       <w:color w:themeColor="accent1" w:val="4F81BD"/>
@@ -4306,6 +4680,7 @@
       <w:spacing w:after="120"/>
     </w:pPr>
     <w:rPr>
+      <w:rFonts w:eastAsia="黑体"/>
       <w:sz w:val="16"/>
       <w:szCs w:val="16"/>
     </w:rPr>
@@ -4317,6 +4692,7 @@
     <w:uiPriority w:val="99"/>
     <w:rsid w:val="00AA1D8D"/>
     <w:rPr>
+      <w:rFonts w:eastAsia="黑体"/>
       <w:sz w:val="16"/>
       <w:szCs w:val="16"/>
     </w:rPr>
@@ -4486,7 +4862,7 @@
       </w:tabs>
     </w:pPr>
     <w:rPr>
-      <w:rFonts w:ascii="Courier" w:hAnsi="Courier"/>
+      <w:rFonts w:ascii="Courier" w:hAnsi="Courier" w:eastAsia="黑体"/>
       <w:sz w:val="20"/>
       <w:szCs w:val="20"/>
     </w:rPr>
@@ -4498,7 +4874,7 @@
     <w:uiPriority w:val="99"/>
     <w:rsid w:val="0029639D"/>
     <w:rPr>
-      <w:rFonts w:ascii="Courier" w:hAnsi="Courier"/>
+      <w:rFonts w:ascii="Courier" w:hAnsi="Courier" w:eastAsia="黑体"/>
       <w:sz w:val="20"/>
       <w:szCs w:val="20"/>
     </w:rPr>
@@ -4534,6 +4910,7 @@
     <w:uiPriority w:val="29"/>
     <w:rsid w:val="00FC693F"/>
     <w:rPr>
+      <w:rFonts w:eastAsia="黑体"/>
       <w:i/>
       <w:iCs/>
       <w:color w:themeColor="text1" w:val="000000"/>
@@ -4547,7 +4924,7 @@
     <w:semiHidden/>
     <w:rsid w:val="00FC693F"/>
     <w:rPr>
-      <w:rFonts w:asciiTheme="majorHAnsi" w:cstheme="majorBidi" w:eastAsiaTheme="majorEastAsia" w:hAnsiTheme="majorHAnsi"/>
+      <w:rFonts w:asciiTheme="majorHAnsi" w:cstheme="majorBidi" w:hAnsiTheme="majorHAnsi" w:eastAsia="黑体"/>
       <w:b/>
       <w:bCs/>
       <w:i/>
@@ -4563,7 +4940,7 @@
     <w:semiHidden/>
     <w:rsid w:val="00FC693F"/>
     <w:rPr>
-      <w:rFonts w:asciiTheme="majorHAnsi" w:cstheme="majorBidi" w:eastAsiaTheme="majorEastAsia" w:hAnsiTheme="majorHAnsi"/>
+      <w:rFonts w:asciiTheme="majorHAnsi" w:cstheme="majorBidi" w:hAnsiTheme="majorHAnsi" w:eastAsia="黑体"/>
       <w:color w:themeColor="accent1" w:themeShade="7F" w:val="243F60"/>
     </w:rPr>
   </w:style>
@@ -4575,7 +4952,7 @@
     <w:semiHidden/>
     <w:rsid w:val="00FC693F"/>
     <w:rPr>
-      <w:rFonts w:asciiTheme="majorHAnsi" w:cstheme="majorBidi" w:eastAsiaTheme="majorEastAsia" w:hAnsiTheme="majorHAnsi"/>
+      <w:rFonts w:asciiTheme="majorHAnsi" w:cstheme="majorBidi" w:hAnsiTheme="majorHAnsi" w:eastAsia="黑体"/>
       <w:i/>
       <w:iCs/>
       <w:color w:themeColor="accent1" w:themeShade="7F" w:val="243F60"/>
@@ -4589,7 +4966,7 @@
     <w:semiHidden/>
     <w:rsid w:val="00FC693F"/>
     <w:rPr>
-      <w:rFonts w:asciiTheme="majorHAnsi" w:cstheme="majorBidi" w:eastAsiaTheme="majorEastAsia" w:hAnsiTheme="majorHAnsi"/>
+      <w:rFonts w:asciiTheme="majorHAnsi" w:cstheme="majorBidi" w:hAnsiTheme="majorHAnsi" w:eastAsia="黑体"/>
       <w:i/>
       <w:iCs/>
       <w:color w:themeColor="text1" w:themeTint="BF" w:val="404040"/>
@@ -4603,7 +4980,7 @@
     <w:semiHidden/>
     <w:rsid w:val="00FC693F"/>
     <w:rPr>
-      <w:rFonts w:asciiTheme="majorHAnsi" w:cstheme="majorBidi" w:eastAsiaTheme="majorEastAsia" w:hAnsiTheme="majorHAnsi"/>
+      <w:rFonts w:asciiTheme="majorHAnsi" w:cstheme="majorBidi" w:hAnsiTheme="majorHAnsi" w:eastAsia="黑体"/>
       <w:color w:themeColor="accent1" w:val="4F81BD"/>
       <w:sz w:val="20"/>
       <w:szCs w:val="20"/>
@@ -4617,7 +4994,7 @@
     <w:semiHidden/>
     <w:rsid w:val="00FC693F"/>
     <w:rPr>
-      <w:rFonts w:asciiTheme="majorHAnsi" w:cstheme="majorBidi" w:eastAsiaTheme="majorEastAsia" w:hAnsiTheme="majorHAnsi"/>
+      <w:rFonts w:asciiTheme="majorHAnsi" w:cstheme="majorBidi" w:hAnsiTheme="majorHAnsi" w:eastAsia="黑体"/>
       <w:i/>
       <w:iCs/>
       <w:color w:themeColor="text1" w:themeTint="BF" w:val="404040"/>
@@ -4638,6 +5015,7 @@
       <w:spacing w:line="240" w:lineRule="auto"/>
     </w:pPr>
     <w:rPr>
+      <w:rFonts w:eastAsia="黑体"/>
       <w:b/>
       <w:bCs/>
       <w:color w:themeColor="accent1" w:val="4F81BD"/>
@@ -4652,6 +5030,7 @@
     <w:qFormat/>
     <w:rsid w:val="00FC693F"/>
     <w:rPr>
+      <w:rFonts w:eastAsia="黑体"/>
       <w:b/>
       <w:bCs/>
     </w:rPr>
@@ -4663,6 +5042,7 @@
     <w:qFormat/>
     <w:rsid w:val="00FC693F"/>
     <w:rPr>
+      <w:rFonts w:eastAsia="黑体"/>
       <w:i/>
       <w:iCs/>
     </w:rPr>
@@ -4683,6 +5063,7 @@
       <w:ind w:left="936" w:right="936"/>
     </w:pPr>
     <w:rPr>
+      <w:rFonts w:eastAsia="黑体"/>
       <w:b/>
       <w:bCs/>
       <w:i/>
@@ -4697,6 +5078,7 @@
     <w:uiPriority w:val="30"/>
     <w:rsid w:val="00FC693F"/>
     <w:rPr>
+      <w:rFonts w:eastAsia="黑体"/>
       <w:b/>
       <w:bCs/>
       <w:i/>
@@ -4711,6 +5093,7 @@
     <w:qFormat/>
     <w:rsid w:val="00FC693F"/>
     <w:rPr>
+      <w:rFonts w:eastAsia="黑体"/>
       <w:i/>
       <w:iCs/>
       <w:color w:themeColor="text1" w:themeTint="7F" w:val="808080"/>
@@ -4723,6 +5106,7 @@
     <w:qFormat/>
     <w:rsid w:val="00FC693F"/>
     <w:rPr>
+      <w:rFonts w:eastAsia="黑体"/>
       <w:b/>
       <w:bCs/>
       <w:i/>
@@ -4737,6 +5121,7 @@
     <w:qFormat/>
     <w:rsid w:val="00FC693F"/>
     <w:rPr>
+      <w:rFonts w:eastAsia="黑体"/>
       <w:smallCaps/>
       <w:color w:themeColor="accent2" w:val="C0504D"/>
       <w:u w:val="single"/>
@@ -4749,6 +5134,7 @@
     <w:qFormat/>
     <w:rsid w:val="00FC693F"/>
     <w:rPr>
+      <w:rFonts w:eastAsia="黑体"/>
       <w:b/>
       <w:bCs/>
       <w:smallCaps/>
@@ -4764,6 +5150,7 @@
     <w:qFormat/>
     <w:rsid w:val="00FC693F"/>
     <w:rPr>
+      <w:rFonts w:eastAsia="黑体"/>
       <w:b/>
       <w:bCs/>
       <w:smallCaps/>
@@ -4818,6 +5205,7 @@
       <w:spacing w:after="0" w:line="240" w:lineRule="auto"/>
     </w:pPr>
     <w:rPr>
+      <w:rFonts w:eastAsia="黑体"/>
       <w:color w:themeColor="text1" w:themeShade="BF" w:val="000000"/>
     </w:rPr>
     <w:tblPr>
@@ -4840,6 +5228,7 @@
         <w:spacing w:after="0" w:before="0" w:line="240" w:lineRule="auto"/>
       </w:pPr>
       <w:rPr>
+        <w:rFonts w:eastAsia="黑体"/>
         <w:b/>
         <w:bCs/>
       </w:rPr>
@@ -4860,6 +5249,7 @@
         <w:spacing w:after="0" w:before="0" w:line="240" w:lineRule="auto"/>
       </w:pPr>
       <w:rPr>
+        <w:rFonts w:eastAsia="黑体"/>
         <w:b/>
         <w:bCs/>
       </w:rPr>
@@ -4877,12 +5267,14 @@
     </w:tblStylePr>
     <w:tblStylePr w:type="firstCol">
       <w:rPr>
+        <w:rFonts w:eastAsia="黑体"/>
         <w:b/>
         <w:bCs/>
       </w:rPr>
     </w:tblStylePr>
     <w:tblStylePr w:type="lastCol">
       <w:rPr>
+        <w:rFonts w:eastAsia="黑体"/>
         <w:b/>
         <w:bCs/>
       </w:rPr>
@@ -4921,6 +5313,7 @@
       <w:spacing w:after="0" w:line="240" w:lineRule="auto"/>
     </w:pPr>
     <w:rPr>
+      <w:rFonts w:eastAsia="黑体"/>
       <w:color w:themeColor="accent1" w:themeShade="BF" w:val="365F91"/>
     </w:rPr>
     <w:tblPr>
@@ -4943,6 +5336,7 @@
         <w:spacing w:after="0" w:before="0" w:line="240" w:lineRule="auto"/>
       </w:pPr>
       <w:rPr>
+        <w:rFonts w:eastAsia="黑体"/>
         <w:b/>
         <w:bCs/>
       </w:rPr>
@@ -4963,6 +5357,7 @@
         <w:spacing w:after="0" w:before="0" w:line="240" w:lineRule="auto"/>
       </w:pPr>
       <w:rPr>
+        <w:rFonts w:eastAsia="黑体"/>
         <w:b/>
         <w:bCs/>
       </w:rPr>
@@ -4980,12 +5375,14 @@
     </w:tblStylePr>
     <w:tblStylePr w:type="firstCol">
       <w:rPr>
+        <w:rFonts w:eastAsia="黑体"/>
         <w:b/>
         <w:bCs/>
       </w:rPr>
     </w:tblStylePr>
     <w:tblStylePr w:type="lastCol">
       <w:rPr>
+        <w:rFonts w:eastAsia="黑体"/>
         <w:b/>
         <w:bCs/>
       </w:rPr>
@@ -5024,6 +5421,7 @@
       <w:spacing w:after="0" w:line="240" w:lineRule="auto"/>
     </w:pPr>
     <w:rPr>
+      <w:rFonts w:eastAsia="黑体"/>
       <w:color w:themeColor="accent2" w:themeShade="BF" w:val="943634"/>
     </w:rPr>
     <w:tblPr>
@@ -5046,6 +5444,7 @@
         <w:spacing w:after="0" w:before="0" w:line="240" w:lineRule="auto"/>
       </w:pPr>
       <w:rPr>
+        <w:rFonts w:eastAsia="黑体"/>
         <w:b/>
         <w:bCs/>
       </w:rPr>
@@ -5066,6 +5465,7 @@
         <w:spacing w:after="0" w:before="0" w:line="240" w:lineRule="auto"/>
       </w:pPr>
       <w:rPr>
+        <w:rFonts w:eastAsia="黑体"/>
         <w:b/>
         <w:bCs/>
       </w:rPr>
@@ -5083,12 +5483,14 @@
     </w:tblStylePr>
     <w:tblStylePr w:type="firstCol">
       <w:rPr>
+        <w:rFonts w:eastAsia="黑体"/>
         <w:b/>
         <w:bCs/>
       </w:rPr>
     </w:tblStylePr>
     <w:tblStylePr w:type="lastCol">
       <w:rPr>
+        <w:rFonts w:eastAsia="黑体"/>
         <w:b/>
         <w:bCs/>
       </w:rPr>
@@ -5127,6 +5529,7 @@
       <w:spacing w:after="0" w:line="240" w:lineRule="auto"/>
     </w:pPr>
     <w:rPr>
+      <w:rFonts w:eastAsia="黑体"/>
       <w:color w:themeColor="accent3" w:themeShade="BF" w:val="76923C"/>
     </w:rPr>
     <w:tblPr>
@@ -5149,6 +5552,7 @@
         <w:spacing w:after="0" w:before="0" w:line="240" w:lineRule="auto"/>
       </w:pPr>
       <w:rPr>
+        <w:rFonts w:eastAsia="黑体"/>
         <w:b/>
         <w:bCs/>
       </w:rPr>
@@ -5169,6 +5573,7 @@
         <w:spacing w:after="0" w:before="0" w:line="240" w:lineRule="auto"/>
       </w:pPr>
       <w:rPr>
+        <w:rFonts w:eastAsia="黑体"/>
         <w:b/>
         <w:bCs/>
       </w:rPr>
@@ -5186,12 +5591,14 @@
     </w:tblStylePr>
     <w:tblStylePr w:type="firstCol">
       <w:rPr>
+        <w:rFonts w:eastAsia="黑体"/>
         <w:b/>
         <w:bCs/>
       </w:rPr>
     </w:tblStylePr>
     <w:tblStylePr w:type="lastCol">
       <w:rPr>
+        <w:rFonts w:eastAsia="黑体"/>
         <w:b/>
         <w:bCs/>
       </w:rPr>
@@ -5230,6 +5637,7 @@
       <w:spacing w:after="0" w:line="240" w:lineRule="auto"/>
     </w:pPr>
     <w:rPr>
+      <w:rFonts w:eastAsia="黑体"/>
       <w:color w:themeColor="accent4" w:themeShade="BF" w:val="5F497A"/>
     </w:rPr>
     <w:tblPr>
@@ -5252,6 +5660,7 @@
         <w:spacing w:after="0" w:before="0" w:line="240" w:lineRule="auto"/>
       </w:pPr>
       <w:rPr>
+        <w:rFonts w:eastAsia="黑体"/>
         <w:b/>
         <w:bCs/>
       </w:rPr>
@@ -5272,6 +5681,7 @@
         <w:spacing w:after="0" w:before="0" w:line="240" w:lineRule="auto"/>
       </w:pPr>
       <w:rPr>
+        <w:rFonts w:eastAsia="黑体"/>
         <w:b/>
         <w:bCs/>
       </w:rPr>
@@ -5289,12 +5699,14 @@
     </w:tblStylePr>
     <w:tblStylePr w:type="firstCol">
       <w:rPr>
+        <w:rFonts w:eastAsia="黑体"/>
         <w:b/>
         <w:bCs/>
       </w:rPr>
     </w:tblStylePr>
     <w:tblStylePr w:type="lastCol">
       <w:rPr>
+        <w:rFonts w:eastAsia="黑体"/>
         <w:b/>
         <w:bCs/>
       </w:rPr>
@@ -5333,6 +5745,7 @@
       <w:spacing w:after="0" w:line="240" w:lineRule="auto"/>
     </w:pPr>
     <w:rPr>
+      <w:rFonts w:eastAsia="黑体"/>
       <w:color w:themeColor="accent5" w:themeShade="BF" w:val="31849B"/>
     </w:rPr>
     <w:tblPr>
@@ -5355,6 +5768,7 @@
         <w:spacing w:after="0" w:before="0" w:line="240" w:lineRule="auto"/>
       </w:pPr>
       <w:rPr>
+        <w:rFonts w:eastAsia="黑体"/>
         <w:b/>
         <w:bCs/>
       </w:rPr>
@@ -5375,6 +5789,7 @@
         <w:spacing w:after="0" w:before="0" w:line="240" w:lineRule="auto"/>
       </w:pPr>
       <w:rPr>
+        <w:rFonts w:eastAsia="黑体"/>
         <w:b/>
         <w:bCs/>
       </w:rPr>
@@ -5392,12 +5807,14 @@
     </w:tblStylePr>
     <w:tblStylePr w:type="firstCol">
       <w:rPr>
+        <w:rFonts w:eastAsia="黑体"/>
         <w:b/>
         <w:bCs/>
       </w:rPr>
     </w:tblStylePr>
     <w:tblStylePr w:type="lastCol">
       <w:rPr>
+        <w:rFonts w:eastAsia="黑体"/>
         <w:b/>
         <w:bCs/>
       </w:rPr>
@@ -5436,6 +5853,7 @@
       <w:spacing w:after="0" w:line="240" w:lineRule="auto"/>
     </w:pPr>
     <w:rPr>
+      <w:rFonts w:eastAsia="黑体"/>
       <w:color w:themeColor="accent6" w:themeShade="BF" w:val="E36C0A"/>
     </w:rPr>
     <w:tblPr>
@@ -5458,6 +5876,7 @@
         <w:spacing w:after="0" w:before="0" w:line="240" w:lineRule="auto"/>
       </w:pPr>
       <w:rPr>
+        <w:rFonts w:eastAsia="黑体"/>
         <w:b/>
         <w:bCs/>
       </w:rPr>
@@ -5478,6 +5897,7 @@
         <w:spacing w:after="0" w:before="0" w:line="240" w:lineRule="auto"/>
       </w:pPr>
       <w:rPr>
+        <w:rFonts w:eastAsia="黑体"/>
         <w:b/>
         <w:bCs/>
       </w:rPr>
@@ -5495,12 +5915,14 @@
     </w:tblStylePr>
     <w:tblStylePr w:type="firstCol">
       <w:rPr>
+        <w:rFonts w:eastAsia="黑体"/>
         <w:b/>
         <w:bCs/>
       </w:rPr>
     </w:tblStylePr>
     <w:tblStylePr w:type="lastCol">
       <w:rPr>
+        <w:rFonts w:eastAsia="黑体"/>
         <w:b/>
         <w:bCs/>
       </w:rPr>
@@ -5560,6 +5982,7 @@
         <w:spacing w:after="0" w:before="0" w:line="240" w:lineRule="auto"/>
       </w:pPr>
       <w:rPr>
+        <w:rFonts w:eastAsia="黑体"/>
         <w:b/>
         <w:bCs/>
         <w:color w:themeColor="background1" w:val="FFFFFF"/>
@@ -5574,6 +5997,7 @@
         <w:spacing w:after="0" w:before="0" w:line="240" w:lineRule="auto"/>
       </w:pPr>
       <w:rPr>
+        <w:rFonts w:eastAsia="黑体"/>
         <w:b/>
         <w:bCs/>
       </w:rPr>
@@ -5589,12 +6013,14 @@
     </w:tblStylePr>
     <w:tblStylePr w:type="firstCol">
       <w:rPr>
+        <w:rFonts w:eastAsia="黑体"/>
         <w:b/>
         <w:bCs/>
       </w:rPr>
     </w:tblStylePr>
     <w:tblStylePr w:type="lastCol">
       <w:rPr>
+        <w:rFonts w:eastAsia="黑体"/>
         <w:b/>
         <w:bCs/>
       </w:rPr>
@@ -5652,6 +6078,7 @@
         <w:spacing w:after="0" w:before="0" w:line="240" w:lineRule="auto"/>
       </w:pPr>
       <w:rPr>
+        <w:rFonts w:eastAsia="黑体"/>
         <w:b/>
         <w:bCs/>
         <w:color w:themeColor="background1" w:val="FFFFFF"/>
@@ -5666,6 +6093,7 @@
         <w:spacing w:after="0" w:before="0" w:line="240" w:lineRule="auto"/>
       </w:pPr>
       <w:rPr>
+        <w:rFonts w:eastAsia="黑体"/>
         <w:b/>
         <w:bCs/>
       </w:rPr>
@@ -5681,12 +6109,14 @@
     </w:tblStylePr>
     <w:tblStylePr w:type="firstCol">
       <w:rPr>
+        <w:rFonts w:eastAsia="黑体"/>
         <w:b/>
         <w:bCs/>
       </w:rPr>
     </w:tblStylePr>
     <w:tblStylePr w:type="lastCol">
       <w:rPr>
+        <w:rFonts w:eastAsia="黑体"/>
         <w:b/>
         <w:bCs/>
       </w:rPr>
@@ -5744,6 +6174,7 @@
         <w:spacing w:after="0" w:before="0" w:line="240" w:lineRule="auto"/>
       </w:pPr>
       <w:rPr>
+        <w:rFonts w:eastAsia="黑体"/>
         <w:b/>
         <w:bCs/>
         <w:color w:themeColor="background1" w:val="FFFFFF"/>
@@ -5758,6 +6189,7 @@
         <w:spacing w:after="0" w:before="0" w:line="240" w:lineRule="auto"/>
       </w:pPr>
       <w:rPr>
+        <w:rFonts w:eastAsia="黑体"/>
         <w:b/>
         <w:bCs/>
       </w:rPr>
@@ -5773,12 +6205,14 @@
     </w:tblStylePr>
     <w:tblStylePr w:type="firstCol">
       <w:rPr>
+        <w:rFonts w:eastAsia="黑体"/>
         <w:b/>
         <w:bCs/>
       </w:rPr>
     </w:tblStylePr>
     <w:tblStylePr w:type="lastCol">
       <w:rPr>
+        <w:rFonts w:eastAsia="黑体"/>
         <w:b/>
         <w:bCs/>
       </w:rPr>
@@ -5836,6 +6270,7 @@
         <w:spacing w:after="0" w:before="0" w:line="240" w:lineRule="auto"/>
       </w:pPr>
       <w:rPr>
+        <w:rFonts w:eastAsia="黑体"/>
         <w:b/>
         <w:bCs/>
         <w:color w:themeColor="background1" w:val="FFFFFF"/>
@@ -5850,6 +6285,7 @@
         <w:spacing w:after="0" w:before="0" w:line="240" w:lineRule="auto"/>
       </w:pPr>
       <w:rPr>
+        <w:rFonts w:eastAsia="黑体"/>
         <w:b/>
         <w:bCs/>
       </w:rPr>
@@ -5865,12 +6301,14 @@
     </w:tblStylePr>
     <w:tblStylePr w:type="firstCol">
       <w:rPr>
+        <w:rFonts w:eastAsia="黑体"/>
         <w:b/>
         <w:bCs/>
       </w:rPr>
     </w:tblStylePr>
     <w:tblStylePr w:type="lastCol">
       <w:rPr>
+        <w:rFonts w:eastAsia="黑体"/>
         <w:b/>
         <w:bCs/>
       </w:rPr>
@@ -5928,6 +6366,7 @@
         <w:spacing w:after="0" w:before="0" w:line="240" w:lineRule="auto"/>
       </w:pPr>
       <w:rPr>
+        <w:rFonts w:eastAsia="黑体"/>
         <w:b/>
         <w:bCs/>
         <w:color w:themeColor="background1" w:val="FFFFFF"/>
@@ -5942,6 +6381,7 @@
         <w:spacing w:after="0" w:before="0" w:line="240" w:lineRule="auto"/>
       </w:pPr>
       <w:rPr>
+        <w:rFonts w:eastAsia="黑体"/>
         <w:b/>
         <w:bCs/>
       </w:rPr>
@@ -5957,12 +6397,14 @@
     </w:tblStylePr>
     <w:tblStylePr w:type="firstCol">
       <w:rPr>
+        <w:rFonts w:eastAsia="黑体"/>
         <w:b/>
         <w:bCs/>
       </w:rPr>
     </w:tblStylePr>
     <w:tblStylePr w:type="lastCol">
       <w:rPr>
+        <w:rFonts w:eastAsia="黑体"/>
         <w:b/>
         <w:bCs/>
       </w:rPr>
@@ -6020,6 +6462,7 @@
         <w:spacing w:after="0" w:before="0" w:line="240" w:lineRule="auto"/>
       </w:pPr>
       <w:rPr>
+        <w:rFonts w:eastAsia="黑体"/>
         <w:b/>
         <w:bCs/>
         <w:color w:themeColor="background1" w:val="FFFFFF"/>
@@ -6034,6 +6477,7 @@
         <w:spacing w:after="0" w:before="0" w:line="240" w:lineRule="auto"/>
       </w:pPr>
       <w:rPr>
+        <w:rFonts w:eastAsia="黑体"/>
         <w:b/>
         <w:bCs/>
       </w:rPr>
@@ -6049,12 +6493,14 @@
     </w:tblStylePr>
     <w:tblStylePr w:type="firstCol">
       <w:rPr>
+        <w:rFonts w:eastAsia="黑体"/>
         <w:b/>
         <w:bCs/>
       </w:rPr>
     </w:tblStylePr>
     <w:tblStylePr w:type="lastCol">
       <w:rPr>
+        <w:rFonts w:eastAsia="黑体"/>
         <w:b/>
         <w:bCs/>
       </w:rPr>
@@ -6112,6 +6558,7 @@
         <w:spacing w:after="0" w:before="0" w:line="240" w:lineRule="auto"/>
       </w:pPr>
       <w:rPr>
+        <w:rFonts w:eastAsia="黑体"/>
         <w:b/>
         <w:bCs/>
         <w:color w:themeColor="background1" w:val="FFFFFF"/>
@@ -6126,6 +6573,7 @@
         <w:spacing w:after="0" w:before="0" w:line="240" w:lineRule="auto"/>
       </w:pPr>
       <w:rPr>
+        <w:rFonts w:eastAsia="黑体"/>
         <w:b/>
         <w:bCs/>
       </w:rPr>
@@ -6141,12 +6589,14 @@
     </w:tblStylePr>
     <w:tblStylePr w:type="firstCol">
       <w:rPr>
+        <w:rFonts w:eastAsia="黑体"/>
         <w:b/>
         <w:bCs/>
       </w:rPr>
     </w:tblStylePr>
     <w:tblStylePr w:type="lastCol">
       <w:rPr>
+        <w:rFonts w:eastAsia="黑体"/>
         <w:b/>
         <w:bCs/>
       </w:rPr>
@@ -6206,7 +6656,7 @@
         <w:spacing w:after="0" w:before="0" w:line="240" w:lineRule="auto"/>
       </w:pPr>
       <w:rPr>
-        <w:rFonts w:asciiTheme="majorHAnsi" w:cstheme="majorBidi" w:eastAsiaTheme="majorEastAsia" w:hAnsiTheme="majorHAnsi"/>
+        <w:rFonts w:asciiTheme="majorHAnsi" w:cstheme="majorBidi" w:hAnsiTheme="majorHAnsi" w:eastAsia="黑体"/>
         <w:b/>
         <w:bCs/>
       </w:rPr>
@@ -6227,7 +6677,7 @@
         <w:spacing w:after="0" w:before="0" w:line="240" w:lineRule="auto"/>
       </w:pPr>
       <w:rPr>
-        <w:rFonts w:asciiTheme="majorHAnsi" w:cstheme="majorBidi" w:eastAsiaTheme="majorEastAsia" w:hAnsiTheme="majorHAnsi"/>
+        <w:rFonts w:asciiTheme="majorHAnsi" w:cstheme="majorBidi" w:hAnsiTheme="majorHAnsi" w:eastAsia="黑体"/>
         <w:b/>
         <w:bCs/>
       </w:rPr>
@@ -6245,14 +6695,14 @@
     </w:tblStylePr>
     <w:tblStylePr w:type="firstCol">
       <w:rPr>
-        <w:rFonts w:asciiTheme="majorHAnsi" w:cstheme="majorBidi" w:eastAsiaTheme="majorEastAsia" w:hAnsiTheme="majorHAnsi"/>
+        <w:rFonts w:asciiTheme="majorHAnsi" w:cstheme="majorBidi" w:hAnsiTheme="majorHAnsi" w:eastAsia="黑体"/>
         <w:b/>
         <w:bCs/>
       </w:rPr>
     </w:tblStylePr>
     <w:tblStylePr w:type="lastCol">
       <w:rPr>
-        <w:rFonts w:asciiTheme="majorHAnsi" w:cstheme="majorBidi" w:eastAsiaTheme="majorEastAsia" w:hAnsiTheme="majorHAnsi"/>
+        <w:rFonts w:asciiTheme="majorHAnsi" w:cstheme="majorBidi" w:hAnsiTheme="majorHAnsi" w:eastAsia="黑体"/>
         <w:b/>
         <w:bCs/>
       </w:rPr>
@@ -6336,7 +6786,7 @@
         <w:spacing w:after="0" w:before="0" w:line="240" w:lineRule="auto"/>
       </w:pPr>
       <w:rPr>
-        <w:rFonts w:asciiTheme="majorHAnsi" w:cstheme="majorBidi" w:eastAsiaTheme="majorEastAsia" w:hAnsiTheme="majorHAnsi"/>
+        <w:rFonts w:asciiTheme="majorHAnsi" w:cstheme="majorBidi" w:hAnsiTheme="majorHAnsi" w:eastAsia="黑体"/>
         <w:b/>
         <w:bCs/>
       </w:rPr>
@@ -6357,7 +6807,7 @@
         <w:spacing w:after="0" w:before="0" w:line="240" w:lineRule="auto"/>
       </w:pPr>
       <w:rPr>
-        <w:rFonts w:asciiTheme="majorHAnsi" w:cstheme="majorBidi" w:eastAsiaTheme="majorEastAsia" w:hAnsiTheme="majorHAnsi"/>
+        <w:rFonts w:asciiTheme="majorHAnsi" w:cstheme="majorBidi" w:hAnsiTheme="majorHAnsi" w:eastAsia="黑体"/>
         <w:b/>
         <w:bCs/>
       </w:rPr>
@@ -6375,14 +6825,14 @@
     </w:tblStylePr>
     <w:tblStylePr w:type="firstCol">
       <w:rPr>
-        <w:rFonts w:asciiTheme="majorHAnsi" w:cstheme="majorBidi" w:eastAsiaTheme="majorEastAsia" w:hAnsiTheme="majorHAnsi"/>
+        <w:rFonts w:asciiTheme="majorHAnsi" w:cstheme="majorBidi" w:hAnsiTheme="majorHAnsi" w:eastAsia="黑体"/>
         <w:b/>
         <w:bCs/>
       </w:rPr>
     </w:tblStylePr>
     <w:tblStylePr w:type="lastCol">
       <w:rPr>
-        <w:rFonts w:asciiTheme="majorHAnsi" w:cstheme="majorBidi" w:eastAsiaTheme="majorEastAsia" w:hAnsiTheme="majorHAnsi"/>
+        <w:rFonts w:asciiTheme="majorHAnsi" w:cstheme="majorBidi" w:hAnsiTheme="majorHAnsi" w:eastAsia="黑体"/>
         <w:b/>
         <w:bCs/>
       </w:rPr>
@@ -6466,7 +6916,7 @@
         <w:spacing w:after="0" w:before="0" w:line="240" w:lineRule="auto"/>
       </w:pPr>
       <w:rPr>
-        <w:rFonts w:asciiTheme="majorHAnsi" w:cstheme="majorBidi" w:eastAsiaTheme="majorEastAsia" w:hAnsiTheme="majorHAnsi"/>
+        <w:rFonts w:asciiTheme="majorHAnsi" w:cstheme="majorBidi" w:hAnsiTheme="majorHAnsi" w:eastAsia="黑体"/>
         <w:b/>
         <w:bCs/>
       </w:rPr>
@@ -6487,7 +6937,7 @@
         <w:spacing w:after="0" w:before="0" w:line="240" w:lineRule="auto"/>
       </w:pPr>
       <w:rPr>
-        <w:rFonts w:asciiTheme="majorHAnsi" w:cstheme="majorBidi" w:eastAsiaTheme="majorEastAsia" w:hAnsiTheme="majorHAnsi"/>
+        <w:rFonts w:asciiTheme="majorHAnsi" w:cstheme="majorBidi" w:hAnsiTheme="majorHAnsi" w:eastAsia="黑体"/>
         <w:b/>
         <w:bCs/>
       </w:rPr>
@@ -6505,14 +6955,14 @@
     </w:tblStylePr>
     <w:tblStylePr w:type="firstCol">
       <w:rPr>
-        <w:rFonts w:asciiTheme="majorHAnsi" w:cstheme="majorBidi" w:eastAsiaTheme="majorEastAsia" w:hAnsiTheme="majorHAnsi"/>
+        <w:rFonts w:asciiTheme="majorHAnsi" w:cstheme="majorBidi" w:hAnsiTheme="majorHAnsi" w:eastAsia="黑体"/>
         <w:b/>
         <w:bCs/>
       </w:rPr>
     </w:tblStylePr>
     <w:tblStylePr w:type="lastCol">
       <w:rPr>
-        <w:rFonts w:asciiTheme="majorHAnsi" w:cstheme="majorBidi" w:eastAsiaTheme="majorEastAsia" w:hAnsiTheme="majorHAnsi"/>
+        <w:rFonts w:asciiTheme="majorHAnsi" w:cstheme="majorBidi" w:hAnsiTheme="majorHAnsi" w:eastAsia="黑体"/>
         <w:b/>
         <w:bCs/>
       </w:rPr>
@@ -6596,7 +7046,7 @@
         <w:spacing w:after="0" w:before="0" w:line="240" w:lineRule="auto"/>
       </w:pPr>
       <w:rPr>
-        <w:rFonts w:asciiTheme="majorHAnsi" w:cstheme="majorBidi" w:eastAsiaTheme="majorEastAsia" w:hAnsiTheme="majorHAnsi"/>
+        <w:rFonts w:asciiTheme="majorHAnsi" w:cstheme="majorBidi" w:hAnsiTheme="majorHAnsi" w:eastAsia="黑体"/>
         <w:b/>
         <w:bCs/>
       </w:rPr>
@@ -6617,7 +7067,7 @@
         <w:spacing w:after="0" w:before="0" w:line="240" w:lineRule="auto"/>
       </w:pPr>
       <w:rPr>
-        <w:rFonts w:asciiTheme="majorHAnsi" w:cstheme="majorBidi" w:eastAsiaTheme="majorEastAsia" w:hAnsiTheme="majorHAnsi"/>
+        <w:rFonts w:asciiTheme="majorHAnsi" w:cstheme="majorBidi" w:hAnsiTheme="majorHAnsi" w:eastAsia="黑体"/>
         <w:b/>
         <w:bCs/>
       </w:rPr>
@@ -6635,14 +7085,14 @@
     </w:tblStylePr>
     <w:tblStylePr w:type="firstCol">
       <w:rPr>
-        <w:rFonts w:asciiTheme="majorHAnsi" w:cstheme="majorBidi" w:eastAsiaTheme="majorEastAsia" w:hAnsiTheme="majorHAnsi"/>
+        <w:rFonts w:asciiTheme="majorHAnsi" w:cstheme="majorBidi" w:hAnsiTheme="majorHAnsi" w:eastAsia="黑体"/>
         <w:b/>
         <w:bCs/>
       </w:rPr>
     </w:tblStylePr>
     <w:tblStylePr w:type="lastCol">
       <w:rPr>
-        <w:rFonts w:asciiTheme="majorHAnsi" w:cstheme="majorBidi" w:eastAsiaTheme="majorEastAsia" w:hAnsiTheme="majorHAnsi"/>
+        <w:rFonts w:asciiTheme="majorHAnsi" w:cstheme="majorBidi" w:hAnsiTheme="majorHAnsi" w:eastAsia="黑体"/>
         <w:b/>
         <w:bCs/>
       </w:rPr>
@@ -6726,7 +7176,7 @@
         <w:spacing w:after="0" w:before="0" w:line="240" w:lineRule="auto"/>
       </w:pPr>
       <w:rPr>
-        <w:rFonts w:asciiTheme="majorHAnsi" w:cstheme="majorBidi" w:eastAsiaTheme="majorEastAsia" w:hAnsiTheme="majorHAnsi"/>
+        <w:rFonts w:asciiTheme="majorHAnsi" w:cstheme="majorBidi" w:hAnsiTheme="majorHAnsi" w:eastAsia="黑体"/>
         <w:b/>
         <w:bCs/>
       </w:rPr>
@@ -6747,7 +7197,7 @@
         <w:spacing w:after="0" w:before="0" w:line="240" w:lineRule="auto"/>
       </w:pPr>
       <w:rPr>
-        <w:rFonts w:asciiTheme="majorHAnsi" w:cstheme="majorBidi" w:eastAsiaTheme="majorEastAsia" w:hAnsiTheme="majorHAnsi"/>
+        <w:rFonts w:asciiTheme="majorHAnsi" w:cstheme="majorBidi" w:hAnsiTheme="majorHAnsi" w:eastAsia="黑体"/>
         <w:b/>
         <w:bCs/>
       </w:rPr>
@@ -6765,14 +7215,14 @@
     </w:tblStylePr>
     <w:tblStylePr w:type="firstCol">
       <w:rPr>
-        <w:rFonts w:asciiTheme="majorHAnsi" w:cstheme="majorBidi" w:eastAsiaTheme="majorEastAsia" w:hAnsiTheme="majorHAnsi"/>
+        <w:rFonts w:asciiTheme="majorHAnsi" w:cstheme="majorBidi" w:hAnsiTheme="majorHAnsi" w:eastAsia="黑体"/>
         <w:b/>
         <w:bCs/>
       </w:rPr>
     </w:tblStylePr>
     <w:tblStylePr w:type="lastCol">
       <w:rPr>
-        <w:rFonts w:asciiTheme="majorHAnsi" w:cstheme="majorBidi" w:eastAsiaTheme="majorEastAsia" w:hAnsiTheme="majorHAnsi"/>
+        <w:rFonts w:asciiTheme="majorHAnsi" w:cstheme="majorBidi" w:hAnsiTheme="majorHAnsi" w:eastAsia="黑体"/>
         <w:b/>
         <w:bCs/>
       </w:rPr>
@@ -6856,7 +7306,7 @@
         <w:spacing w:after="0" w:before="0" w:line="240" w:lineRule="auto"/>
       </w:pPr>
       <w:rPr>
-        <w:rFonts w:asciiTheme="majorHAnsi" w:cstheme="majorBidi" w:eastAsiaTheme="majorEastAsia" w:hAnsiTheme="majorHAnsi"/>
+        <w:rFonts w:asciiTheme="majorHAnsi" w:cstheme="majorBidi" w:hAnsiTheme="majorHAnsi" w:eastAsia="黑体"/>
         <w:b/>
         <w:bCs/>
       </w:rPr>
@@ -6877,7 +7327,7 @@
         <w:spacing w:after="0" w:before="0" w:line="240" w:lineRule="auto"/>
       </w:pPr>
       <w:rPr>
-        <w:rFonts w:asciiTheme="majorHAnsi" w:cstheme="majorBidi" w:eastAsiaTheme="majorEastAsia" w:hAnsiTheme="majorHAnsi"/>
+        <w:rFonts w:asciiTheme="majorHAnsi" w:cstheme="majorBidi" w:hAnsiTheme="majorHAnsi" w:eastAsia="黑体"/>
         <w:b/>
         <w:bCs/>
       </w:rPr>
@@ -6895,14 +7345,14 @@
     </w:tblStylePr>
     <w:tblStylePr w:type="firstCol">
       <w:rPr>
-        <w:rFonts w:asciiTheme="majorHAnsi" w:cstheme="majorBidi" w:eastAsiaTheme="majorEastAsia" w:hAnsiTheme="majorHAnsi"/>
+        <w:rFonts w:asciiTheme="majorHAnsi" w:cstheme="majorBidi" w:hAnsiTheme="majorHAnsi" w:eastAsia="黑体"/>
         <w:b/>
         <w:bCs/>
       </w:rPr>
     </w:tblStylePr>
     <w:tblStylePr w:type="lastCol">
       <w:rPr>
-        <w:rFonts w:asciiTheme="majorHAnsi" w:cstheme="majorBidi" w:eastAsiaTheme="majorEastAsia" w:hAnsiTheme="majorHAnsi"/>
+        <w:rFonts w:asciiTheme="majorHAnsi" w:cstheme="majorBidi" w:hAnsiTheme="majorHAnsi" w:eastAsia="黑体"/>
         <w:b/>
         <w:bCs/>
       </w:rPr>
@@ -6986,7 +7436,7 @@
         <w:spacing w:after="0" w:before="0" w:line="240" w:lineRule="auto"/>
       </w:pPr>
       <w:rPr>
-        <w:rFonts w:asciiTheme="majorHAnsi" w:cstheme="majorBidi" w:eastAsiaTheme="majorEastAsia" w:hAnsiTheme="majorHAnsi"/>
+        <w:rFonts w:asciiTheme="majorHAnsi" w:cstheme="majorBidi" w:hAnsiTheme="majorHAnsi" w:eastAsia="黑体"/>
         <w:b/>
         <w:bCs/>
       </w:rPr>
@@ -7007,7 +7457,7 @@
         <w:spacing w:after="0" w:before="0" w:line="240" w:lineRule="auto"/>
       </w:pPr>
       <w:rPr>
-        <w:rFonts w:asciiTheme="majorHAnsi" w:cstheme="majorBidi" w:eastAsiaTheme="majorEastAsia" w:hAnsiTheme="majorHAnsi"/>
+        <w:rFonts w:asciiTheme="majorHAnsi" w:cstheme="majorBidi" w:hAnsiTheme="majorHAnsi" w:eastAsia="黑体"/>
         <w:b/>
         <w:bCs/>
       </w:rPr>
@@ -7025,14 +7475,14 @@
     </w:tblStylePr>
     <w:tblStylePr w:type="firstCol">
       <w:rPr>
-        <w:rFonts w:asciiTheme="majorHAnsi" w:cstheme="majorBidi" w:eastAsiaTheme="majorEastAsia" w:hAnsiTheme="majorHAnsi"/>
+        <w:rFonts w:asciiTheme="majorHAnsi" w:cstheme="majorBidi" w:hAnsiTheme="majorHAnsi" w:eastAsia="黑体"/>
         <w:b/>
         <w:bCs/>
       </w:rPr>
     </w:tblStylePr>
     <w:tblStylePr w:type="lastCol">
       <w:rPr>
-        <w:rFonts w:asciiTheme="majorHAnsi" w:cstheme="majorBidi" w:eastAsiaTheme="majorEastAsia" w:hAnsiTheme="majorHAnsi"/>
+        <w:rFonts w:asciiTheme="majorHAnsi" w:cstheme="majorBidi" w:hAnsiTheme="majorHAnsi" w:eastAsia="黑体"/>
         <w:b/>
         <w:bCs/>
       </w:rPr>
@@ -7115,6 +7565,7 @@
         <w:spacing w:after="0" w:before="0" w:line="240" w:lineRule="auto"/>
       </w:pPr>
       <w:rPr>
+        <w:rFonts w:eastAsia="黑体"/>
         <w:b/>
         <w:bCs/>
         <w:color w:themeColor="background1" w:val="FFFFFF"/>
@@ -7137,6 +7588,7 @@
         <w:spacing w:after="0" w:before="0" w:line="240" w:lineRule="auto"/>
       </w:pPr>
       <w:rPr>
+        <w:rFonts w:eastAsia="黑体"/>
         <w:b/>
         <w:bCs/>
       </w:rPr>
@@ -7154,12 +7606,14 @@
     </w:tblStylePr>
     <w:tblStylePr w:type="firstCol">
       <w:rPr>
+        <w:rFonts w:eastAsia="黑体"/>
         <w:b/>
         <w:bCs/>
       </w:rPr>
     </w:tblStylePr>
     <w:tblStylePr w:type="lastCol">
       <w:rPr>
+        <w:rFonts w:eastAsia="黑体"/>
         <w:b/>
         <w:bCs/>
       </w:rPr>
@@ -7221,6 +7675,7 @@
         <w:spacing w:after="0" w:before="0" w:line="240" w:lineRule="auto"/>
       </w:pPr>
       <w:rPr>
+        <w:rFonts w:eastAsia="黑体"/>
         <w:b/>
         <w:bCs/>
         <w:color w:themeColor="background1" w:val="FFFFFF"/>
@@ -7243,6 +7698,7 @@
         <w:spacing w:after="0" w:before="0" w:line="240" w:lineRule="auto"/>
       </w:pPr>
       <w:rPr>
+        <w:rFonts w:eastAsia="黑体"/>
         <w:b/>
         <w:bCs/>
       </w:rPr>
@@ -7260,12 +7716,14 @@
     </w:tblStylePr>
     <w:tblStylePr w:type="firstCol">
       <w:rPr>
+        <w:rFonts w:eastAsia="黑体"/>
         <w:b/>
         <w:bCs/>
       </w:rPr>
     </w:tblStylePr>
     <w:tblStylePr w:type="lastCol">
       <w:rPr>
+        <w:rFonts w:eastAsia="黑体"/>
         <w:b/>
         <w:bCs/>
       </w:rPr>
@@ -7327,6 +7785,7 @@
         <w:spacing w:after="0" w:before="0" w:line="240" w:lineRule="auto"/>
       </w:pPr>
       <w:rPr>
+        <w:rFonts w:eastAsia="黑体"/>
         <w:b/>
         <w:bCs/>
         <w:color w:themeColor="background1" w:val="FFFFFF"/>
@@ -7349,6 +7808,7 @@
         <w:spacing w:after="0" w:before="0" w:line="240" w:lineRule="auto"/>
       </w:pPr>
       <w:rPr>
+        <w:rFonts w:eastAsia="黑体"/>
         <w:b/>
         <w:bCs/>
       </w:rPr>
@@ -7366,12 +7826,14 @@
     </w:tblStylePr>
     <w:tblStylePr w:type="firstCol">
       <w:rPr>
+        <w:rFonts w:eastAsia="黑体"/>
         <w:b/>
         <w:bCs/>
       </w:rPr>
     </w:tblStylePr>
     <w:tblStylePr w:type="lastCol">
       <w:rPr>
+        <w:rFonts w:eastAsia="黑体"/>
         <w:b/>
         <w:bCs/>
       </w:rPr>
@@ -7433,6 +7895,7 @@
         <w:spacing w:after="0" w:before="0" w:line="240" w:lineRule="auto"/>
       </w:pPr>
       <w:rPr>
+        <w:rFonts w:eastAsia="黑体"/>
         <w:b/>
         <w:bCs/>
         <w:color w:themeColor="background1" w:val="FFFFFF"/>
@@ -7455,6 +7918,7 @@
         <w:spacing w:after="0" w:before="0" w:line="240" w:lineRule="auto"/>
       </w:pPr>
       <w:rPr>
+        <w:rFonts w:eastAsia="黑体"/>
         <w:b/>
         <w:bCs/>
       </w:rPr>
@@ -7472,12 +7936,14 @@
     </w:tblStylePr>
     <w:tblStylePr w:type="firstCol">
       <w:rPr>
+        <w:rFonts w:eastAsia="黑体"/>
         <w:b/>
         <w:bCs/>
       </w:rPr>
     </w:tblStylePr>
     <w:tblStylePr w:type="lastCol">
       <w:rPr>
+        <w:rFonts w:eastAsia="黑体"/>
         <w:b/>
         <w:bCs/>
       </w:rPr>
@@ -7539,6 +8005,7 @@
         <w:spacing w:after="0" w:before="0" w:line="240" w:lineRule="auto"/>
       </w:pPr>
       <w:rPr>
+        <w:rFonts w:eastAsia="黑体"/>
         <w:b/>
         <w:bCs/>
         <w:color w:themeColor="background1" w:val="FFFFFF"/>
@@ -7561,6 +8028,7 @@
         <w:spacing w:after="0" w:before="0" w:line="240" w:lineRule="auto"/>
       </w:pPr>
       <w:rPr>
+        <w:rFonts w:eastAsia="黑体"/>
         <w:b/>
         <w:bCs/>
       </w:rPr>
@@ -7578,12 +8046,14 @@
     </w:tblStylePr>
     <w:tblStylePr w:type="firstCol">
       <w:rPr>
+        <w:rFonts w:eastAsia="黑体"/>
         <w:b/>
         <w:bCs/>
       </w:rPr>
     </w:tblStylePr>
     <w:tblStylePr w:type="lastCol">
       <w:rPr>
+        <w:rFonts w:eastAsia="黑体"/>
         <w:b/>
         <w:bCs/>
       </w:rPr>
@@ -7645,6 +8115,7 @@
         <w:spacing w:after="0" w:before="0" w:line="240" w:lineRule="auto"/>
       </w:pPr>
       <w:rPr>
+        <w:rFonts w:eastAsia="黑体"/>
         <w:b/>
         <w:bCs/>
         <w:color w:themeColor="background1" w:val="FFFFFF"/>
@@ -7667,6 +8138,7 @@
         <w:spacing w:after="0" w:before="0" w:line="240" w:lineRule="auto"/>
       </w:pPr>
       <w:rPr>
+        <w:rFonts w:eastAsia="黑体"/>
         <w:b/>
         <w:bCs/>
       </w:rPr>
@@ -7684,12 +8156,14 @@
     </w:tblStylePr>
     <w:tblStylePr w:type="firstCol">
       <w:rPr>
+        <w:rFonts w:eastAsia="黑体"/>
         <w:b/>
         <w:bCs/>
       </w:rPr>
     </w:tblStylePr>
     <w:tblStylePr w:type="lastCol">
       <w:rPr>
+        <w:rFonts w:eastAsia="黑体"/>
         <w:b/>
         <w:bCs/>
       </w:rPr>
@@ -7751,6 +8225,7 @@
         <w:spacing w:after="0" w:before="0" w:line="240" w:lineRule="auto"/>
       </w:pPr>
       <w:rPr>
+        <w:rFonts w:eastAsia="黑体"/>
         <w:b/>
         <w:bCs/>
         <w:color w:themeColor="background1" w:val="FFFFFF"/>
@@ -7773,6 +8248,7 @@
         <w:spacing w:after="0" w:before="0" w:line="240" w:lineRule="auto"/>
       </w:pPr>
       <w:rPr>
+        <w:rFonts w:eastAsia="黑体"/>
         <w:b/>
         <w:bCs/>
       </w:rPr>
@@ -7790,12 +8266,14 @@
     </w:tblStylePr>
     <w:tblStylePr w:type="firstCol">
       <w:rPr>
+        <w:rFonts w:eastAsia="黑体"/>
         <w:b/>
         <w:bCs/>
       </w:rPr>
     </w:tblStylePr>
     <w:tblStylePr w:type="lastCol">
       <w:rPr>
+        <w:rFonts w:eastAsia="黑体"/>
         <w:b/>
         <w:bCs/>
       </w:rPr>
@@ -7854,6 +8332,7 @@
         <w:spacing w:after="0" w:before="0" w:line="240" w:lineRule="auto"/>
       </w:pPr>
       <w:rPr>
+        <w:rFonts w:eastAsia="黑体"/>
         <w:b/>
         <w:bCs/>
         <w:color w:themeColor="background1" w:val="FFFFFF"/>
@@ -7876,6 +8355,7 @@
         <w:spacing w:after="0" w:before="0" w:line="240" w:lineRule="auto"/>
       </w:pPr>
       <w:rPr>
+        <w:rFonts w:eastAsia="黑体"/>
         <w:color w:val="auto"/>
       </w:rPr>
       <w:tblPr/>
@@ -7893,6 +8373,7 @@
     </w:tblStylePr>
     <w:tblStylePr w:type="firstCol">
       <w:rPr>
+        <w:rFonts w:eastAsia="黑体"/>
         <w:b/>
         <w:bCs/>
         <w:color w:themeColor="background1" w:val="FFFFFF"/>
@@ -7912,6 +8393,7 @@
     </w:tblStylePr>
     <w:tblStylePr w:type="lastCol">
       <w:rPr>
+        <w:rFonts w:eastAsia="黑体"/>
         <w:b/>
         <w:bCs/>
         <w:color w:themeColor="background1" w:val="FFFFFF"/>
@@ -7960,6 +8442,7 @@
     </w:tblStylePr>
     <w:tblStylePr w:type="nwCell">
       <w:rPr>
+        <w:rFonts w:eastAsia="黑体"/>
         <w:color w:themeColor="background1" w:val="FFFFFF"/>
       </w:rPr>
       <w:tblPr/>
@@ -8003,6 +8486,7 @@
         <w:spacing w:after="0" w:before="0" w:line="240" w:lineRule="auto"/>
       </w:pPr>
       <w:rPr>
+        <w:rFonts w:eastAsia="黑体"/>
         <w:b/>
         <w:bCs/>
         <w:color w:themeColor="background1" w:val="FFFFFF"/>
@@ -8025,6 +8509,7 @@
         <w:spacing w:after="0" w:before="0" w:line="240" w:lineRule="auto"/>
       </w:pPr>
       <w:rPr>
+        <w:rFonts w:eastAsia="黑体"/>
         <w:color w:val="auto"/>
       </w:rPr>
       <w:tblPr/>
@@ -8042,6 +8527,7 @@
     </w:tblStylePr>
     <w:tblStylePr w:type="firstCol">
       <w:rPr>
+        <w:rFonts w:eastAsia="黑体"/>
         <w:b/>
         <w:bCs/>
         <w:color w:themeColor="background1" w:val="FFFFFF"/>
@@ -8061,6 +8547,7 @@
     </w:tblStylePr>
     <w:tblStylePr w:type="lastCol">
       <w:rPr>
+        <w:rFonts w:eastAsia="黑体"/>
         <w:b/>
         <w:bCs/>
         <w:color w:themeColor="background1" w:val="FFFFFF"/>
@@ -8109,6 +8596,7 @@
     </w:tblStylePr>
     <w:tblStylePr w:type="nwCell">
       <w:rPr>
+        <w:rFonts w:eastAsia="黑体"/>
         <w:color w:themeColor="background1" w:val="FFFFFF"/>
       </w:rPr>
       <w:tblPr/>
@@ -8152,6 +8640,7 @@
         <w:spacing w:after="0" w:before="0" w:line="240" w:lineRule="auto"/>
       </w:pPr>
       <w:rPr>
+        <w:rFonts w:eastAsia="黑体"/>
         <w:b/>
         <w:bCs/>
         <w:color w:themeColor="background1" w:val="FFFFFF"/>
@@ -8174,6 +8663,7 @@
         <w:spacing w:after="0" w:before="0" w:line="240" w:lineRule="auto"/>
       </w:pPr>
       <w:rPr>
+        <w:rFonts w:eastAsia="黑体"/>
         <w:color w:val="auto"/>
       </w:rPr>
       <w:tblPr/>
@@ -8191,6 +8681,7 @@
     </w:tblStylePr>
     <w:tblStylePr w:type="firstCol">
       <w:rPr>
+        <w:rFonts w:eastAsia="黑体"/>
         <w:b/>
         <w:bCs/>
         <w:color w:themeColor="background1" w:val="FFFFFF"/>
@@ -8210,6 +8701,7 @@
     </w:tblStylePr>
     <w:tblStylePr w:type="lastCol">
       <w:rPr>
+        <w:rFonts w:eastAsia="黑体"/>
         <w:b/>
         <w:bCs/>
         <w:color w:themeColor="background1" w:val="FFFFFF"/>
@@ -8258,6 +8750,7 @@
     </w:tblStylePr>
     <w:tblStylePr w:type="nwCell">
       <w:rPr>
+        <w:rFonts w:eastAsia="黑体"/>
         <w:color w:themeColor="background1" w:val="FFFFFF"/>
       </w:rPr>
       <w:tblPr/>
@@ -8301,6 +8794,7 @@
         <w:spacing w:after="0" w:before="0" w:line="240" w:lineRule="auto"/>
       </w:pPr>
       <w:rPr>
+        <w:rFonts w:eastAsia="黑体"/>
         <w:b/>
         <w:bCs/>
         <w:color w:themeColor="background1" w:val="FFFFFF"/>
@@ -8323,6 +8817,7 @@
         <w:spacing w:after="0" w:before="0" w:line="240" w:lineRule="auto"/>
       </w:pPr>
       <w:rPr>
+        <w:rFonts w:eastAsia="黑体"/>
         <w:color w:val="auto"/>
       </w:rPr>
       <w:tblPr/>
@@ -8340,6 +8835,7 @@
     </w:tblStylePr>
     <w:tblStylePr w:type="firstCol">
       <w:rPr>
+        <w:rFonts w:eastAsia="黑体"/>
         <w:b/>
         <w:bCs/>
         <w:color w:themeColor="background1" w:val="FFFFFF"/>
@@ -8359,6 +8855,7 @@
     </w:tblStylePr>
     <w:tblStylePr w:type="lastCol">
       <w:rPr>
+        <w:rFonts w:eastAsia="黑体"/>
         <w:b/>
         <w:bCs/>
         <w:color w:themeColor="background1" w:val="FFFFFF"/>
@@ -8407,6 +8904,7 @@
     </w:tblStylePr>
     <w:tblStylePr w:type="nwCell">
       <w:rPr>
+        <w:rFonts w:eastAsia="黑体"/>
         <w:color w:themeColor="background1" w:val="FFFFFF"/>
       </w:rPr>
       <w:tblPr/>
@@ -8450,6 +8948,7 @@
         <w:spacing w:after="0" w:before="0" w:line="240" w:lineRule="auto"/>
       </w:pPr>
       <w:rPr>
+        <w:rFonts w:eastAsia="黑体"/>
         <w:b/>
         <w:bCs/>
         <w:color w:themeColor="background1" w:val="FFFFFF"/>
@@ -8472,6 +8971,7 @@
         <w:spacing w:after="0" w:before="0" w:line="240" w:lineRule="auto"/>
       </w:pPr>
       <w:rPr>
+        <w:rFonts w:eastAsia="黑体"/>
         <w:color w:val="auto"/>
       </w:rPr>
       <w:tblPr/>
@@ -8489,6 +8989,7 @@
     </w:tblStylePr>
     <w:tblStylePr w:type="firstCol">
       <w:rPr>
+        <w:rFonts w:eastAsia="黑体"/>
         <w:b/>
         <w:bCs/>
         <w:color w:themeColor="background1" w:val="FFFFFF"/>
@@ -8508,6 +9009,7 @@
     </w:tblStylePr>
     <w:tblStylePr w:type="lastCol">
       <w:rPr>
+        <w:rFonts w:eastAsia="黑体"/>
         <w:b/>
         <w:bCs/>
         <w:color w:themeColor="background1" w:val="FFFFFF"/>
@@ -8556,6 +9058,7 @@
     </w:tblStylePr>
     <w:tblStylePr w:type="nwCell">
       <w:rPr>
+        <w:rFonts w:eastAsia="黑体"/>
         <w:color w:themeColor="background1" w:val="FFFFFF"/>
       </w:rPr>
       <w:tblPr/>
@@ -8599,6 +9102,7 @@
         <w:spacing w:after="0" w:before="0" w:line="240" w:lineRule="auto"/>
       </w:pPr>
       <w:rPr>
+        <w:rFonts w:eastAsia="黑体"/>
         <w:b/>
         <w:bCs/>
         <w:color w:themeColor="background1" w:val="FFFFFF"/>
@@ -8621,6 +9125,7 @@
         <w:spacing w:after="0" w:before="0" w:line="240" w:lineRule="auto"/>
       </w:pPr>
       <w:rPr>
+        <w:rFonts w:eastAsia="黑体"/>
         <w:color w:val="auto"/>
       </w:rPr>
       <w:tblPr/>
@@ -8638,6 +9143,7 @@
     </w:tblStylePr>
     <w:tblStylePr w:type="firstCol">
       <w:rPr>
+        <w:rFonts w:eastAsia="黑体"/>
         <w:b/>
         <w:bCs/>
         <w:color w:themeColor="background1" w:val="FFFFFF"/>
@@ -8657,6 +9163,7 @@
     </w:tblStylePr>
     <w:tblStylePr w:type="lastCol">
       <w:rPr>
+        <w:rFonts w:eastAsia="黑体"/>
         <w:b/>
         <w:bCs/>
         <w:color w:themeColor="background1" w:val="FFFFFF"/>
@@ -8705,6 +9212,7 @@
     </w:tblStylePr>
     <w:tblStylePr w:type="nwCell">
       <w:rPr>
+        <w:rFonts w:eastAsia="黑体"/>
         <w:color w:themeColor="background1" w:val="FFFFFF"/>
       </w:rPr>
       <w:tblPr/>
@@ -8748,6 +9256,7 @@
         <w:spacing w:after="0" w:before="0" w:line="240" w:lineRule="auto"/>
       </w:pPr>
       <w:rPr>
+        <w:rFonts w:eastAsia="黑体"/>
         <w:b/>
         <w:bCs/>
         <w:color w:themeColor="background1" w:val="FFFFFF"/>
@@ -8770,6 +9279,7 @@
         <w:spacing w:after="0" w:before="0" w:line="240" w:lineRule="auto"/>
       </w:pPr>
       <w:rPr>
+        <w:rFonts w:eastAsia="黑体"/>
         <w:color w:val="auto"/>
       </w:rPr>
       <w:tblPr/>
@@ -8787,6 +9297,7 @@
     </w:tblStylePr>
     <w:tblStylePr w:type="firstCol">
       <w:rPr>
+        <w:rFonts w:eastAsia="黑体"/>
         <w:b/>
         <w:bCs/>
         <w:color w:themeColor="background1" w:val="FFFFFF"/>
@@ -8806,6 +9317,7 @@
     </w:tblStylePr>
     <w:tblStylePr w:type="lastCol">
       <w:rPr>
+        <w:rFonts w:eastAsia="黑体"/>
         <w:b/>
         <w:bCs/>
         <w:color w:themeColor="background1" w:val="FFFFFF"/>
@@ -8854,6 +9366,7 @@
     </w:tblStylePr>
     <w:tblStylePr w:type="nwCell">
       <w:rPr>
+        <w:rFonts w:eastAsia="黑体"/>
         <w:color w:themeColor="background1" w:val="FFFFFF"/>
       </w:rPr>
       <w:tblPr/>
@@ -8878,6 +9391,7 @@
       <w:spacing w:after="0" w:line="240" w:lineRule="auto"/>
     </w:pPr>
     <w:rPr>
+      <w:rFonts w:eastAsia="黑体"/>
       <w:color w:themeColor="text1" w:val="000000"/>
     </w:rPr>
     <w:tblPr>
@@ -8897,7 +9411,7 @@
     </w:tblPr>
     <w:tblStylePr w:type="firstRow">
       <w:rPr>
-        <w:rFonts w:asciiTheme="majorHAnsi" w:cstheme="majorBidi" w:eastAsiaTheme="majorEastAsia" w:hAnsiTheme="majorHAnsi"/>
+        <w:rFonts w:asciiTheme="majorHAnsi" w:cstheme="majorBidi" w:hAnsiTheme="majorHAnsi" w:eastAsia="黑体"/>
       </w:rPr>
       <w:tblPr/>
       <w:tcPr>
@@ -8909,6 +9423,7 @@
     </w:tblStylePr>
     <w:tblStylePr w:type="lastRow">
       <w:rPr>
+        <w:rFonts w:eastAsia="黑体"/>
         <w:b/>
         <w:bCs/>
         <w:color w:themeColor="text2" w:val="1F497D"/>
@@ -8923,12 +9438,14 @@
     </w:tblStylePr>
     <w:tblStylePr w:type="firstCol">
       <w:rPr>
+        <w:rFonts w:eastAsia="黑体"/>
         <w:b/>
         <w:bCs/>
       </w:rPr>
     </w:tblStylePr>
     <w:tblStylePr w:type="lastCol">
       <w:rPr>
+        <w:rFonts w:eastAsia="黑体"/>
         <w:b/>
         <w:bCs/>
       </w:rPr>
@@ -8962,6 +9479,7 @@
       <w:spacing w:after="0" w:line="240" w:lineRule="auto"/>
     </w:pPr>
     <w:rPr>
+      <w:rFonts w:eastAsia="黑体"/>
       <w:color w:themeColor="text1" w:val="000000"/>
     </w:rPr>
     <w:tblPr>
@@ -8981,7 +9499,7 @@
     </w:tblPr>
     <w:tblStylePr w:type="firstRow">
       <w:rPr>
-        <w:rFonts w:asciiTheme="majorHAnsi" w:cstheme="majorBidi" w:eastAsiaTheme="majorEastAsia" w:hAnsiTheme="majorHAnsi"/>
+        <w:rFonts w:asciiTheme="majorHAnsi" w:cstheme="majorBidi" w:hAnsiTheme="majorHAnsi" w:eastAsia="黑体"/>
       </w:rPr>
       <w:tblPr/>
       <w:tcPr>
@@ -8993,6 +9511,7 @@
     </w:tblStylePr>
     <w:tblStylePr w:type="lastRow">
       <w:rPr>
+        <w:rFonts w:eastAsia="黑体"/>
         <w:b/>
         <w:bCs/>
         <w:color w:themeColor="text2" w:val="1F497D"/>
@@ -9007,12 +9526,14 @@
     </w:tblStylePr>
     <w:tblStylePr w:type="firstCol">
       <w:rPr>
+        <w:rFonts w:eastAsia="黑体"/>
         <w:b/>
         <w:bCs/>
       </w:rPr>
     </w:tblStylePr>
     <w:tblStylePr w:type="lastCol">
       <w:rPr>
+        <w:rFonts w:eastAsia="黑体"/>
         <w:b/>
         <w:bCs/>
       </w:rPr>
@@ -9046,6 +9567,7 @@
       <w:spacing w:after="0" w:line="240" w:lineRule="auto"/>
     </w:pPr>
     <w:rPr>
+      <w:rFonts w:eastAsia="黑体"/>
       <w:color w:themeColor="text1" w:val="000000"/>
     </w:rPr>
     <w:tblPr>
@@ -9065,7 +9587,7 @@
     </w:tblPr>
     <w:tblStylePr w:type="firstRow">
       <w:rPr>
-        <w:rFonts w:asciiTheme="majorHAnsi" w:cstheme="majorBidi" w:eastAsiaTheme="majorEastAsia" w:hAnsiTheme="majorHAnsi"/>
+        <w:rFonts w:asciiTheme="majorHAnsi" w:cstheme="majorBidi" w:hAnsiTheme="majorHAnsi" w:eastAsia="黑体"/>
       </w:rPr>
       <w:tblPr/>
       <w:tcPr>
@@ -9077,6 +9599,7 @@
     </w:tblStylePr>
     <w:tblStylePr w:type="lastRow">
       <w:rPr>
+        <w:rFonts w:eastAsia="黑体"/>
         <w:b/>
         <w:bCs/>
         <w:color w:themeColor="text2" w:val="1F497D"/>
@@ -9091,12 +9614,14 @@
     </w:tblStylePr>
     <w:tblStylePr w:type="firstCol">
       <w:rPr>
+        <w:rFonts w:eastAsia="黑体"/>
         <w:b/>
         <w:bCs/>
       </w:rPr>
     </w:tblStylePr>
     <w:tblStylePr w:type="lastCol">
       <w:rPr>
+        <w:rFonts w:eastAsia="黑体"/>
         <w:b/>
         <w:bCs/>
       </w:rPr>
@@ -9130,6 +9655,7 @@
       <w:spacing w:after="0" w:line="240" w:lineRule="auto"/>
     </w:pPr>
     <w:rPr>
+      <w:rFonts w:eastAsia="黑体"/>
       <w:color w:themeColor="text1" w:val="000000"/>
     </w:rPr>
     <w:tblPr>
@@ -9149,7 +9675,7 @@
     </w:tblPr>
     <w:tblStylePr w:type="firstRow">
       <w:rPr>
-        <w:rFonts w:asciiTheme="majorHAnsi" w:cstheme="majorBidi" w:eastAsiaTheme="majorEastAsia" w:hAnsiTheme="majorHAnsi"/>
+        <w:rFonts w:asciiTheme="majorHAnsi" w:cstheme="majorBidi" w:hAnsiTheme="majorHAnsi" w:eastAsia="黑体"/>
       </w:rPr>
       <w:tblPr/>
       <w:tcPr>
@@ -9161,6 +9687,7 @@
     </w:tblStylePr>
     <w:tblStylePr w:type="lastRow">
       <w:rPr>
+        <w:rFonts w:eastAsia="黑体"/>
         <w:b/>
         <w:bCs/>
         <w:color w:themeColor="text2" w:val="1F497D"/>
@@ -9175,12 +9702,14 @@
     </w:tblStylePr>
     <w:tblStylePr w:type="firstCol">
       <w:rPr>
+        <w:rFonts w:eastAsia="黑体"/>
         <w:b/>
         <w:bCs/>
       </w:rPr>
     </w:tblStylePr>
     <w:tblStylePr w:type="lastCol">
       <w:rPr>
+        <w:rFonts w:eastAsia="黑体"/>
         <w:b/>
         <w:bCs/>
       </w:rPr>
@@ -9214,6 +9743,7 @@
       <w:spacing w:after="0" w:line="240" w:lineRule="auto"/>
     </w:pPr>
     <w:rPr>
+      <w:rFonts w:eastAsia="黑体"/>
       <w:color w:themeColor="text1" w:val="000000"/>
     </w:rPr>
     <w:tblPr>
@@ -9233,7 +9763,7 @@
     </w:tblPr>
     <w:tblStylePr w:type="firstRow">
       <w:rPr>
-        <w:rFonts w:asciiTheme="majorHAnsi" w:cstheme="majorBidi" w:eastAsiaTheme="majorEastAsia" w:hAnsiTheme="majorHAnsi"/>
+        <w:rFonts w:asciiTheme="majorHAnsi" w:cstheme="majorBidi" w:hAnsiTheme="majorHAnsi" w:eastAsia="黑体"/>
       </w:rPr>
       <w:tblPr/>
       <w:tcPr>
@@ -9245,6 +9775,7 @@
     </w:tblStylePr>
     <w:tblStylePr w:type="lastRow">
       <w:rPr>
+        <w:rFonts w:eastAsia="黑体"/>
         <w:b/>
         <w:bCs/>
         <w:color w:themeColor="text2" w:val="1F497D"/>
@@ -9259,12 +9790,14 @@
     </w:tblStylePr>
     <w:tblStylePr w:type="firstCol">
       <w:rPr>
+        <w:rFonts w:eastAsia="黑体"/>
         <w:b/>
         <w:bCs/>
       </w:rPr>
     </w:tblStylePr>
     <w:tblStylePr w:type="lastCol">
       <w:rPr>
+        <w:rFonts w:eastAsia="黑体"/>
         <w:b/>
         <w:bCs/>
       </w:rPr>
@@ -9298,6 +9831,7 @@
       <w:spacing w:after="0" w:line="240" w:lineRule="auto"/>
     </w:pPr>
     <w:rPr>
+      <w:rFonts w:eastAsia="黑体"/>
       <w:color w:themeColor="text1" w:val="000000"/>
     </w:rPr>
     <w:tblPr>
@@ -9317,7 +9851,7 @@
     </w:tblPr>
     <w:tblStylePr w:type="firstRow">
       <w:rPr>
-        <w:rFonts w:asciiTheme="majorHAnsi" w:cstheme="majorBidi" w:eastAsiaTheme="majorEastAsia" w:hAnsiTheme="majorHAnsi"/>
+        <w:rFonts w:asciiTheme="majorHAnsi" w:cstheme="majorBidi" w:hAnsiTheme="majorHAnsi" w:eastAsia="黑体"/>
       </w:rPr>
       <w:tblPr/>
       <w:tcPr>
@@ -9329,6 +9863,7 @@
     </w:tblStylePr>
     <w:tblStylePr w:type="lastRow">
       <w:rPr>
+        <w:rFonts w:eastAsia="黑体"/>
         <w:b/>
         <w:bCs/>
         <w:color w:themeColor="text2" w:val="1F497D"/>
@@ -9343,12 +9878,14 @@
     </w:tblStylePr>
     <w:tblStylePr w:type="firstCol">
       <w:rPr>
+        <w:rFonts w:eastAsia="黑体"/>
         <w:b/>
         <w:bCs/>
       </w:rPr>
     </w:tblStylePr>
     <w:tblStylePr w:type="lastCol">
       <w:rPr>
+        <w:rFonts w:eastAsia="黑体"/>
         <w:b/>
         <w:bCs/>
       </w:rPr>
@@ -9382,6 +9919,7 @@
       <w:spacing w:after="0" w:line="240" w:lineRule="auto"/>
     </w:pPr>
     <w:rPr>
+      <w:rFonts w:eastAsia="黑体"/>
       <w:color w:themeColor="text1" w:val="000000"/>
     </w:rPr>
     <w:tblPr>
@@ -9401,7 +9939,7 @@
     </w:tblPr>
     <w:tblStylePr w:type="firstRow">
       <w:rPr>
-        <w:rFonts w:asciiTheme="majorHAnsi" w:cstheme="majorBidi" w:eastAsiaTheme="majorEastAsia" w:hAnsiTheme="majorHAnsi"/>
+        <w:rFonts w:asciiTheme="majorHAnsi" w:cstheme="majorBidi" w:hAnsiTheme="majorHAnsi" w:eastAsia="黑体"/>
       </w:rPr>
       <w:tblPr/>
       <w:tcPr>
@@ -9413,6 +9951,7 @@
     </w:tblStylePr>
     <w:tblStylePr w:type="lastRow">
       <w:rPr>
+        <w:rFonts w:eastAsia="黑体"/>
         <w:b/>
         <w:bCs/>
         <w:color w:themeColor="text2" w:val="1F497D"/>
@@ -9427,12 +9966,14 @@
     </w:tblStylePr>
     <w:tblStylePr w:type="firstCol">
       <w:rPr>
+        <w:rFonts w:eastAsia="黑体"/>
         <w:b/>
         <w:bCs/>
       </w:rPr>
     </w:tblStylePr>
     <w:tblStylePr w:type="lastCol">
       <w:rPr>
+        <w:rFonts w:eastAsia="黑体"/>
         <w:b/>
         <w:bCs/>
       </w:rPr>
@@ -9466,7 +10007,7 @@
       <w:spacing w:after="0" w:line="240" w:lineRule="auto"/>
     </w:pPr>
     <w:rPr>
-      <w:rFonts w:asciiTheme="majorHAnsi" w:cstheme="majorBidi" w:eastAsiaTheme="majorEastAsia" w:hAnsiTheme="majorHAnsi"/>
+      <w:rFonts w:asciiTheme="majorHAnsi" w:cstheme="majorBidi" w:hAnsiTheme="majorHAnsi" w:eastAsia="黑体"/>
       <w:color w:themeColor="text1" w:val="000000"/>
     </w:rPr>
     <w:tblPr>
@@ -9488,6 +10029,7 @@
     </w:tblPr>
     <w:tblStylePr w:type="firstRow">
       <w:rPr>
+        <w:rFonts w:eastAsia="黑体"/>
         <w:sz w:val="24"/>
         <w:szCs w:val="24"/>
       </w:rPr>
@@ -9594,7 +10136,7 @@
       <w:spacing w:after="0" w:line="240" w:lineRule="auto"/>
     </w:pPr>
     <w:rPr>
-      <w:rFonts w:asciiTheme="majorHAnsi" w:cstheme="majorBidi" w:eastAsiaTheme="majorEastAsia" w:hAnsiTheme="majorHAnsi"/>
+      <w:rFonts w:asciiTheme="majorHAnsi" w:cstheme="majorBidi" w:hAnsiTheme="majorHAnsi" w:eastAsia="黑体"/>
       <w:color w:themeColor="text1" w:val="000000"/>
     </w:rPr>
     <w:tblPr>
@@ -9616,6 +10158,7 @@
     </w:tblPr>
     <w:tblStylePr w:type="firstRow">
       <w:rPr>
+        <w:rFonts w:eastAsia="黑体"/>
         <w:sz w:val="24"/>
         <w:szCs w:val="24"/>
       </w:rPr>
@@ -9722,7 +10265,7 @@
       <w:spacing w:after="0" w:line="240" w:lineRule="auto"/>
     </w:pPr>
     <w:rPr>
-      <w:rFonts w:asciiTheme="majorHAnsi" w:cstheme="majorBidi" w:eastAsiaTheme="majorEastAsia" w:hAnsiTheme="majorHAnsi"/>
+      <w:rFonts w:asciiTheme="majorHAnsi" w:cstheme="majorBidi" w:hAnsiTheme="majorHAnsi" w:eastAsia="黑体"/>
       <w:color w:themeColor="text1" w:val="000000"/>
     </w:rPr>
     <w:tblPr>
@@ -9744,6 +10287,7 @@
     </w:tblPr>
     <w:tblStylePr w:type="firstRow">
       <w:rPr>
+        <w:rFonts w:eastAsia="黑体"/>
         <w:sz w:val="24"/>
         <w:szCs w:val="24"/>
       </w:rPr>
@@ -9850,7 +10394,7 @@
       <w:spacing w:after="0" w:line="240" w:lineRule="auto"/>
     </w:pPr>
     <w:rPr>
-      <w:rFonts w:asciiTheme="majorHAnsi" w:cstheme="majorBidi" w:eastAsiaTheme="majorEastAsia" w:hAnsiTheme="majorHAnsi"/>
+      <w:rFonts w:asciiTheme="majorHAnsi" w:cstheme="majorBidi" w:hAnsiTheme="majorHAnsi" w:eastAsia="黑体"/>
       <w:color w:themeColor="text1" w:val="000000"/>
     </w:rPr>
     <w:tblPr>
@@ -9872,6 +10416,7 @@
     </w:tblPr>
     <w:tblStylePr w:type="firstRow">
       <w:rPr>
+        <w:rFonts w:eastAsia="黑体"/>
         <w:sz w:val="24"/>
         <w:szCs w:val="24"/>
       </w:rPr>
@@ -9978,7 +10523,7 @@
       <w:spacing w:after="0" w:line="240" w:lineRule="auto"/>
     </w:pPr>
     <w:rPr>
-      <w:rFonts w:asciiTheme="majorHAnsi" w:cstheme="majorBidi" w:eastAsiaTheme="majorEastAsia" w:hAnsiTheme="majorHAnsi"/>
+      <w:rFonts w:asciiTheme="majorHAnsi" w:cstheme="majorBidi" w:hAnsiTheme="majorHAnsi" w:eastAsia="黑体"/>
       <w:color w:themeColor="text1" w:val="000000"/>
     </w:rPr>
     <w:tblPr>
@@ -10000,6 +10545,7 @@
     </w:tblPr>
     <w:tblStylePr w:type="firstRow">
       <w:rPr>
+        <w:rFonts w:eastAsia="黑体"/>
         <w:sz w:val="24"/>
         <w:szCs w:val="24"/>
       </w:rPr>
@@ -10106,7 +10652,7 @@
       <w:spacing w:after="0" w:line="240" w:lineRule="auto"/>
     </w:pPr>
     <w:rPr>
-      <w:rFonts w:asciiTheme="majorHAnsi" w:cstheme="majorBidi" w:eastAsiaTheme="majorEastAsia" w:hAnsiTheme="majorHAnsi"/>
+      <w:rFonts w:asciiTheme="majorHAnsi" w:cstheme="majorBidi" w:hAnsiTheme="majorHAnsi" w:eastAsia="黑体"/>
       <w:color w:themeColor="text1" w:val="000000"/>
     </w:rPr>
     <w:tblPr>
@@ -10128,6 +10674,7 @@
     </w:tblPr>
     <w:tblStylePr w:type="firstRow">
       <w:rPr>
+        <w:rFonts w:eastAsia="黑体"/>
         <w:sz w:val="24"/>
         <w:szCs w:val="24"/>
       </w:rPr>
@@ -10234,7 +10781,7 @@
       <w:spacing w:after="0" w:line="240" w:lineRule="auto"/>
     </w:pPr>
     <w:rPr>
-      <w:rFonts w:asciiTheme="majorHAnsi" w:cstheme="majorBidi" w:eastAsiaTheme="majorEastAsia" w:hAnsiTheme="majorHAnsi"/>
+      <w:rFonts w:asciiTheme="majorHAnsi" w:cstheme="majorBidi" w:hAnsiTheme="majorHAnsi" w:eastAsia="黑体"/>
       <w:color w:themeColor="text1" w:val="000000"/>
     </w:rPr>
     <w:tblPr>
@@ -10256,6 +10803,7 @@
     </w:tblPr>
     <w:tblStylePr w:type="firstRow">
       <w:rPr>
+        <w:rFonts w:eastAsia="黑体"/>
         <w:sz w:val="24"/>
         <w:szCs w:val="24"/>
       </w:rPr>
@@ -10385,12 +10933,14 @@
     </w:tcPr>
     <w:tblStylePr w:type="firstRow">
       <w:rPr>
+        <w:rFonts w:eastAsia="黑体"/>
         <w:b/>
         <w:bCs/>
       </w:rPr>
     </w:tblStylePr>
     <w:tblStylePr w:type="lastRow">
       <w:rPr>
+        <w:rFonts w:eastAsia="黑体"/>
         <w:b/>
         <w:bCs/>
       </w:rPr>
@@ -10403,12 +10953,14 @@
     </w:tblStylePr>
     <w:tblStylePr w:type="firstCol">
       <w:rPr>
+        <w:rFonts w:eastAsia="黑体"/>
         <w:b/>
         <w:bCs/>
       </w:rPr>
     </w:tblStylePr>
     <w:tblStylePr w:type="lastCol">
       <w:rPr>
+        <w:rFonts w:eastAsia="黑体"/>
         <w:b/>
         <w:bCs/>
       </w:rPr>
@@ -10458,12 +11010,14 @@
     </w:tcPr>
     <w:tblStylePr w:type="firstRow">
       <w:rPr>
+        <w:rFonts w:eastAsia="黑体"/>
         <w:b/>
         <w:bCs/>
       </w:rPr>
     </w:tblStylePr>
     <w:tblStylePr w:type="lastRow">
       <w:rPr>
+        <w:rFonts w:eastAsia="黑体"/>
         <w:b/>
         <w:bCs/>
       </w:rPr>
@@ -10476,12 +11030,14 @@
     </w:tblStylePr>
     <w:tblStylePr w:type="firstCol">
       <w:rPr>
+        <w:rFonts w:eastAsia="黑体"/>
         <w:b/>
         <w:bCs/>
       </w:rPr>
     </w:tblStylePr>
     <w:tblStylePr w:type="lastCol">
       <w:rPr>
+        <w:rFonts w:eastAsia="黑体"/>
         <w:b/>
         <w:bCs/>
       </w:rPr>
@@ -10531,12 +11087,14 @@
     </w:tcPr>
     <w:tblStylePr w:type="firstRow">
       <w:rPr>
+        <w:rFonts w:eastAsia="黑体"/>
         <w:b/>
         <w:bCs/>
       </w:rPr>
     </w:tblStylePr>
     <w:tblStylePr w:type="lastRow">
       <w:rPr>
+        <w:rFonts w:eastAsia="黑体"/>
         <w:b/>
         <w:bCs/>
       </w:rPr>
@@ -10549,12 +11107,14 @@
     </w:tblStylePr>
     <w:tblStylePr w:type="firstCol">
       <w:rPr>
+        <w:rFonts w:eastAsia="黑体"/>
         <w:b/>
         <w:bCs/>
       </w:rPr>
     </w:tblStylePr>
     <w:tblStylePr w:type="lastCol">
       <w:rPr>
+        <w:rFonts w:eastAsia="黑体"/>
         <w:b/>
         <w:bCs/>
       </w:rPr>
@@ -10604,12 +11164,14 @@
     </w:tcPr>
     <w:tblStylePr w:type="firstRow">
       <w:rPr>
+        <w:rFonts w:eastAsia="黑体"/>
         <w:b/>
         <w:bCs/>
       </w:rPr>
     </w:tblStylePr>
     <w:tblStylePr w:type="lastRow">
       <w:rPr>
+        <w:rFonts w:eastAsia="黑体"/>
         <w:b/>
         <w:bCs/>
       </w:rPr>
@@ -10622,12 +11184,14 @@
     </w:tblStylePr>
     <w:tblStylePr w:type="firstCol">
       <w:rPr>
+        <w:rFonts w:eastAsia="黑体"/>
         <w:b/>
         <w:bCs/>
       </w:rPr>
     </w:tblStylePr>
     <w:tblStylePr w:type="lastCol">
       <w:rPr>
+        <w:rFonts w:eastAsia="黑体"/>
         <w:b/>
         <w:bCs/>
       </w:rPr>
@@ -10677,12 +11241,14 @@
     </w:tcPr>
     <w:tblStylePr w:type="firstRow">
       <w:rPr>
+        <w:rFonts w:eastAsia="黑体"/>
         <w:b/>
         <w:bCs/>
       </w:rPr>
     </w:tblStylePr>
     <w:tblStylePr w:type="lastRow">
       <w:rPr>
+        <w:rFonts w:eastAsia="黑体"/>
         <w:b/>
         <w:bCs/>
       </w:rPr>
@@ -10695,12 +11261,14 @@
     </w:tblStylePr>
     <w:tblStylePr w:type="firstCol">
       <w:rPr>
+        <w:rFonts w:eastAsia="黑体"/>
         <w:b/>
         <w:bCs/>
       </w:rPr>
     </w:tblStylePr>
     <w:tblStylePr w:type="lastCol">
       <w:rPr>
+        <w:rFonts w:eastAsia="黑体"/>
         <w:b/>
         <w:bCs/>
       </w:rPr>
@@ -10750,12 +11318,14 @@
     </w:tcPr>
     <w:tblStylePr w:type="firstRow">
       <w:rPr>
+        <w:rFonts w:eastAsia="黑体"/>
         <w:b/>
         <w:bCs/>
       </w:rPr>
     </w:tblStylePr>
     <w:tblStylePr w:type="lastRow">
       <w:rPr>
+        <w:rFonts w:eastAsia="黑体"/>
         <w:b/>
         <w:bCs/>
       </w:rPr>
@@ -10768,12 +11338,14 @@
     </w:tblStylePr>
     <w:tblStylePr w:type="firstCol">
       <w:rPr>
+        <w:rFonts w:eastAsia="黑体"/>
         <w:b/>
         <w:bCs/>
       </w:rPr>
     </w:tblStylePr>
     <w:tblStylePr w:type="lastCol">
       <w:rPr>
+        <w:rFonts w:eastAsia="黑体"/>
         <w:b/>
         <w:bCs/>
       </w:rPr>
@@ -10823,12 +11395,14 @@
     </w:tcPr>
     <w:tblStylePr w:type="firstRow">
       <w:rPr>
+        <w:rFonts w:eastAsia="黑体"/>
         <w:b/>
         <w:bCs/>
       </w:rPr>
     </w:tblStylePr>
     <w:tblStylePr w:type="lastRow">
       <w:rPr>
+        <w:rFonts w:eastAsia="黑体"/>
         <w:b/>
         <w:bCs/>
       </w:rPr>
@@ -10841,12 +11415,14 @@
     </w:tblStylePr>
     <w:tblStylePr w:type="firstCol">
       <w:rPr>
+        <w:rFonts w:eastAsia="黑体"/>
         <w:b/>
         <w:bCs/>
       </w:rPr>
     </w:tblStylePr>
     <w:tblStylePr w:type="lastCol">
       <w:rPr>
+        <w:rFonts w:eastAsia="黑体"/>
         <w:b/>
         <w:bCs/>
       </w:rPr>
@@ -10873,7 +11449,7 @@
       <w:spacing w:after="0" w:line="240" w:lineRule="auto"/>
     </w:pPr>
     <w:rPr>
-      <w:rFonts w:asciiTheme="majorHAnsi" w:cstheme="majorBidi" w:eastAsiaTheme="majorEastAsia" w:hAnsiTheme="majorHAnsi"/>
+      <w:rFonts w:asciiTheme="majorHAnsi" w:cstheme="majorBidi" w:hAnsiTheme="majorHAnsi" w:eastAsia="黑体"/>
       <w:color w:themeColor="text1" w:val="000000"/>
     </w:rPr>
     <w:tblPr>
@@ -10900,6 +11476,7 @@
     </w:tcPr>
     <w:tblStylePr w:type="firstRow">
       <w:rPr>
+        <w:rFonts w:eastAsia="黑体"/>
         <w:b/>
         <w:bCs/>
         <w:color w:themeColor="text1" w:val="000000"/>
@@ -10911,6 +11488,7 @@
     </w:tblStylePr>
     <w:tblStylePr w:type="lastRow">
       <w:rPr>
+        <w:rFonts w:eastAsia="黑体"/>
         <w:b/>
         <w:bCs/>
         <w:color w:themeColor="text1" w:val="000000"/>
@@ -10930,6 +11508,7 @@
     </w:tblStylePr>
     <w:tblStylePr w:type="firstCol">
       <w:rPr>
+        <w:rFonts w:eastAsia="黑体"/>
         <w:b/>
         <w:bCs/>
         <w:color w:themeColor="text1" w:val="000000"/>
@@ -10949,6 +11528,7 @@
     </w:tblStylePr>
     <w:tblStylePr w:type="lastCol">
       <w:rPr>
+        <w:rFonts w:eastAsia="黑体"/>
         <w:b w:val="0"/>
         <w:bCs w:val="0"/>
         <w:color w:themeColor="text1" w:val="000000"/>
@@ -10998,7 +11578,7 @@
       <w:spacing w:after="0" w:line="240" w:lineRule="auto"/>
     </w:pPr>
     <w:rPr>
-      <w:rFonts w:asciiTheme="majorHAnsi" w:cstheme="majorBidi" w:eastAsiaTheme="majorEastAsia" w:hAnsiTheme="majorHAnsi"/>
+      <w:rFonts w:asciiTheme="majorHAnsi" w:cstheme="majorBidi" w:hAnsiTheme="majorHAnsi" w:eastAsia="黑体"/>
       <w:color w:themeColor="text1" w:val="000000"/>
     </w:rPr>
     <w:tblPr>
@@ -11025,6 +11605,7 @@
     </w:tcPr>
     <w:tblStylePr w:type="firstRow">
       <w:rPr>
+        <w:rFonts w:eastAsia="黑体"/>
         <w:b/>
         <w:bCs/>
         <w:color w:themeColor="text1" w:val="000000"/>
@@ -11036,6 +11617,7 @@
     </w:tblStylePr>
     <w:tblStylePr w:type="lastRow">
       <w:rPr>
+        <w:rFonts w:eastAsia="黑体"/>
         <w:b/>
         <w:bCs/>
         <w:color w:themeColor="text1" w:val="000000"/>
@@ -11055,6 +11637,7 @@
     </w:tblStylePr>
     <w:tblStylePr w:type="firstCol">
       <w:rPr>
+        <w:rFonts w:eastAsia="黑体"/>
         <w:b/>
         <w:bCs/>
         <w:color w:themeColor="text1" w:val="000000"/>
@@ -11074,6 +11657,7 @@
     </w:tblStylePr>
     <w:tblStylePr w:type="lastCol">
       <w:rPr>
+        <w:rFonts w:eastAsia="黑体"/>
         <w:b w:val="0"/>
         <w:bCs w:val="0"/>
         <w:color w:themeColor="text1" w:val="000000"/>
@@ -11123,7 +11707,7 @@
       <w:spacing w:after="0" w:line="240" w:lineRule="auto"/>
     </w:pPr>
     <w:rPr>
-      <w:rFonts w:asciiTheme="majorHAnsi" w:cstheme="majorBidi" w:eastAsiaTheme="majorEastAsia" w:hAnsiTheme="majorHAnsi"/>
+      <w:rFonts w:asciiTheme="majorHAnsi" w:cstheme="majorBidi" w:hAnsiTheme="majorHAnsi" w:eastAsia="黑体"/>
       <w:color w:themeColor="text1" w:val="000000"/>
     </w:rPr>
     <w:tblPr>
@@ -11150,6 +11734,7 @@
     </w:tcPr>
     <w:tblStylePr w:type="firstRow">
       <w:rPr>
+        <w:rFonts w:eastAsia="黑体"/>
         <w:b/>
         <w:bCs/>
         <w:color w:themeColor="text1" w:val="000000"/>
@@ -11161,6 +11746,7 @@
     </w:tblStylePr>
     <w:tblStylePr w:type="lastRow">
       <w:rPr>
+        <w:rFonts w:eastAsia="黑体"/>
         <w:b/>
         <w:bCs/>
         <w:color w:themeColor="text1" w:val="000000"/>
@@ -11180,6 +11766,7 @@
     </w:tblStylePr>
     <w:tblStylePr w:type="firstCol">
       <w:rPr>
+        <w:rFonts w:eastAsia="黑体"/>
         <w:b/>
         <w:bCs/>
         <w:color w:themeColor="text1" w:val="000000"/>
@@ -11199,6 +11786,7 @@
     </w:tblStylePr>
     <w:tblStylePr w:type="lastCol">
       <w:rPr>
+        <w:rFonts w:eastAsia="黑体"/>
         <w:b w:val="0"/>
         <w:bCs w:val="0"/>
         <w:color w:themeColor="text1" w:val="000000"/>
@@ -11248,7 +11836,7 @@
       <w:spacing w:after="0" w:line="240" w:lineRule="auto"/>
     </w:pPr>
     <w:rPr>
-      <w:rFonts w:asciiTheme="majorHAnsi" w:cstheme="majorBidi" w:eastAsiaTheme="majorEastAsia" w:hAnsiTheme="majorHAnsi"/>
+      <w:rFonts w:asciiTheme="majorHAnsi" w:cstheme="majorBidi" w:hAnsiTheme="majorHAnsi" w:eastAsia="黑体"/>
       <w:color w:themeColor="text1" w:val="000000"/>
     </w:rPr>
     <w:tblPr>
@@ -11275,6 +11863,7 @@
     </w:tcPr>
     <w:tblStylePr w:type="firstRow">
       <w:rPr>
+        <w:rFonts w:eastAsia="黑体"/>
         <w:b/>
         <w:bCs/>
         <w:color w:themeColor="text1" w:val="000000"/>
@@ -11286,6 +11875,7 @@
     </w:tblStylePr>
     <w:tblStylePr w:type="lastRow">
       <w:rPr>
+        <w:rFonts w:eastAsia="黑体"/>
         <w:b/>
         <w:bCs/>
         <w:color w:themeColor="text1" w:val="000000"/>
@@ -11305,6 +11895,7 @@
     </w:tblStylePr>
     <w:tblStylePr w:type="firstCol">
       <w:rPr>
+        <w:rFonts w:eastAsia="黑体"/>
         <w:b/>
         <w:bCs/>
         <w:color w:themeColor="text1" w:val="000000"/>
@@ -11324,6 +11915,7 @@
     </w:tblStylePr>
     <w:tblStylePr w:type="lastCol">
       <w:rPr>
+        <w:rFonts w:eastAsia="黑体"/>
         <w:b w:val="0"/>
         <w:bCs w:val="0"/>
         <w:color w:themeColor="text1" w:val="000000"/>
@@ -11373,7 +11965,7 @@
       <w:spacing w:after="0" w:line="240" w:lineRule="auto"/>
     </w:pPr>
     <w:rPr>
-      <w:rFonts w:asciiTheme="majorHAnsi" w:cstheme="majorBidi" w:eastAsiaTheme="majorEastAsia" w:hAnsiTheme="majorHAnsi"/>
+      <w:rFonts w:asciiTheme="majorHAnsi" w:cstheme="majorBidi" w:hAnsiTheme="majorHAnsi" w:eastAsia="黑体"/>
       <w:color w:themeColor="text1" w:val="000000"/>
     </w:rPr>
     <w:tblPr>
@@ -11400,6 +11992,7 @@
     </w:tcPr>
     <w:tblStylePr w:type="firstRow">
       <w:rPr>
+        <w:rFonts w:eastAsia="黑体"/>
         <w:b/>
         <w:bCs/>
         <w:color w:themeColor="text1" w:val="000000"/>
@@ -11411,6 +12004,7 @@
     </w:tblStylePr>
     <w:tblStylePr w:type="lastRow">
       <w:rPr>
+        <w:rFonts w:eastAsia="黑体"/>
         <w:b/>
         <w:bCs/>
         <w:color w:themeColor="text1" w:val="000000"/>
@@ -11430,6 +12024,7 @@
     </w:tblStylePr>
     <w:tblStylePr w:type="firstCol">
       <w:rPr>
+        <w:rFonts w:eastAsia="黑体"/>
         <w:b/>
         <w:bCs/>
         <w:color w:themeColor="text1" w:val="000000"/>
@@ -11449,6 +12044,7 @@
     </w:tblStylePr>
     <w:tblStylePr w:type="lastCol">
       <w:rPr>
+        <w:rFonts w:eastAsia="黑体"/>
         <w:b w:val="0"/>
         <w:bCs w:val="0"/>
         <w:color w:themeColor="text1" w:val="000000"/>
@@ -11498,7 +12094,7 @@
       <w:spacing w:after="0" w:line="240" w:lineRule="auto"/>
     </w:pPr>
     <w:rPr>
-      <w:rFonts w:asciiTheme="majorHAnsi" w:cstheme="majorBidi" w:eastAsiaTheme="majorEastAsia" w:hAnsiTheme="majorHAnsi"/>
+      <w:rFonts w:asciiTheme="majorHAnsi" w:cstheme="majorBidi" w:hAnsiTheme="majorHAnsi" w:eastAsia="黑体"/>
       <w:color w:themeColor="text1" w:val="000000"/>
     </w:rPr>
     <w:tblPr>
@@ -11525,6 +12121,7 @@
     </w:tcPr>
     <w:tblStylePr w:type="firstRow">
       <w:rPr>
+        <w:rFonts w:eastAsia="黑体"/>
         <w:b/>
         <w:bCs/>
         <w:color w:themeColor="text1" w:val="000000"/>
@@ -11536,6 +12133,7 @@
     </w:tblStylePr>
     <w:tblStylePr w:type="lastRow">
       <w:rPr>
+        <w:rFonts w:eastAsia="黑体"/>
         <w:b/>
         <w:bCs/>
         <w:color w:themeColor="text1" w:val="000000"/>
@@ -11555,6 +12153,7 @@
     </w:tblStylePr>
     <w:tblStylePr w:type="firstCol">
       <w:rPr>
+        <w:rFonts w:eastAsia="黑体"/>
         <w:b/>
         <w:bCs/>
         <w:color w:themeColor="text1" w:val="000000"/>
@@ -11574,6 +12173,7 @@
     </w:tblStylePr>
     <w:tblStylePr w:type="lastCol">
       <w:rPr>
+        <w:rFonts w:eastAsia="黑体"/>
         <w:b w:val="0"/>
         <w:bCs w:val="0"/>
         <w:color w:themeColor="text1" w:val="000000"/>
@@ -11623,7 +12223,7 @@
       <w:spacing w:after="0" w:line="240" w:lineRule="auto"/>
     </w:pPr>
     <w:rPr>
-      <w:rFonts w:asciiTheme="majorHAnsi" w:cstheme="majorBidi" w:eastAsiaTheme="majorEastAsia" w:hAnsiTheme="majorHAnsi"/>
+      <w:rFonts w:asciiTheme="majorHAnsi" w:cstheme="majorBidi" w:hAnsiTheme="majorHAnsi" w:eastAsia="黑体"/>
       <w:color w:themeColor="text1" w:val="000000"/>
     </w:rPr>
     <w:tblPr>
@@ -11650,6 +12250,7 @@
     </w:tcPr>
     <w:tblStylePr w:type="firstRow">
       <w:rPr>
+        <w:rFonts w:eastAsia="黑体"/>
         <w:b/>
         <w:bCs/>
         <w:color w:themeColor="text1" w:val="000000"/>
@@ -11661,6 +12262,7 @@
     </w:tblStylePr>
     <w:tblStylePr w:type="lastRow">
       <w:rPr>
+        <w:rFonts w:eastAsia="黑体"/>
         <w:b/>
         <w:bCs/>
         <w:color w:themeColor="text1" w:val="000000"/>
@@ -11680,6 +12282,7 @@
     </w:tblStylePr>
     <w:tblStylePr w:type="firstCol">
       <w:rPr>
+        <w:rFonts w:eastAsia="黑体"/>
         <w:b/>
         <w:bCs/>
         <w:color w:themeColor="text1" w:val="000000"/>
@@ -11699,6 +12302,7 @@
     </w:tblStylePr>
     <w:tblStylePr w:type="lastCol">
       <w:rPr>
+        <w:rFonts w:eastAsia="黑体"/>
         <w:b w:val="0"/>
         <w:bCs w:val="0"/>
         <w:color w:themeColor="text1" w:val="000000"/>
@@ -11771,6 +12375,7 @@
     </w:tcPr>
     <w:tblStylePr w:type="firstRow">
       <w:rPr>
+        <w:rFonts w:eastAsia="黑体"/>
         <w:b/>
         <w:bCs/>
         <w:i w:val="0"/>
@@ -11792,6 +12397,7 @@
     </w:tblStylePr>
     <w:tblStylePr w:type="lastRow">
       <w:rPr>
+        <w:rFonts w:eastAsia="黑体"/>
         <w:b/>
         <w:bCs/>
         <w:i w:val="0"/>
@@ -11813,6 +12419,7 @@
     </w:tblStylePr>
     <w:tblStylePr w:type="firstCol">
       <w:rPr>
+        <w:rFonts w:eastAsia="黑体"/>
         <w:b/>
         <w:bCs/>
         <w:i w:val="0"/>
@@ -11832,6 +12439,7 @@
     </w:tblStylePr>
     <w:tblStylePr w:type="lastCol">
       <w:rPr>
+        <w:rFonts w:eastAsia="黑体"/>
         <w:b/>
         <w:bCs/>
         <w:i w:val="0"/>
@@ -11912,6 +12520,7 @@
     </w:tcPr>
     <w:tblStylePr w:type="firstRow">
       <w:rPr>
+        <w:rFonts w:eastAsia="黑体"/>
         <w:b/>
         <w:bCs/>
         <w:i w:val="0"/>
@@ -11933,6 +12542,7 @@
     </w:tblStylePr>
     <w:tblStylePr w:type="lastRow">
       <w:rPr>
+        <w:rFonts w:eastAsia="黑体"/>
         <w:b/>
         <w:bCs/>
         <w:i w:val="0"/>
@@ -11954,6 +12564,7 @@
     </w:tblStylePr>
     <w:tblStylePr w:type="firstCol">
       <w:rPr>
+        <w:rFonts w:eastAsia="黑体"/>
         <w:b/>
         <w:bCs/>
         <w:i w:val="0"/>
@@ -11973,6 +12584,7 @@
     </w:tblStylePr>
     <w:tblStylePr w:type="lastCol">
       <w:rPr>
+        <w:rFonts w:eastAsia="黑体"/>
         <w:b/>
         <w:bCs/>
         <w:i w:val="0"/>
@@ -12053,6 +12665,7 @@
     </w:tcPr>
     <w:tblStylePr w:type="firstRow">
       <w:rPr>
+        <w:rFonts w:eastAsia="黑体"/>
         <w:b/>
         <w:bCs/>
         <w:i w:val="0"/>
@@ -12074,6 +12687,7 @@
     </w:tblStylePr>
     <w:tblStylePr w:type="lastRow">
       <w:rPr>
+        <w:rFonts w:eastAsia="黑体"/>
         <w:b/>
         <w:bCs/>
         <w:i w:val="0"/>
@@ -12095,6 +12709,7 @@
     </w:tblStylePr>
     <w:tblStylePr w:type="firstCol">
       <w:rPr>
+        <w:rFonts w:eastAsia="黑体"/>
         <w:b/>
         <w:bCs/>
         <w:i w:val="0"/>
@@ -12114,6 +12729,7 @@
     </w:tblStylePr>
     <w:tblStylePr w:type="lastCol">
       <w:rPr>
+        <w:rFonts w:eastAsia="黑体"/>
         <w:b/>
         <w:bCs/>
         <w:i w:val="0"/>
@@ -12194,6 +12810,7 @@
     </w:tcPr>
     <w:tblStylePr w:type="firstRow">
       <w:rPr>
+        <w:rFonts w:eastAsia="黑体"/>
         <w:b/>
         <w:bCs/>
         <w:i w:val="0"/>
@@ -12215,6 +12832,7 @@
     </w:tblStylePr>
     <w:tblStylePr w:type="lastRow">
       <w:rPr>
+        <w:rFonts w:eastAsia="黑体"/>
         <w:b/>
         <w:bCs/>
         <w:i w:val="0"/>
@@ -12236,6 +12854,7 @@
     </w:tblStylePr>
     <w:tblStylePr w:type="firstCol">
       <w:rPr>
+        <w:rFonts w:eastAsia="黑体"/>
         <w:b/>
         <w:bCs/>
         <w:i w:val="0"/>
@@ -12255,6 +12874,7 @@
     </w:tblStylePr>
     <w:tblStylePr w:type="lastCol">
       <w:rPr>
+        <w:rFonts w:eastAsia="黑体"/>
         <w:b/>
         <w:bCs/>
         <w:i w:val="0"/>
@@ -12335,6 +12955,7 @@
     </w:tcPr>
     <w:tblStylePr w:type="firstRow">
       <w:rPr>
+        <w:rFonts w:eastAsia="黑体"/>
         <w:b/>
         <w:bCs/>
         <w:i w:val="0"/>
@@ -12356,6 +12977,7 @@
     </w:tblStylePr>
     <w:tblStylePr w:type="lastRow">
       <w:rPr>
+        <w:rFonts w:eastAsia="黑体"/>
         <w:b/>
         <w:bCs/>
         <w:i w:val="0"/>
@@ -12377,6 +12999,7 @@
     </w:tblStylePr>
     <w:tblStylePr w:type="firstCol">
       <w:rPr>
+        <w:rFonts w:eastAsia="黑体"/>
         <w:b/>
         <w:bCs/>
         <w:i w:val="0"/>
@@ -12396,6 +13019,7 @@
     </w:tblStylePr>
     <w:tblStylePr w:type="lastCol">
       <w:rPr>
+        <w:rFonts w:eastAsia="黑体"/>
         <w:b/>
         <w:bCs/>
         <w:i w:val="0"/>
@@ -12476,6 +13100,7 @@
     </w:tcPr>
     <w:tblStylePr w:type="firstRow">
       <w:rPr>
+        <w:rFonts w:eastAsia="黑体"/>
         <w:b/>
         <w:bCs/>
         <w:i w:val="0"/>
@@ -12497,6 +13122,7 @@
     </w:tblStylePr>
     <w:tblStylePr w:type="lastRow">
       <w:rPr>
+        <w:rFonts w:eastAsia="黑体"/>
         <w:b/>
         <w:bCs/>
         <w:i w:val="0"/>
@@ -12518,6 +13144,7 @@
     </w:tblStylePr>
     <w:tblStylePr w:type="firstCol">
       <w:rPr>
+        <w:rFonts w:eastAsia="黑体"/>
         <w:b/>
         <w:bCs/>
         <w:i w:val="0"/>
@@ -12537,6 +13164,7 @@
     </w:tblStylePr>
     <w:tblStylePr w:type="lastCol">
       <w:rPr>
+        <w:rFonts w:eastAsia="黑体"/>
         <w:b/>
         <w:bCs/>
         <w:i w:val="0"/>
@@ -12617,6 +13245,7 @@
     </w:tcPr>
     <w:tblStylePr w:type="firstRow">
       <w:rPr>
+        <w:rFonts w:eastAsia="黑体"/>
         <w:b/>
         <w:bCs/>
         <w:i w:val="0"/>
@@ -12638,6 +13267,7 @@
     </w:tblStylePr>
     <w:tblStylePr w:type="lastRow">
       <w:rPr>
+        <w:rFonts w:eastAsia="黑体"/>
         <w:b/>
         <w:bCs/>
         <w:i w:val="0"/>
@@ -12659,6 +13289,7 @@
     </w:tblStylePr>
     <w:tblStylePr w:type="firstCol">
       <w:rPr>
+        <w:rFonts w:eastAsia="黑体"/>
         <w:b/>
         <w:bCs/>
         <w:i w:val="0"/>
@@ -12678,6 +13309,7 @@
     </w:tblStylePr>
     <w:tblStylePr w:type="lastCol">
       <w:rPr>
+        <w:rFonts w:eastAsia="黑体"/>
         <w:b/>
         <w:bCs/>
         <w:i w:val="0"/>
@@ -12735,6 +13367,7 @@
       <w:spacing w:after="0" w:line="240" w:lineRule="auto"/>
     </w:pPr>
     <w:rPr>
+      <w:rFonts w:eastAsia="黑体"/>
       <w:color w:themeColor="background1" w:val="FFFFFF"/>
     </w:rPr>
     <w:tblPr>
@@ -12753,6 +13386,7 @@
     </w:tcPr>
     <w:tblStylePr w:type="firstRow">
       <w:rPr>
+        <w:rFonts w:eastAsia="黑体"/>
         <w:b/>
         <w:bCs/>
       </w:rPr>
@@ -12849,6 +13483,7 @@
       <w:spacing w:after="0" w:line="240" w:lineRule="auto"/>
     </w:pPr>
     <w:rPr>
+      <w:rFonts w:eastAsia="黑体"/>
       <w:color w:themeColor="background1" w:val="FFFFFF"/>
     </w:rPr>
     <w:tblPr>
@@ -12867,6 +13502,7 @@
     </w:tcPr>
     <w:tblStylePr w:type="firstRow">
       <w:rPr>
+        <w:rFonts w:eastAsia="黑体"/>
         <w:b/>
         <w:bCs/>
       </w:rPr>
@@ -12963,6 +13599,7 @@
       <w:spacing w:after="0" w:line="240" w:lineRule="auto"/>
     </w:pPr>
     <w:rPr>
+      <w:rFonts w:eastAsia="黑体"/>
       <w:color w:themeColor="background1" w:val="FFFFFF"/>
     </w:rPr>
     <w:tblPr>
@@ -12981,6 +13618,7 @@
     </w:tcPr>
     <w:tblStylePr w:type="firstRow">
       <w:rPr>
+        <w:rFonts w:eastAsia="黑体"/>
         <w:b/>
         <w:bCs/>
       </w:rPr>
@@ -13077,6 +13715,7 @@
       <w:spacing w:after="0" w:line="240" w:lineRule="auto"/>
     </w:pPr>
     <w:rPr>
+      <w:rFonts w:eastAsia="黑体"/>
       <w:color w:themeColor="background1" w:val="FFFFFF"/>
     </w:rPr>
     <w:tblPr>
@@ -13095,6 +13734,7 @@
     </w:tcPr>
     <w:tblStylePr w:type="firstRow">
       <w:rPr>
+        <w:rFonts w:eastAsia="黑体"/>
         <w:b/>
         <w:bCs/>
       </w:rPr>
@@ -13191,6 +13831,7 @@
       <w:spacing w:after="0" w:line="240" w:lineRule="auto"/>
     </w:pPr>
     <w:rPr>
+      <w:rFonts w:eastAsia="黑体"/>
       <w:color w:themeColor="background1" w:val="FFFFFF"/>
     </w:rPr>
     <w:tblPr>
@@ -13209,6 +13850,7 @@
     </w:tcPr>
     <w:tblStylePr w:type="firstRow">
       <w:rPr>
+        <w:rFonts w:eastAsia="黑体"/>
         <w:b/>
         <w:bCs/>
       </w:rPr>
@@ -13305,6 +13947,7 @@
       <w:spacing w:after="0" w:line="240" w:lineRule="auto"/>
     </w:pPr>
     <w:rPr>
+      <w:rFonts w:eastAsia="黑体"/>
       <w:color w:themeColor="background1" w:val="FFFFFF"/>
     </w:rPr>
     <w:tblPr>
@@ -13323,6 +13966,7 @@
     </w:tcPr>
     <w:tblStylePr w:type="firstRow">
       <w:rPr>
+        <w:rFonts w:eastAsia="黑体"/>
         <w:b/>
         <w:bCs/>
       </w:rPr>
@@ -13419,6 +14063,7 @@
       <w:spacing w:after="0" w:line="240" w:lineRule="auto"/>
     </w:pPr>
     <w:rPr>
+      <w:rFonts w:eastAsia="黑体"/>
       <w:color w:themeColor="background1" w:val="FFFFFF"/>
     </w:rPr>
     <w:tblPr>
@@ -13437,6 +14082,7 @@
     </w:tcPr>
     <w:tblStylePr w:type="firstRow">
       <w:rPr>
+        <w:rFonts w:eastAsia="黑体"/>
         <w:b/>
         <w:bCs/>
       </w:rPr>
@@ -13533,6 +14179,7 @@
       <w:spacing w:after="0" w:line="240" w:lineRule="auto"/>
     </w:pPr>
     <w:rPr>
+      <w:rFonts w:eastAsia="黑体"/>
       <w:color w:themeColor="text1" w:val="000000"/>
     </w:rPr>
     <w:tblPr>
@@ -13559,6 +14206,7 @@
     </w:tcPr>
     <w:tblStylePr w:type="firstRow">
       <w:rPr>
+        <w:rFonts w:eastAsia="黑体"/>
         <w:b/>
         <w:bCs/>
       </w:rPr>
@@ -13577,6 +14225,7 @@
     </w:tblStylePr>
     <w:tblStylePr w:type="lastRow">
       <w:rPr>
+        <w:rFonts w:eastAsia="黑体"/>
         <w:b/>
         <w:bCs/>
         <w:color w:themeColor="background1" w:val="FFFFFF"/>
@@ -13591,6 +14240,7 @@
     </w:tblStylePr>
     <w:tblStylePr w:type="firstCol">
       <w:rPr>
+        <w:rFonts w:eastAsia="黑体"/>
         <w:color w:themeColor="background1" w:val="FFFFFF"/>
       </w:rPr>
       <w:tblPr/>
@@ -13608,6 +14258,7 @@
     </w:tblStylePr>
     <w:tblStylePr w:type="lastCol">
       <w:rPr>
+        <w:rFonts w:eastAsia="黑体"/>
         <w:color w:themeColor="background1" w:val="FFFFFF"/>
       </w:rPr>
       <w:tblPr/>
@@ -13637,11 +14288,13 @@
     </w:tblStylePr>
     <w:tblStylePr w:type="neCell">
       <w:rPr>
+        <w:rFonts w:eastAsia="黑体"/>
         <w:color w:themeColor="text1" w:val="000000"/>
       </w:rPr>
     </w:tblStylePr>
     <w:tblStylePr w:type="nwCell">
       <w:rPr>
+        <w:rFonts w:eastAsia="黑体"/>
         <w:color w:themeColor="text1" w:val="000000"/>
       </w:rPr>
     </w:tblStylePr>
@@ -13655,6 +14308,7 @@
       <w:spacing w:after="0" w:line="240" w:lineRule="auto"/>
     </w:pPr>
     <w:rPr>
+      <w:rFonts w:eastAsia="黑体"/>
       <w:color w:themeColor="text1" w:val="000000"/>
     </w:rPr>
     <w:tblPr>
@@ -13681,6 +14335,7 @@
     </w:tcPr>
     <w:tblStylePr w:type="firstRow">
       <w:rPr>
+        <w:rFonts w:eastAsia="黑体"/>
         <w:b/>
         <w:bCs/>
       </w:rPr>
@@ -13699,6 +14354,7 @@
     </w:tblStylePr>
     <w:tblStylePr w:type="lastRow">
       <w:rPr>
+        <w:rFonts w:eastAsia="黑体"/>
         <w:b/>
         <w:bCs/>
         <w:color w:themeColor="background1" w:val="FFFFFF"/>
@@ -13713,6 +14369,7 @@
     </w:tblStylePr>
     <w:tblStylePr w:type="firstCol">
       <w:rPr>
+        <w:rFonts w:eastAsia="黑体"/>
         <w:color w:themeColor="background1" w:val="FFFFFF"/>
       </w:rPr>
       <w:tblPr/>
@@ -13730,6 +14387,7 @@
     </w:tblStylePr>
     <w:tblStylePr w:type="lastCol">
       <w:rPr>
+        <w:rFonts w:eastAsia="黑体"/>
         <w:color w:themeColor="background1" w:val="FFFFFF"/>
       </w:rPr>
       <w:tblPr/>
@@ -13759,11 +14417,13 @@
     </w:tblStylePr>
     <w:tblStylePr w:type="neCell">
       <w:rPr>
+        <w:rFonts w:eastAsia="黑体"/>
         <w:color w:themeColor="text1" w:val="000000"/>
       </w:rPr>
     </w:tblStylePr>
     <w:tblStylePr w:type="nwCell">
       <w:rPr>
+        <w:rFonts w:eastAsia="黑体"/>
         <w:color w:themeColor="text1" w:val="000000"/>
       </w:rPr>
     </w:tblStylePr>
@@ -13777,6 +14437,7 @@
       <w:spacing w:after="0" w:line="240" w:lineRule="auto"/>
     </w:pPr>
     <w:rPr>
+      <w:rFonts w:eastAsia="黑体"/>
       <w:color w:themeColor="text1" w:val="000000"/>
     </w:rPr>
     <w:tblPr>
@@ -13803,6 +14464,7 @@
     </w:tcPr>
     <w:tblStylePr w:type="firstRow">
       <w:rPr>
+        <w:rFonts w:eastAsia="黑体"/>
         <w:b/>
         <w:bCs/>
       </w:rPr>
@@ -13821,6 +14483,7 @@
     </w:tblStylePr>
     <w:tblStylePr w:type="lastRow">
       <w:rPr>
+        <w:rFonts w:eastAsia="黑体"/>
         <w:b/>
         <w:bCs/>
         <w:color w:themeColor="background1" w:val="FFFFFF"/>
@@ -13835,6 +14498,7 @@
     </w:tblStylePr>
     <w:tblStylePr w:type="firstCol">
       <w:rPr>
+        <w:rFonts w:eastAsia="黑体"/>
         <w:color w:themeColor="background1" w:val="FFFFFF"/>
       </w:rPr>
       <w:tblPr/>
@@ -13852,6 +14516,7 @@
     </w:tblStylePr>
     <w:tblStylePr w:type="lastCol">
       <w:rPr>
+        <w:rFonts w:eastAsia="黑体"/>
         <w:color w:themeColor="background1" w:val="FFFFFF"/>
       </w:rPr>
       <w:tblPr/>
@@ -13881,11 +14546,13 @@
     </w:tblStylePr>
     <w:tblStylePr w:type="neCell">
       <w:rPr>
+        <w:rFonts w:eastAsia="黑体"/>
         <w:color w:themeColor="text1" w:val="000000"/>
       </w:rPr>
     </w:tblStylePr>
     <w:tblStylePr w:type="nwCell">
       <w:rPr>
+        <w:rFonts w:eastAsia="黑体"/>
         <w:color w:themeColor="text1" w:val="000000"/>
       </w:rPr>
     </w:tblStylePr>
@@ -13899,6 +14566,7 @@
       <w:spacing w:after="0" w:line="240" w:lineRule="auto"/>
     </w:pPr>
     <w:rPr>
+      <w:rFonts w:eastAsia="黑体"/>
       <w:color w:themeColor="text1" w:val="000000"/>
     </w:rPr>
     <w:tblPr>
@@ -13925,6 +14593,7 @@
     </w:tcPr>
     <w:tblStylePr w:type="firstRow">
       <w:rPr>
+        <w:rFonts w:eastAsia="黑体"/>
         <w:b/>
         <w:bCs/>
       </w:rPr>
@@ -13943,6 +14612,7 @@
     </w:tblStylePr>
     <w:tblStylePr w:type="lastRow">
       <w:rPr>
+        <w:rFonts w:eastAsia="黑体"/>
         <w:b/>
         <w:bCs/>
         <w:color w:themeColor="background1" w:val="FFFFFF"/>
@@ -13957,6 +14627,7 @@
     </w:tblStylePr>
     <w:tblStylePr w:type="firstCol">
       <w:rPr>
+        <w:rFonts w:eastAsia="黑体"/>
         <w:color w:themeColor="background1" w:val="FFFFFF"/>
       </w:rPr>
       <w:tblPr/>
@@ -13974,6 +14645,7 @@
     </w:tblStylePr>
     <w:tblStylePr w:type="lastCol">
       <w:rPr>
+        <w:rFonts w:eastAsia="黑体"/>
         <w:color w:themeColor="background1" w:val="FFFFFF"/>
       </w:rPr>
       <w:tblPr/>
@@ -14011,6 +14683,7 @@
       <w:spacing w:after="0" w:line="240" w:lineRule="auto"/>
     </w:pPr>
     <w:rPr>
+      <w:rFonts w:eastAsia="黑体"/>
       <w:color w:themeColor="text1" w:val="000000"/>
     </w:rPr>
     <w:tblPr>
@@ -14037,6 +14710,7 @@
     </w:tcPr>
     <w:tblStylePr w:type="firstRow">
       <w:rPr>
+        <w:rFonts w:eastAsia="黑体"/>
         <w:b/>
         <w:bCs/>
       </w:rPr>
@@ -14055,6 +14729,7 @@
     </w:tblStylePr>
     <w:tblStylePr w:type="lastRow">
       <w:rPr>
+        <w:rFonts w:eastAsia="黑体"/>
         <w:b/>
         <w:bCs/>
         <w:color w:themeColor="background1" w:val="FFFFFF"/>
@@ -14069,6 +14744,7 @@
     </w:tblStylePr>
     <w:tblStylePr w:type="firstCol">
       <w:rPr>
+        <w:rFonts w:eastAsia="黑体"/>
         <w:color w:themeColor="background1" w:val="FFFFFF"/>
       </w:rPr>
       <w:tblPr/>
@@ -14086,6 +14762,7 @@
     </w:tblStylePr>
     <w:tblStylePr w:type="lastCol">
       <w:rPr>
+        <w:rFonts w:eastAsia="黑体"/>
         <w:color w:themeColor="background1" w:val="FFFFFF"/>
       </w:rPr>
       <w:tblPr/>
@@ -14115,11 +14792,13 @@
     </w:tblStylePr>
     <w:tblStylePr w:type="neCell">
       <w:rPr>
+        <w:rFonts w:eastAsia="黑体"/>
         <w:color w:themeColor="text1" w:val="000000"/>
       </w:rPr>
     </w:tblStylePr>
     <w:tblStylePr w:type="nwCell">
       <w:rPr>
+        <w:rFonts w:eastAsia="黑体"/>
         <w:color w:themeColor="text1" w:val="000000"/>
       </w:rPr>
     </w:tblStylePr>
@@ -14133,6 +14812,7 @@
       <w:spacing w:after="0" w:line="240" w:lineRule="auto"/>
     </w:pPr>
     <w:rPr>
+      <w:rFonts w:eastAsia="黑体"/>
       <w:color w:themeColor="text1" w:val="000000"/>
     </w:rPr>
     <w:tblPr>
@@ -14159,6 +14839,7 @@
     </w:tcPr>
     <w:tblStylePr w:type="firstRow">
       <w:rPr>
+        <w:rFonts w:eastAsia="黑体"/>
         <w:b/>
         <w:bCs/>
       </w:rPr>
@@ -14177,6 +14858,7 @@
     </w:tblStylePr>
     <w:tblStylePr w:type="lastRow">
       <w:rPr>
+        <w:rFonts w:eastAsia="黑体"/>
         <w:b/>
         <w:bCs/>
         <w:color w:themeColor="background1" w:val="FFFFFF"/>
@@ -14191,6 +14873,7 @@
     </w:tblStylePr>
     <w:tblStylePr w:type="firstCol">
       <w:rPr>
+        <w:rFonts w:eastAsia="黑体"/>
         <w:color w:themeColor="background1" w:val="FFFFFF"/>
       </w:rPr>
       <w:tblPr/>
@@ -14208,6 +14891,7 @@
     </w:tblStylePr>
     <w:tblStylePr w:type="lastCol">
       <w:rPr>
+        <w:rFonts w:eastAsia="黑体"/>
         <w:color w:themeColor="background1" w:val="FFFFFF"/>
       </w:rPr>
       <w:tblPr/>
@@ -14237,11 +14921,13 @@
     </w:tblStylePr>
     <w:tblStylePr w:type="neCell">
       <w:rPr>
+        <w:rFonts w:eastAsia="黑体"/>
         <w:color w:themeColor="text1" w:val="000000"/>
       </w:rPr>
     </w:tblStylePr>
     <w:tblStylePr w:type="nwCell">
       <w:rPr>
+        <w:rFonts w:eastAsia="黑体"/>
         <w:color w:themeColor="text1" w:val="000000"/>
       </w:rPr>
     </w:tblStylePr>
@@ -14255,6 +14941,7 @@
       <w:spacing w:after="0" w:line="240" w:lineRule="auto"/>
     </w:pPr>
     <w:rPr>
+      <w:rFonts w:eastAsia="黑体"/>
       <w:color w:themeColor="text1" w:val="000000"/>
     </w:rPr>
     <w:tblPr>
@@ -14281,6 +14968,7 @@
     </w:tcPr>
     <w:tblStylePr w:type="firstRow">
       <w:rPr>
+        <w:rFonts w:eastAsia="黑体"/>
         <w:b/>
         <w:bCs/>
       </w:rPr>
@@ -14299,6 +14987,7 @@
     </w:tblStylePr>
     <w:tblStylePr w:type="lastRow">
       <w:rPr>
+        <w:rFonts w:eastAsia="黑体"/>
         <w:b/>
         <w:bCs/>
         <w:color w:themeColor="background1" w:val="FFFFFF"/>
@@ -14313,6 +15002,7 @@
     </w:tblStylePr>
     <w:tblStylePr w:type="firstCol">
       <w:rPr>
+        <w:rFonts w:eastAsia="黑体"/>
         <w:color w:themeColor="background1" w:val="FFFFFF"/>
       </w:rPr>
       <w:tblPr/>
@@ -14330,6 +15020,7 @@
     </w:tblStylePr>
     <w:tblStylePr w:type="lastCol">
       <w:rPr>
+        <w:rFonts w:eastAsia="黑体"/>
         <w:color w:themeColor="background1" w:val="FFFFFF"/>
       </w:rPr>
       <w:tblPr/>
@@ -14359,11 +15050,13 @@
     </w:tblStylePr>
     <w:tblStylePr w:type="neCell">
       <w:rPr>
+        <w:rFonts w:eastAsia="黑体"/>
         <w:color w:themeColor="text1" w:val="000000"/>
       </w:rPr>
     </w:tblStylePr>
     <w:tblStylePr w:type="nwCell">
       <w:rPr>
+        <w:rFonts w:eastAsia="黑体"/>
         <w:color w:themeColor="text1" w:val="000000"/>
       </w:rPr>
     </w:tblStylePr>
@@ -14377,6 +15070,7 @@
       <w:spacing w:after="0" w:line="240" w:lineRule="auto"/>
     </w:pPr>
     <w:rPr>
+      <w:rFonts w:eastAsia="黑体"/>
       <w:color w:themeColor="text1" w:val="000000"/>
     </w:rPr>
     <w:tblPr>
@@ -14395,6 +15089,7 @@
     </w:tcPr>
     <w:tblStylePr w:type="firstRow">
       <w:rPr>
+        <w:rFonts w:eastAsia="黑体"/>
         <w:b/>
         <w:bCs/>
         <w:color w:themeColor="background1" w:val="FFFFFF"/>
@@ -14409,6 +15104,7 @@
     </w:tblStylePr>
     <w:tblStylePr w:type="lastRow">
       <w:rPr>
+        <w:rFonts w:eastAsia="黑体"/>
         <w:b/>
         <w:bCs/>
         <w:color w:themeColor="accent2" w:themeShade="CC" w:val="9E3A38"/>
@@ -14423,12 +15119,14 @@
     </w:tblStylePr>
     <w:tblStylePr w:type="firstCol">
       <w:rPr>
+        <w:rFonts w:eastAsia="黑体"/>
         <w:b/>
         <w:bCs/>
       </w:rPr>
     </w:tblStylePr>
     <w:tblStylePr w:type="lastCol">
       <w:rPr>
+        <w:rFonts w:eastAsia="黑体"/>
         <w:b/>
         <w:bCs/>
       </w:rPr>
@@ -14463,6 +15161,7 @@
       <w:spacing w:after="0" w:line="240" w:lineRule="auto"/>
     </w:pPr>
     <w:rPr>
+      <w:rFonts w:eastAsia="黑体"/>
       <w:color w:themeColor="text1" w:val="000000"/>
     </w:rPr>
     <w:tblPr>
@@ -14481,6 +15180,7 @@
     </w:tcPr>
     <w:tblStylePr w:type="firstRow">
       <w:rPr>
+        <w:rFonts w:eastAsia="黑体"/>
         <w:b/>
         <w:bCs/>
         <w:color w:themeColor="background1" w:val="FFFFFF"/>
@@ -14495,6 +15195,7 @@
     </w:tblStylePr>
     <w:tblStylePr w:type="lastRow">
       <w:rPr>
+        <w:rFonts w:eastAsia="黑体"/>
         <w:b/>
         <w:bCs/>
         <w:color w:themeColor="accent2" w:themeShade="CC" w:val="9E3A38"/>
@@ -14509,12 +15210,14 @@
     </w:tblStylePr>
     <w:tblStylePr w:type="firstCol">
       <w:rPr>
+        <w:rFonts w:eastAsia="黑体"/>
         <w:b/>
         <w:bCs/>
       </w:rPr>
     </w:tblStylePr>
     <w:tblStylePr w:type="lastCol">
       <w:rPr>
+        <w:rFonts w:eastAsia="黑体"/>
         <w:b/>
         <w:bCs/>
       </w:rPr>
@@ -14549,6 +15252,7 @@
       <w:spacing w:after="0" w:line="240" w:lineRule="auto"/>
     </w:pPr>
     <w:rPr>
+      <w:rFonts w:eastAsia="黑体"/>
       <w:color w:themeColor="text1" w:val="000000"/>
     </w:rPr>
     <w:tblPr>
@@ -14567,6 +15271,7 @@
     </w:tcPr>
     <w:tblStylePr w:type="firstRow">
       <w:rPr>
+        <w:rFonts w:eastAsia="黑体"/>
         <w:b/>
         <w:bCs/>
         <w:color w:themeColor="background1" w:val="FFFFFF"/>
@@ -14581,6 +15286,7 @@
     </w:tblStylePr>
     <w:tblStylePr w:type="lastRow">
       <w:rPr>
+        <w:rFonts w:eastAsia="黑体"/>
         <w:b/>
         <w:bCs/>
         <w:color w:themeColor="accent2" w:themeShade="CC" w:val="9E3A38"/>
@@ -14595,12 +15301,14 @@
     </w:tblStylePr>
     <w:tblStylePr w:type="firstCol">
       <w:rPr>
+        <w:rFonts w:eastAsia="黑体"/>
         <w:b/>
         <w:bCs/>
       </w:rPr>
     </w:tblStylePr>
     <w:tblStylePr w:type="lastCol">
       <w:rPr>
+        <w:rFonts w:eastAsia="黑体"/>
         <w:b/>
         <w:bCs/>
       </w:rPr>
@@ -14635,6 +15343,7 @@
       <w:spacing w:after="0" w:line="240" w:lineRule="auto"/>
     </w:pPr>
     <w:rPr>
+      <w:rFonts w:eastAsia="黑体"/>
       <w:color w:themeColor="text1" w:val="000000"/>
     </w:rPr>
     <w:tblPr>
@@ -14653,6 +15362,7 @@
     </w:tcPr>
     <w:tblStylePr w:type="firstRow">
       <w:rPr>
+        <w:rFonts w:eastAsia="黑体"/>
         <w:b/>
         <w:bCs/>
         <w:color w:themeColor="background1" w:val="FFFFFF"/>
@@ -14667,6 +15377,7 @@
     </w:tblStylePr>
     <w:tblStylePr w:type="lastRow">
       <w:rPr>
+        <w:rFonts w:eastAsia="黑体"/>
         <w:b/>
         <w:bCs/>
         <w:color w:themeColor="accent4" w:themeShade="CC" w:val="664E82"/>
@@ -14681,12 +15392,14 @@
     </w:tblStylePr>
     <w:tblStylePr w:type="firstCol">
       <w:rPr>
+        <w:rFonts w:eastAsia="黑体"/>
         <w:b/>
         <w:bCs/>
       </w:rPr>
     </w:tblStylePr>
     <w:tblStylePr w:type="lastCol">
       <w:rPr>
+        <w:rFonts w:eastAsia="黑体"/>
         <w:b/>
         <w:bCs/>
       </w:rPr>
@@ -14721,6 +15434,7 @@
       <w:spacing w:after="0" w:line="240" w:lineRule="auto"/>
     </w:pPr>
     <w:rPr>
+      <w:rFonts w:eastAsia="黑体"/>
       <w:color w:themeColor="text1" w:val="000000"/>
     </w:rPr>
     <w:tblPr>
@@ -14739,6 +15453,7 @@
     </w:tcPr>
     <w:tblStylePr w:type="firstRow">
       <w:rPr>
+        <w:rFonts w:eastAsia="黑体"/>
         <w:b/>
         <w:bCs/>
         <w:color w:themeColor="background1" w:val="FFFFFF"/>
@@ -14753,6 +15468,7 @@
     </w:tblStylePr>
     <w:tblStylePr w:type="lastRow">
       <w:rPr>
+        <w:rFonts w:eastAsia="黑体"/>
         <w:b/>
         <w:bCs/>
         <w:color w:themeColor="accent3" w:themeShade="CC" w:val="7E9C40"/>
@@ -14767,12 +15483,14 @@
     </w:tblStylePr>
     <w:tblStylePr w:type="firstCol">
       <w:rPr>
+        <w:rFonts w:eastAsia="黑体"/>
         <w:b/>
         <w:bCs/>
       </w:rPr>
     </w:tblStylePr>
     <w:tblStylePr w:type="lastCol">
       <w:rPr>
+        <w:rFonts w:eastAsia="黑体"/>
         <w:b/>
         <w:bCs/>
       </w:rPr>
@@ -14807,6 +15525,7 @@
       <w:spacing w:after="0" w:line="240" w:lineRule="auto"/>
     </w:pPr>
     <w:rPr>
+      <w:rFonts w:eastAsia="黑体"/>
       <w:color w:themeColor="text1" w:val="000000"/>
     </w:rPr>
     <w:tblPr>
@@ -14825,6 +15544,7 @@
     </w:tcPr>
     <w:tblStylePr w:type="firstRow">
       <w:rPr>
+        <w:rFonts w:eastAsia="黑体"/>
         <w:b/>
         <w:bCs/>
         <w:color w:themeColor="background1" w:val="FFFFFF"/>
@@ -14839,6 +15559,7 @@
     </w:tblStylePr>
     <w:tblStylePr w:type="lastRow">
       <w:rPr>
+        <w:rFonts w:eastAsia="黑体"/>
         <w:b/>
         <w:bCs/>
         <w:color w:themeColor="accent6" w:themeShade="CC" w:val="F2730A"/>
@@ -14853,12 +15574,14 @@
     </w:tblStylePr>
     <w:tblStylePr w:type="firstCol">
       <w:rPr>
+        <w:rFonts w:eastAsia="黑体"/>
         <w:b/>
         <w:bCs/>
       </w:rPr>
     </w:tblStylePr>
     <w:tblStylePr w:type="lastCol">
       <w:rPr>
+        <w:rFonts w:eastAsia="黑体"/>
         <w:b/>
         <w:bCs/>
       </w:rPr>
@@ -14893,6 +15616,7 @@
       <w:spacing w:after="0" w:line="240" w:lineRule="auto"/>
     </w:pPr>
     <w:rPr>
+      <w:rFonts w:eastAsia="黑体"/>
       <w:color w:themeColor="text1" w:val="000000"/>
     </w:rPr>
     <w:tblPr>
@@ -14911,6 +15635,7 @@
     </w:tcPr>
     <w:tblStylePr w:type="firstRow">
       <w:rPr>
+        <w:rFonts w:eastAsia="黑体"/>
         <w:b/>
         <w:bCs/>
         <w:color w:themeColor="background1" w:val="FFFFFF"/>
@@ -14925,6 +15650,7 @@
     </w:tblStylePr>
     <w:tblStylePr w:type="lastRow">
       <w:rPr>
+        <w:rFonts w:eastAsia="黑体"/>
         <w:b/>
         <w:bCs/>
         <w:color w:themeColor="accent5" w:themeShade="CC" w:val="348DA5"/>
@@ -14939,12 +15665,14 @@
     </w:tblStylePr>
     <w:tblStylePr w:type="firstCol">
       <w:rPr>
+        <w:rFonts w:eastAsia="黑体"/>
         <w:b/>
         <w:bCs/>
       </w:rPr>
     </w:tblStylePr>
     <w:tblStylePr w:type="lastCol">
       <w:rPr>
+        <w:rFonts w:eastAsia="黑体"/>
         <w:b/>
         <w:bCs/>
       </w:rPr>
@@ -14979,6 +15707,7 @@
       <w:spacing w:after="0" w:line="240" w:lineRule="auto"/>
     </w:pPr>
     <w:rPr>
+      <w:rFonts w:eastAsia="黑体"/>
       <w:color w:themeColor="text1" w:val="000000"/>
     </w:rPr>
     <w:tblPr>
@@ -15000,6 +15729,7 @@
     </w:tcPr>
     <w:tblStylePr w:type="firstRow">
       <w:rPr>
+        <w:rFonts w:eastAsia="黑体"/>
         <w:b/>
         <w:bCs/>
       </w:rPr>
@@ -15010,6 +15740,7 @@
     </w:tblStylePr>
     <w:tblStylePr w:type="lastRow">
       <w:rPr>
+        <w:rFonts w:eastAsia="黑体"/>
         <w:b/>
         <w:bCs/>
         <w:color w:themeColor="text1" w:val="000000"/>
@@ -15021,6 +15752,7 @@
     </w:tblStylePr>
     <w:tblStylePr w:type="firstCol">
       <w:rPr>
+        <w:rFonts w:eastAsia="黑体"/>
         <w:color w:themeColor="background1" w:val="FFFFFF"/>
       </w:rPr>
       <w:tblPr/>
@@ -15030,6 +15762,7 @@
     </w:tblStylePr>
     <w:tblStylePr w:type="lastCol">
       <w:rPr>
+        <w:rFonts w:eastAsia="黑体"/>
         <w:color w:themeColor="background1" w:val="FFFFFF"/>
       </w:rPr>
       <w:tblPr/>
@@ -15059,6 +15792,7 @@
       <w:spacing w:after="0" w:line="240" w:lineRule="auto"/>
     </w:pPr>
     <w:rPr>
+      <w:rFonts w:eastAsia="黑体"/>
       <w:color w:themeColor="text1" w:val="000000"/>
     </w:rPr>
     <w:tblPr>
@@ -15080,6 +15814,7 @@
     </w:tcPr>
     <w:tblStylePr w:type="firstRow">
       <w:rPr>
+        <w:rFonts w:eastAsia="黑体"/>
         <w:b/>
         <w:bCs/>
       </w:rPr>
@@ -15090,6 +15825,7 @@
     </w:tblStylePr>
     <w:tblStylePr w:type="lastRow">
       <w:rPr>
+        <w:rFonts w:eastAsia="黑体"/>
         <w:b/>
         <w:bCs/>
         <w:color w:themeColor="text1" w:val="000000"/>
@@ -15101,6 +15837,7 @@
     </w:tblStylePr>
     <w:tblStylePr w:type="firstCol">
       <w:rPr>
+        <w:rFonts w:eastAsia="黑体"/>
         <w:color w:themeColor="background1" w:val="FFFFFF"/>
       </w:rPr>
       <w:tblPr/>
@@ -15110,6 +15847,7 @@
     </w:tblStylePr>
     <w:tblStylePr w:type="lastCol">
       <w:rPr>
+        <w:rFonts w:eastAsia="黑体"/>
         <w:color w:themeColor="background1" w:val="FFFFFF"/>
       </w:rPr>
       <w:tblPr/>
@@ -15139,6 +15877,7 @@
       <w:spacing w:after="0" w:line="240" w:lineRule="auto"/>
     </w:pPr>
     <w:rPr>
+      <w:rFonts w:eastAsia="黑体"/>
       <w:color w:themeColor="text1" w:val="000000"/>
     </w:rPr>
     <w:tblPr>
@@ -15160,6 +15899,7 @@
     </w:tcPr>
     <w:tblStylePr w:type="firstRow">
       <w:rPr>
+        <w:rFonts w:eastAsia="黑体"/>
         <w:b/>
         <w:bCs/>
       </w:rPr>
@@ -15170,6 +15910,7 @@
     </w:tblStylePr>
     <w:tblStylePr w:type="lastRow">
       <w:rPr>
+        <w:rFonts w:eastAsia="黑体"/>
         <w:b/>
         <w:bCs/>
         <w:color w:themeColor="text1" w:val="000000"/>
@@ -15181,6 +15922,7 @@
     </w:tblStylePr>
     <w:tblStylePr w:type="firstCol">
       <w:rPr>
+        <w:rFonts w:eastAsia="黑体"/>
         <w:color w:themeColor="background1" w:val="FFFFFF"/>
       </w:rPr>
       <w:tblPr/>
@@ -15190,6 +15932,7 @@
     </w:tblStylePr>
     <w:tblStylePr w:type="lastCol">
       <w:rPr>
+        <w:rFonts w:eastAsia="黑体"/>
         <w:color w:themeColor="background1" w:val="FFFFFF"/>
       </w:rPr>
       <w:tblPr/>
@@ -15219,6 +15962,7 @@
       <w:spacing w:after="0" w:line="240" w:lineRule="auto"/>
     </w:pPr>
     <w:rPr>
+      <w:rFonts w:eastAsia="黑体"/>
       <w:color w:themeColor="text1" w:val="000000"/>
     </w:rPr>
     <w:tblPr>
@@ -15240,6 +15984,7 @@
     </w:tcPr>
     <w:tblStylePr w:type="firstRow">
       <w:rPr>
+        <w:rFonts w:eastAsia="黑体"/>
         <w:b/>
         <w:bCs/>
       </w:rPr>
@@ -15250,6 +15995,7 @@
     </w:tblStylePr>
     <w:tblStylePr w:type="lastRow">
       <w:rPr>
+        <w:rFonts w:eastAsia="黑体"/>
         <w:b/>
         <w:bCs/>
         <w:color w:themeColor="text1" w:val="000000"/>
@@ -15261,6 +16007,7 @@
     </w:tblStylePr>
     <w:tblStylePr w:type="firstCol">
       <w:rPr>
+        <w:rFonts w:eastAsia="黑体"/>
         <w:color w:themeColor="background1" w:val="FFFFFF"/>
       </w:rPr>
       <w:tblPr/>
@@ -15270,6 +16017,7 @@
     </w:tblStylePr>
     <w:tblStylePr w:type="lastCol">
       <w:rPr>
+        <w:rFonts w:eastAsia="黑体"/>
         <w:color w:themeColor="background1" w:val="FFFFFF"/>
       </w:rPr>
       <w:tblPr/>
@@ -15299,6 +16047,7 @@
       <w:spacing w:after="0" w:line="240" w:lineRule="auto"/>
     </w:pPr>
     <w:rPr>
+      <w:rFonts w:eastAsia="黑体"/>
       <w:color w:themeColor="text1" w:val="000000"/>
     </w:rPr>
     <w:tblPr>
@@ -15320,6 +16069,7 @@
     </w:tcPr>
     <w:tblStylePr w:type="firstRow">
       <w:rPr>
+        <w:rFonts w:eastAsia="黑体"/>
         <w:b/>
         <w:bCs/>
       </w:rPr>
@@ -15330,6 +16080,7 @@
     </w:tblStylePr>
     <w:tblStylePr w:type="lastRow">
       <w:rPr>
+        <w:rFonts w:eastAsia="黑体"/>
         <w:b/>
         <w:bCs/>
         <w:color w:themeColor="text1" w:val="000000"/>
@@ -15341,6 +16092,7 @@
     </w:tblStylePr>
     <w:tblStylePr w:type="firstCol">
       <w:rPr>
+        <w:rFonts w:eastAsia="黑体"/>
         <w:color w:themeColor="background1" w:val="FFFFFF"/>
       </w:rPr>
       <w:tblPr/>
@@ -15350,6 +16102,7 @@
     </w:tblStylePr>
     <w:tblStylePr w:type="lastCol">
       <w:rPr>
+        <w:rFonts w:eastAsia="黑体"/>
         <w:color w:themeColor="background1" w:val="FFFFFF"/>
       </w:rPr>
       <w:tblPr/>
@@ -15379,6 +16132,7 @@
       <w:spacing w:after="0" w:line="240" w:lineRule="auto"/>
     </w:pPr>
     <w:rPr>
+      <w:rFonts w:eastAsia="黑体"/>
       <w:color w:themeColor="text1" w:val="000000"/>
     </w:rPr>
     <w:tblPr>
@@ -15400,6 +16154,7 @@
     </w:tcPr>
     <w:tblStylePr w:type="firstRow">
       <w:rPr>
+        <w:rFonts w:eastAsia="黑体"/>
         <w:b/>
         <w:bCs/>
       </w:rPr>
@@ -15410,6 +16165,7 @@
     </w:tblStylePr>
     <w:tblStylePr w:type="lastRow">
       <w:rPr>
+        <w:rFonts w:eastAsia="黑体"/>
         <w:b/>
         <w:bCs/>
         <w:color w:themeColor="text1" w:val="000000"/>
@@ -15421,6 +16177,7 @@
     </w:tblStylePr>
     <w:tblStylePr w:type="firstCol">
       <w:rPr>
+        <w:rFonts w:eastAsia="黑体"/>
         <w:color w:themeColor="background1" w:val="FFFFFF"/>
       </w:rPr>
       <w:tblPr/>
@@ -15430,6 +16187,7 @@
     </w:tblStylePr>
     <w:tblStylePr w:type="lastCol">
       <w:rPr>
+        <w:rFonts w:eastAsia="黑体"/>
         <w:color w:themeColor="background1" w:val="FFFFFF"/>
       </w:rPr>
       <w:tblPr/>
@@ -15459,6 +16217,7 @@
       <w:spacing w:after="0" w:line="240" w:lineRule="auto"/>
     </w:pPr>
     <w:rPr>
+      <w:rFonts w:eastAsia="黑体"/>
       <w:color w:themeColor="text1" w:val="000000"/>
     </w:rPr>
     <w:tblPr>
@@ -15480,6 +16239,7 @@
     </w:tcPr>
     <w:tblStylePr w:type="firstRow">
       <w:rPr>
+        <w:rFonts w:eastAsia="黑体"/>
         <w:b/>
         <w:bCs/>
       </w:rPr>
@@ -15490,6 +16250,7 @@
     </w:tblStylePr>
     <w:tblStylePr w:type="lastRow">
       <w:rPr>
+        <w:rFonts w:eastAsia="黑体"/>
         <w:b/>
         <w:bCs/>
         <w:color w:themeColor="text1" w:val="000000"/>
@@ -15501,6 +16262,7 @@
     </w:tblStylePr>
     <w:tblStylePr w:type="firstCol">
       <w:rPr>
+        <w:rFonts w:eastAsia="黑体"/>
         <w:color w:themeColor="background1" w:val="FFFFFF"/>
       </w:rPr>
       <w:tblPr/>
@@ -15510,6 +16272,7 @@
     </w:tblStylePr>
     <w:tblStylePr w:type="lastCol">
       <w:rPr>
+        <w:rFonts w:eastAsia="黑体"/>
         <w:color w:themeColor="background1" w:val="FFFFFF"/>
       </w:rPr>
       <w:tblPr/>
@@ -15542,6 +16305,7 @@
     <w:name w:val="KeywordTok"/>
     <w:basedOn w:val="VerbatimChar"/>
     <w:rPr>
+      <w:rFonts w:eastAsia="黑体"/>
       <w:b/>
       <w:color w:val="007020"/>
     </w:rPr>
@@ -15550,6 +16314,7 @@
     <w:name w:val="DataTypeTok"/>
     <w:basedOn w:val="VerbatimChar"/>
     <w:rPr>
+      <w:rFonts w:eastAsia="黑体"/>
       <w:color w:val="902000"/>
     </w:rPr>
   </w:style>
@@ -15557,6 +16322,7 @@
     <w:name w:val="DecValTok"/>
     <w:basedOn w:val="VerbatimChar"/>
     <w:rPr>
+      <w:rFonts w:eastAsia="黑体"/>
       <w:color w:val="40a070"/>
     </w:rPr>
   </w:style>
@@ -15564,6 +16330,7 @@
     <w:name w:val="BaseNTok"/>
     <w:basedOn w:val="VerbatimChar"/>
     <w:rPr>
+      <w:rFonts w:eastAsia="黑体"/>
       <w:color w:val="40a070"/>
     </w:rPr>
   </w:style>
@@ -15571,6 +16338,7 @@
     <w:name w:val="FloatTok"/>
     <w:basedOn w:val="VerbatimChar"/>
     <w:rPr>
+      <w:rFonts w:eastAsia="黑体"/>
       <w:color w:val="40a070"/>
     </w:rPr>
   </w:style>
@@ -15578,6 +16346,7 @@
     <w:name w:val="ConstantTok"/>
     <w:basedOn w:val="VerbatimChar"/>
     <w:rPr>
+      <w:rFonts w:eastAsia="黑体"/>
       <w:color w:val="880000"/>
     </w:rPr>
   </w:style>
@@ -15585,6 +16354,7 @@
     <w:name w:val="CharTok"/>
     <w:basedOn w:val="VerbatimChar"/>
     <w:rPr>
+      <w:rFonts w:eastAsia="黑体"/>
       <w:color w:val="4070a0"/>
     </w:rPr>
   </w:style>
@@ -15592,6 +16362,7 @@
     <w:name w:val="SpecialCharTok"/>
     <w:basedOn w:val="VerbatimChar"/>
     <w:rPr>
+      <w:rFonts w:eastAsia="黑体"/>
       <w:color w:val="4070a0"/>
     </w:rPr>
   </w:style>
@@ -15599,6 +16370,7 @@
     <w:name w:val="StringTok"/>
     <w:basedOn w:val="VerbatimChar"/>
     <w:rPr>
+      <w:rFonts w:eastAsia="黑体"/>
       <w:color w:val="4070a0"/>
     </w:rPr>
   </w:style>
@@ -15606,6 +16378,7 @@
     <w:name w:val="VerbatimStringTok"/>
     <w:basedOn w:val="VerbatimChar"/>
     <w:rPr>
+      <w:rFonts w:eastAsia="黑体"/>
       <w:color w:val="4070a0"/>
     </w:rPr>
   </w:style>
@@ -15613,6 +16386,7 @@
     <w:name w:val="SpecialStringTok"/>
     <w:basedOn w:val="VerbatimChar"/>
     <w:rPr>
+      <w:rFonts w:eastAsia="黑体"/>
       <w:color w:val="bb6688"/>
     </w:rPr>
   </w:style>
@@ -15620,6 +16394,7 @@
     <w:name w:val="ImportTok"/>
     <w:basedOn w:val="VerbatimChar"/>
     <w:rPr>
+      <w:rFonts w:eastAsia="黑体"/>
       <w:b/>
       <w:color w:val="008000"/>
     </w:rPr>
@@ -15628,6 +16403,7 @@
     <w:name w:val="CommentTok"/>
     <w:basedOn w:val="VerbatimChar"/>
     <w:rPr>
+      <w:rFonts w:eastAsia="黑体"/>
       <w:i/>
       <w:color w:val="60a0b0"/>
     </w:rPr>
@@ -15636,6 +16412,7 @@
     <w:name w:val="DocumentationTok"/>
     <w:basedOn w:val="VerbatimChar"/>
     <w:rPr>
+      <w:rFonts w:eastAsia="黑体"/>
       <w:i/>
       <w:color w:val="ba2121"/>
     </w:rPr>
@@ -15644,6 +16421,7 @@
     <w:name w:val="AnnotationTok"/>
     <w:basedOn w:val="VerbatimChar"/>
     <w:rPr>
+      <w:rFonts w:eastAsia="黑体"/>
       <w:b/>
       <w:i/>
       <w:color w:val="60a0b0"/>
@@ -15653,6 +16431,7 @@
     <w:name w:val="CommentVarTok"/>
     <w:basedOn w:val="VerbatimChar"/>
     <w:rPr>
+      <w:rFonts w:eastAsia="黑体"/>
       <w:b/>
       <w:i/>
       <w:color w:val="60a0b0"/>
@@ -15662,6 +16441,7 @@
     <w:name w:val="OtherTok"/>
     <w:basedOn w:val="VerbatimChar"/>
     <w:rPr>
+      <w:rFonts w:eastAsia="黑体"/>
       <w:color w:val="007020"/>
     </w:rPr>
   </w:style>
@@ -15669,6 +16449,7 @@
     <w:name w:val="FunctionTok"/>
     <w:basedOn w:val="VerbatimChar"/>
     <w:rPr>
+      <w:rFonts w:eastAsia="黑体"/>
       <w:color w:val="06287e"/>
     </w:rPr>
   </w:style>
@@ -15676,6 +16457,7 @@
     <w:name w:val="VariableTok"/>
     <w:basedOn w:val="VerbatimChar"/>
     <w:rPr>
+      <w:rFonts w:eastAsia="黑体"/>
       <w:color w:val="19177c"/>
     </w:rPr>
   </w:style>
@@ -15683,6 +16465,7 @@
     <w:name w:val="ControlFlowTok"/>
     <w:basedOn w:val="VerbatimChar"/>
     <w:rPr>
+      <w:rFonts w:eastAsia="黑体"/>
       <w:b/>
       <w:color w:val="007020"/>
     </w:rPr>
@@ -15691,6 +16474,7 @@
     <w:name w:val="OperatorTok"/>
     <w:basedOn w:val="VerbatimChar"/>
     <w:rPr>
+      <w:rFonts w:eastAsia="黑体"/>
       <w:color w:val="666666"/>
     </w:rPr>
   </w:style>
@@ -15698,18 +16482,22 @@
     <w:name w:val="BuiltInTok"/>
     <w:basedOn w:val="VerbatimChar"/>
     <w:rPr>
+      <w:rFonts w:eastAsia="黑体"/>
       <w:color w:val="008000"/>
     </w:rPr>
   </w:style>
   <w:style w:type="character" w:customStyle="1" w:styleId="ExtensionTok">
     <w:name w:val="ExtensionTok"/>
     <w:basedOn w:val="VerbatimChar"/>
-    <w:rPr/>
+    <w:rPr>
+      <w:rFonts w:eastAsia="黑体"/>
+    </w:rPr>
   </w:style>
   <w:style w:type="character" w:customStyle="1" w:styleId="PreprocessorTok">
     <w:name w:val="PreprocessorTok"/>
     <w:basedOn w:val="VerbatimChar"/>
     <w:rPr>
+      <w:rFonts w:eastAsia="黑体"/>
       <w:color w:val="bc7a00"/>
     </w:rPr>
   </w:style>
@@ -15717,18 +16505,22 @@
     <w:name w:val="AttributeTok"/>
     <w:basedOn w:val="VerbatimChar"/>
     <w:rPr>
+      <w:rFonts w:eastAsia="黑体"/>
       <w:color w:val="7d9029"/>
     </w:rPr>
   </w:style>
   <w:style w:type="character" w:customStyle="1" w:styleId="RegionMarkerTok">
     <w:name w:val="RegionMarkerTok"/>
     <w:basedOn w:val="VerbatimChar"/>
-    <w:rPr/>
+    <w:rPr>
+      <w:rFonts w:eastAsia="黑体"/>
+    </w:rPr>
   </w:style>
   <w:style w:type="character" w:customStyle="1" w:styleId="InformationTok">
     <w:name w:val="InformationTok"/>
     <w:basedOn w:val="VerbatimChar"/>
     <w:rPr>
+      <w:rFonts w:eastAsia="黑体"/>
       <w:b/>
       <w:i/>
       <w:color w:val="60a0b0"/>
@@ -15738,6 +16530,7 @@
     <w:name w:val="WarningTok"/>
     <w:basedOn w:val="VerbatimChar"/>
     <w:rPr>
+      <w:rFonts w:eastAsia="黑体"/>
       <w:b/>
       <w:i/>
       <w:color w:val="60a0b0"/>
@@ -15747,6 +16540,7 @@
     <w:name w:val="AlertTok"/>
     <w:basedOn w:val="VerbatimChar"/>
     <w:rPr>
+      <w:rFonts w:eastAsia="黑体"/>
       <w:b/>
       <w:color w:val="ff0000"/>
     </w:rPr>
@@ -15755,6 +16549,7 @@
     <w:name w:val="ErrorTok"/>
     <w:basedOn w:val="VerbatimChar"/>
     <w:rPr>
+      <w:rFonts w:eastAsia="黑体"/>
       <w:b/>
       <w:color w:val="ff0000"/>
     </w:rPr>
@@ -15762,7 +16557,9 @@
   <w:style w:type="character" w:customStyle="1" w:styleId="NormalTok">
     <w:name w:val="NormalTok"/>
     <w:basedOn w:val="VerbatimChar"/>
-    <w:rPr/>
+    <w:rPr>
+      <w:rFonts w:eastAsia="黑体"/>
+    </w:rPr>
   </w:style>
 </w:styles>
 </file>
@@ -15811,12 +16608,12 @@
     <a:fontScheme name="Office">
       <a:majorFont>
         <a:latin typeface="Calibri"/>
-        <a:ea typeface=""/>
+        <a:ea typeface="黑体"/>
         <a:cs typeface=""/>
         <a:font script="Jpan" typeface="ＭＳ ゴシック"/>
         <a:font script="Hang" typeface="맑은 고딕"/>
-        <a:font script="Hans" typeface="宋体"/>
-        <a:font script="Hant" typeface="新細明體"/>
+        <a:font script="Hans" typeface="黑体"/>
+        <a:font script="Hant" typeface="黑体"/>
         <a:font script="Arab" typeface="Times New Roman"/>
         <a:font script="Hebr" typeface="Times New Roman"/>
         <a:font script="Thai" typeface="Angsana New"/>
@@ -15846,12 +16643,12 @@
       </a:majorFont>
       <a:minorFont>
         <a:latin typeface="Cambria"/>
-        <a:ea typeface=""/>
+        <a:ea typeface="黑体"/>
         <a:cs typeface=""/>
         <a:font script="Jpan" typeface="ＭＳ 明朝"/>
         <a:font script="Hang" typeface="맑은 고딕"/>
-        <a:font script="Hans" typeface="宋体"/>
-        <a:font script="Hant" typeface="新細明體"/>
+        <a:font script="Hans" typeface="黑体"/>
+        <a:font script="Hant" typeface="黑体"/>
         <a:font script="Arab" typeface="Arial"/>
         <a:font script="Hebr" typeface="Arial"/>
         <a:font script="Thai" typeface="Cordia New"/>

--- a/11-变流电路/02-逆变电路/飞跨电容逆变电路/飞跨电容逆变电路.docx
+++ b/11-变流电路/02-逆变电路/飞跨电容逆变电路/飞跨电容逆变电路.docx
@@ -3537,7 +3537,7 @@
           <w:color w:val="555555"/>
           <w:sz w:val="21"/>
         </w:rPr>
-        <w:t>材料收集者：杜文杰，WX手机：19519196569，QQ:3478827729</w:t>
+        <w:t>材料收集者：杜文杰，微信/手机：19519196569，QQ:3478827729</w:t>
       </w:r>
     </w:p>
     <w:sectPr>
